--- a/IT012_Lab02_2026.docx
+++ b/IT012_Lab02_2026.docx
@@ -11905,7 +11905,6 @@
                 <w:color w:val="7F7F7F"/>
                 <w:sz w:val="20"/>
                 <w:szCs w:val="20"/>
-                <w:lang w:val="en-US"/>
               </w:rPr>
             </w:pPr>
             <w:r>
@@ -11925,7 +11924,6 @@
                 <w:color w:val="7F7F7F"/>
                 <w:sz w:val="20"/>
                 <w:szCs w:val="20"/>
-                <w:lang w:val="en-US"/>
               </w:rPr>
               <w:t>, 5</w:t>
             </w:r>
@@ -12617,6 +12615,9 @@
               <w:jc w:val="center"/>
             </w:pPr>
             <w:r>
+              <w:rPr>
+                <w:noProof/>
+              </w:rPr>
               <w:lastRenderedPageBreak/>
               <w:drawing>
                 <wp:inline distT="0" distB="0" distL="0" distR="0" wp14:anchorId="7FD27CFA" wp14:editId="4911704A">
@@ -13415,7 +13416,16 @@
             <w:pPr>
               <w:spacing w:line="252" w:lineRule="auto"/>
               <w:jc w:val="center"/>
-            </w:pPr>
+              <w:rPr>
+                <w:lang w:val="en-US"/>
+              </w:rPr>
+            </w:pPr>
+            <w:r>
+              <w:rPr>
+                <w:lang w:val="en-US"/>
+              </w:rPr>
+              <w:t>4b</w:t>
+            </w:r>
           </w:p>
         </w:tc>
         <w:tc>
@@ -13434,7 +13444,16 @@
             <w:pPr>
               <w:spacing w:line="252" w:lineRule="auto"/>
               <w:jc w:val="center"/>
-            </w:pPr>
+              <w:rPr>
+                <w:lang w:val="en-US"/>
+              </w:rPr>
+            </w:pPr>
+            <w:r>
+              <w:rPr>
+                <w:lang w:val="en-US"/>
+              </w:rPr>
+              <w:t>4b</w:t>
+            </w:r>
           </w:p>
         </w:tc>
         <w:tc>
@@ -13453,7 +13472,16 @@
             <w:pPr>
               <w:spacing w:line="252" w:lineRule="auto"/>
               <w:jc w:val="center"/>
-            </w:pPr>
+              <w:rPr>
+                <w:lang w:val="en-US"/>
+              </w:rPr>
+            </w:pPr>
+            <w:r>
+              <w:rPr>
+                <w:lang w:val="en-US"/>
+              </w:rPr>
+              <w:t>01</w:t>
+            </w:r>
           </w:p>
         </w:tc>
         <w:tc>
@@ -13472,7 +13500,16 @@
             <w:pPr>
               <w:spacing w:line="252" w:lineRule="auto"/>
               <w:jc w:val="center"/>
-            </w:pPr>
+              <w:rPr>
+                <w:lang w:val="en-US"/>
+              </w:rPr>
+            </w:pPr>
+            <w:r>
+              <w:rPr>
+                <w:lang w:val="en-US"/>
+              </w:rPr>
+              <w:t>01</w:t>
+            </w:r>
           </w:p>
         </w:tc>
         <w:tc>
@@ -13491,7 +13528,16 @@
             <w:pPr>
               <w:spacing w:line="252" w:lineRule="auto"/>
               <w:jc w:val="center"/>
-            </w:pPr>
+              <w:rPr>
+                <w:lang w:val="en-US"/>
+              </w:rPr>
+            </w:pPr>
+            <w:r>
+              <w:rPr>
+                <w:lang w:val="en-US"/>
+              </w:rPr>
+              <w:t>0</w:t>
+            </w:r>
           </w:p>
         </w:tc>
       </w:tr>
@@ -13568,7 +13614,16 @@
             <w:pPr>
               <w:spacing w:line="252" w:lineRule="auto"/>
               <w:jc w:val="center"/>
-            </w:pPr>
+              <w:rPr>
+                <w:lang w:val="en-US"/>
+              </w:rPr>
+            </w:pPr>
+            <w:r>
+              <w:rPr>
+                <w:lang w:val="en-US"/>
+              </w:rPr>
+              <w:t>3d</w:t>
+            </w:r>
           </w:p>
         </w:tc>
         <w:tc>
@@ -13587,7 +13642,16 @@
             <w:pPr>
               <w:spacing w:line="252" w:lineRule="auto"/>
               <w:jc w:val="center"/>
-            </w:pPr>
+              <w:rPr>
+                <w:lang w:val="en-US"/>
+              </w:rPr>
+            </w:pPr>
+            <w:r>
+              <w:rPr>
+                <w:lang w:val="en-US"/>
+              </w:rPr>
+              <w:t>3d</w:t>
+            </w:r>
           </w:p>
         </w:tc>
         <w:tc>
@@ -13606,7 +13670,16 @@
             <w:pPr>
               <w:spacing w:line="252" w:lineRule="auto"/>
               <w:jc w:val="center"/>
-            </w:pPr>
+              <w:rPr>
+                <w:lang w:val="en-US"/>
+              </w:rPr>
+            </w:pPr>
+            <w:r>
+              <w:rPr>
+                <w:lang w:val="en-US"/>
+              </w:rPr>
+              <w:t>01</w:t>
+            </w:r>
           </w:p>
         </w:tc>
         <w:tc>
@@ -13625,7 +13698,16 @@
             <w:pPr>
               <w:spacing w:line="252" w:lineRule="auto"/>
               <w:jc w:val="center"/>
-            </w:pPr>
+              <w:rPr>
+                <w:lang w:val="en-US"/>
+              </w:rPr>
+            </w:pPr>
+            <w:r>
+              <w:rPr>
+                <w:lang w:val="en-US"/>
+              </w:rPr>
+              <w:t>01</w:t>
+            </w:r>
           </w:p>
         </w:tc>
         <w:tc>
@@ -13644,7 +13726,16 @@
             <w:pPr>
               <w:spacing w:line="252" w:lineRule="auto"/>
               <w:jc w:val="center"/>
-            </w:pPr>
+              <w:rPr>
+                <w:lang w:val="en-US"/>
+              </w:rPr>
+            </w:pPr>
+            <w:r>
+              <w:rPr>
+                <w:lang w:val="en-US"/>
+              </w:rPr>
+              <w:t>0</w:t>
+            </w:r>
           </w:p>
         </w:tc>
       </w:tr>
@@ -13720,7 +13811,16 @@
             <w:pPr>
               <w:spacing w:line="252" w:lineRule="auto"/>
               <w:jc w:val="center"/>
-            </w:pPr>
+              <w:rPr>
+                <w:lang w:val="en-US"/>
+              </w:rPr>
+            </w:pPr>
+            <w:r>
+              <w:rPr>
+                <w:lang w:val="en-US"/>
+              </w:rPr>
+              <w:t>2d</w:t>
+            </w:r>
           </w:p>
         </w:tc>
         <w:tc>
@@ -13739,7 +13839,16 @@
             <w:pPr>
               <w:spacing w:line="252" w:lineRule="auto"/>
               <w:jc w:val="center"/>
-            </w:pPr>
+              <w:rPr>
+                <w:lang w:val="en-US"/>
+              </w:rPr>
+            </w:pPr>
+            <w:r>
+              <w:rPr>
+                <w:lang w:val="en-US"/>
+              </w:rPr>
+              <w:t>2d</w:t>
+            </w:r>
           </w:p>
         </w:tc>
         <w:tc>
@@ -13758,7 +13867,16 @@
             <w:pPr>
               <w:spacing w:line="252" w:lineRule="auto"/>
               <w:jc w:val="center"/>
-            </w:pPr>
+              <w:rPr>
+                <w:lang w:val="en-US"/>
+              </w:rPr>
+            </w:pPr>
+            <w:r>
+              <w:rPr>
+                <w:lang w:val="en-US"/>
+              </w:rPr>
+              <w:t>ff</w:t>
+            </w:r>
           </w:p>
         </w:tc>
         <w:tc>
@@ -13777,7 +13895,16 @@
             <w:pPr>
               <w:spacing w:line="252" w:lineRule="auto"/>
               <w:jc w:val="center"/>
-            </w:pPr>
+              <w:rPr>
+                <w:lang w:val="en-US"/>
+              </w:rPr>
+            </w:pPr>
+            <w:r>
+              <w:rPr>
+                <w:lang w:val="en-US"/>
+              </w:rPr>
+              <w:t>ff</w:t>
+            </w:r>
           </w:p>
         </w:tc>
         <w:tc>
@@ -13796,7 +13923,16 @@
             <w:pPr>
               <w:spacing w:line="252" w:lineRule="auto"/>
               <w:jc w:val="center"/>
-            </w:pPr>
+              <w:rPr>
+                <w:lang w:val="en-US"/>
+              </w:rPr>
+            </w:pPr>
+            <w:r>
+              <w:rPr>
+                <w:lang w:val="en-US"/>
+              </w:rPr>
+              <w:t>0</w:t>
+            </w:r>
           </w:p>
         </w:tc>
       </w:tr>
@@ -13872,7 +14008,16 @@
             <w:pPr>
               <w:spacing w:line="252" w:lineRule="auto"/>
               <w:jc w:val="center"/>
-            </w:pPr>
+              <w:rPr>
+                <w:lang w:val="en-US"/>
+              </w:rPr>
+            </w:pPr>
+            <w:r>
+              <w:rPr>
+                <w:lang w:val="en-US"/>
+              </w:rPr>
+              <w:t>3b</w:t>
+            </w:r>
           </w:p>
         </w:tc>
         <w:tc>
@@ -13891,7 +14036,16 @@
             <w:pPr>
               <w:spacing w:line="252" w:lineRule="auto"/>
               <w:jc w:val="center"/>
-            </w:pPr>
+              <w:rPr>
+                <w:lang w:val="en-US"/>
+              </w:rPr>
+            </w:pPr>
+            <w:r>
+              <w:rPr>
+                <w:lang w:val="en-US"/>
+              </w:rPr>
+              <w:t>3b</w:t>
+            </w:r>
           </w:p>
         </w:tc>
         <w:tc>
@@ -13910,7 +14064,16 @@
             <w:pPr>
               <w:spacing w:line="252" w:lineRule="auto"/>
               <w:jc w:val="center"/>
-            </w:pPr>
+              <w:rPr>
+                <w:lang w:val="en-US"/>
+              </w:rPr>
+            </w:pPr>
+            <w:r>
+              <w:rPr>
+                <w:lang w:val="en-US"/>
+              </w:rPr>
+              <w:t>ff</w:t>
+            </w:r>
           </w:p>
         </w:tc>
         <w:tc>
@@ -13929,7 +14092,16 @@
             <w:pPr>
               <w:spacing w:line="252" w:lineRule="auto"/>
               <w:jc w:val="center"/>
-            </w:pPr>
+              <w:rPr>
+                <w:lang w:val="en-US"/>
+              </w:rPr>
+            </w:pPr>
+            <w:r>
+              <w:rPr>
+                <w:lang w:val="en-US"/>
+              </w:rPr>
+              <w:t>ff</w:t>
+            </w:r>
           </w:p>
         </w:tc>
         <w:tc>
@@ -13948,7 +14120,16 @@
             <w:pPr>
               <w:spacing w:line="252" w:lineRule="auto"/>
               <w:jc w:val="center"/>
-            </w:pPr>
+              <w:rPr>
+                <w:lang w:val="en-US"/>
+              </w:rPr>
+            </w:pPr>
+            <w:r>
+              <w:rPr>
+                <w:lang w:val="en-US"/>
+              </w:rPr>
+              <w:t>0</w:t>
+            </w:r>
           </w:p>
         </w:tc>
       </w:tr>
@@ -14024,7 +14205,16 @@
             <w:pPr>
               <w:spacing w:line="252" w:lineRule="auto"/>
               <w:jc w:val="center"/>
-            </w:pPr>
+              <w:rPr>
+                <w:lang w:val="en-US"/>
+              </w:rPr>
+            </w:pPr>
+            <w:r>
+              <w:rPr>
+                <w:lang w:val="en-US"/>
+              </w:rPr>
+              <w:t>0c</w:t>
+            </w:r>
           </w:p>
         </w:tc>
         <w:tc>
@@ -14043,7 +14233,16 @@
             <w:pPr>
               <w:spacing w:line="252" w:lineRule="auto"/>
               <w:jc w:val="center"/>
-            </w:pPr>
+              <w:rPr>
+                <w:lang w:val="en-US"/>
+              </w:rPr>
+            </w:pPr>
+            <w:r>
+              <w:rPr>
+                <w:lang w:val="en-US"/>
+              </w:rPr>
+              <w:t>0c</w:t>
+            </w:r>
           </w:p>
         </w:tc>
         <w:tc>
@@ -14062,7 +14261,16 @@
             <w:pPr>
               <w:spacing w:line="252" w:lineRule="auto"/>
               <w:jc w:val="center"/>
-            </w:pPr>
+              <w:rPr>
+                <w:lang w:val="en-US"/>
+              </w:rPr>
+            </w:pPr>
+            <w:r>
+              <w:rPr>
+                <w:lang w:val="en-US"/>
+              </w:rPr>
+              <w:t>00</w:t>
+            </w:r>
           </w:p>
         </w:tc>
         <w:tc>
@@ -14081,7 +14289,16 @@
             <w:pPr>
               <w:spacing w:line="252" w:lineRule="auto"/>
               <w:jc w:val="center"/>
-            </w:pPr>
+              <w:rPr>
+                <w:lang w:val="en-US"/>
+              </w:rPr>
+            </w:pPr>
+            <w:r>
+              <w:rPr>
+                <w:lang w:val="en-US"/>
+              </w:rPr>
+              <w:t>00</w:t>
+            </w:r>
           </w:p>
         </w:tc>
         <w:tc>
@@ -14100,7 +14317,16 @@
             <w:pPr>
               <w:spacing w:line="252" w:lineRule="auto"/>
               <w:jc w:val="center"/>
-            </w:pPr>
+              <w:rPr>
+                <w:lang w:val="en-US"/>
+              </w:rPr>
+            </w:pPr>
+            <w:r>
+              <w:rPr>
+                <w:lang w:val="en-US"/>
+              </w:rPr>
+              <w:t>1</w:t>
+            </w:r>
           </w:p>
         </w:tc>
       </w:tr>
@@ -14176,7 +14402,16 @@
             <w:pPr>
               <w:spacing w:line="252" w:lineRule="auto"/>
               <w:jc w:val="center"/>
-            </w:pPr>
+              <w:rPr>
+                <w:lang w:val="en-US"/>
+              </w:rPr>
+            </w:pPr>
+            <w:r>
+              <w:rPr>
+                <w:lang w:val="en-US"/>
+              </w:rPr>
+              <w:t>3f</w:t>
+            </w:r>
           </w:p>
         </w:tc>
         <w:tc>
@@ -14195,7 +14430,16 @@
             <w:pPr>
               <w:spacing w:line="252" w:lineRule="auto"/>
               <w:jc w:val="center"/>
-            </w:pPr>
+              <w:rPr>
+                <w:lang w:val="en-US"/>
+              </w:rPr>
+            </w:pPr>
+            <w:r>
+              <w:rPr>
+                <w:lang w:val="en-US"/>
+              </w:rPr>
+              <w:t>3f</w:t>
+            </w:r>
           </w:p>
         </w:tc>
         <w:tc>
@@ -14214,7 +14458,16 @@
             <w:pPr>
               <w:spacing w:line="252" w:lineRule="auto"/>
               <w:jc w:val="center"/>
-            </w:pPr>
+              <w:rPr>
+                <w:lang w:val="en-US"/>
+              </w:rPr>
+            </w:pPr>
+            <w:r>
+              <w:rPr>
+                <w:lang w:val="en-US"/>
+              </w:rPr>
+              <w:t>01</w:t>
+            </w:r>
           </w:p>
         </w:tc>
         <w:tc>
@@ -14233,7 +14486,16 @@
             <w:pPr>
               <w:spacing w:line="252" w:lineRule="auto"/>
               <w:jc w:val="center"/>
-            </w:pPr>
+              <w:rPr>
+                <w:lang w:val="en-US"/>
+              </w:rPr>
+            </w:pPr>
+            <w:r>
+              <w:rPr>
+                <w:lang w:val="en-US"/>
+              </w:rPr>
+              <w:t>01</w:t>
+            </w:r>
           </w:p>
         </w:tc>
         <w:tc>
@@ -14252,7 +14514,16 @@
             <w:pPr>
               <w:spacing w:line="252" w:lineRule="auto"/>
               <w:jc w:val="center"/>
-            </w:pPr>
+              <w:rPr>
+                <w:lang w:val="en-US"/>
+              </w:rPr>
+            </w:pPr>
+            <w:r>
+              <w:rPr>
+                <w:lang w:val="en-US"/>
+              </w:rPr>
+              <w:t>0</w:t>
+            </w:r>
           </w:p>
         </w:tc>
       </w:tr>
@@ -14328,7 +14599,16 @@
             <w:pPr>
               <w:spacing w:line="252" w:lineRule="auto"/>
               <w:jc w:val="center"/>
-            </w:pPr>
+              <w:rPr>
+                <w:lang w:val="en-US"/>
+              </w:rPr>
+            </w:pPr>
+            <w:r>
+              <w:rPr>
+                <w:lang w:val="en-US"/>
+              </w:rPr>
+              <w:t>C3</w:t>
+            </w:r>
           </w:p>
         </w:tc>
         <w:tc>
@@ -14347,7 +14627,16 @@
             <w:pPr>
               <w:spacing w:line="252" w:lineRule="auto"/>
               <w:jc w:val="center"/>
-            </w:pPr>
+              <w:rPr>
+                <w:lang w:val="en-US"/>
+              </w:rPr>
+            </w:pPr>
+            <w:r>
+              <w:rPr>
+                <w:lang w:val="en-US"/>
+              </w:rPr>
+              <w:t>C3</w:t>
+            </w:r>
           </w:p>
         </w:tc>
         <w:tc>
@@ -14366,7 +14655,16 @@
             <w:pPr>
               <w:spacing w:line="252" w:lineRule="auto"/>
               <w:jc w:val="center"/>
-            </w:pPr>
+              <w:rPr>
+                <w:lang w:val="en-US"/>
+              </w:rPr>
+            </w:pPr>
+            <w:r>
+              <w:rPr>
+                <w:lang w:val="en-US"/>
+              </w:rPr>
+              <w:t>ff</w:t>
+            </w:r>
           </w:p>
         </w:tc>
         <w:tc>
@@ -14385,7 +14683,16 @@
             <w:pPr>
               <w:spacing w:line="252" w:lineRule="auto"/>
               <w:jc w:val="center"/>
-            </w:pPr>
+              <w:rPr>
+                <w:lang w:val="en-US"/>
+              </w:rPr>
+            </w:pPr>
+            <w:r>
+              <w:rPr>
+                <w:lang w:val="en-US"/>
+              </w:rPr>
+              <w:t>ff</w:t>
+            </w:r>
           </w:p>
         </w:tc>
         <w:tc>
@@ -14404,7 +14711,16 @@
             <w:pPr>
               <w:spacing w:line="252" w:lineRule="auto"/>
               <w:jc w:val="center"/>
-            </w:pPr>
+              <w:rPr>
+                <w:lang w:val="en-US"/>
+              </w:rPr>
+            </w:pPr>
+            <w:r>
+              <w:rPr>
+                <w:lang w:val="en-US"/>
+              </w:rPr>
+              <w:t>0</w:t>
+            </w:r>
           </w:p>
         </w:tc>
       </w:tr>
@@ -14480,7 +14796,16 @@
             <w:pPr>
               <w:spacing w:line="252" w:lineRule="auto"/>
               <w:jc w:val="center"/>
-            </w:pPr>
+              <w:rPr>
+                <w:lang w:val="en-US"/>
+              </w:rPr>
+            </w:pPr>
+            <w:r>
+              <w:rPr>
+                <w:lang w:val="en-US"/>
+              </w:rPr>
+              <w:t>33</w:t>
+            </w:r>
           </w:p>
         </w:tc>
         <w:tc>
@@ -14499,7 +14824,16 @@
             <w:pPr>
               <w:spacing w:line="252" w:lineRule="auto"/>
               <w:jc w:val="center"/>
-            </w:pPr>
+              <w:rPr>
+                <w:lang w:val="en-US"/>
+              </w:rPr>
+            </w:pPr>
+            <w:r>
+              <w:rPr>
+                <w:lang w:val="en-US"/>
+              </w:rPr>
+              <w:t>33</w:t>
+            </w:r>
           </w:p>
         </w:tc>
         <w:tc>
@@ -14518,7 +14852,16 @@
             <w:pPr>
               <w:spacing w:line="252" w:lineRule="auto"/>
               <w:jc w:val="center"/>
-            </w:pPr>
+              <w:rPr>
+                <w:lang w:val="en-US"/>
+              </w:rPr>
+            </w:pPr>
+            <w:r>
+              <w:rPr>
+                <w:lang w:val="en-US"/>
+              </w:rPr>
+              <w:t>01</w:t>
+            </w:r>
           </w:p>
         </w:tc>
         <w:tc>
@@ -14537,7 +14880,16 @@
             <w:pPr>
               <w:spacing w:line="252" w:lineRule="auto"/>
               <w:jc w:val="center"/>
-            </w:pPr>
+              <w:rPr>
+                <w:lang w:val="en-US"/>
+              </w:rPr>
+            </w:pPr>
+            <w:r>
+              <w:rPr>
+                <w:lang w:val="en-US"/>
+              </w:rPr>
+              <w:t>01</w:t>
+            </w:r>
           </w:p>
         </w:tc>
         <w:tc>
@@ -14556,7 +14908,16 @@
             <w:pPr>
               <w:spacing w:line="252" w:lineRule="auto"/>
               <w:jc w:val="center"/>
-            </w:pPr>
+              <w:rPr>
+                <w:lang w:val="en-US"/>
+              </w:rPr>
+            </w:pPr>
+            <w:r>
+              <w:rPr>
+                <w:lang w:val="en-US"/>
+              </w:rPr>
+              <w:t>0</w:t>
+            </w:r>
           </w:p>
         </w:tc>
       </w:tr>
@@ -14614,15 +14975,668 @@
             <w:shd w:val="clear" w:color="auto" w:fill="FFF6D6"/>
           </w:tcPr>
           <w:p>
-            <w:r>
-              <w:rPr>
-                <w:i/>
-                <w:iCs/>
-                <w:color w:val="7F7F7F"/>
+            <w:pPr>
+              <w:rPr>
+                <w:b/>
+                <w:bCs/>
+                <w:lang w:val="fr-FR"/>
+              </w:rPr>
+            </w:pPr>
+            <w:r>
+              <w:rPr>
+                <w:b/>
+                <w:bCs/>
                 <w:sz w:val="20"/>
                 <w:szCs w:val="20"/>
               </w:rPr>
               <w:t>Trả lời:</w:t>
+            </w:r>
+            <w:r>
+              <w:rPr>
+                <w:b/>
+                <w:bCs/>
+                <w:sz w:val="20"/>
+                <w:szCs w:val="20"/>
+              </w:rPr>
+              <w:t xml:space="preserve"> Phép NOT, phép – và phép -1 cho kết quả R = 0xFF. </w:t>
+            </w:r>
+            <w:proofErr w:type="spellStart"/>
+            <w:r>
+              <w:rPr>
+                <w:b/>
+                <w:bCs/>
+                <w:sz w:val="20"/>
+                <w:szCs w:val="20"/>
+                <w:lang w:val="fr-FR"/>
+              </w:rPr>
+              <w:t>Đó</w:t>
+            </w:r>
+            <w:proofErr w:type="spellEnd"/>
+            <w:r>
+              <w:rPr>
+                <w:b/>
+                <w:bCs/>
+                <w:sz w:val="20"/>
+                <w:szCs w:val="20"/>
+                <w:lang w:val="fr-FR"/>
+              </w:rPr>
+              <w:t xml:space="preserve"> là </w:t>
+            </w:r>
+            <w:proofErr w:type="spellStart"/>
+            <w:r>
+              <w:rPr>
+                <w:b/>
+                <w:bCs/>
+                <w:sz w:val="20"/>
+                <w:szCs w:val="20"/>
+                <w:lang w:val="fr-FR"/>
+              </w:rPr>
+              <w:t>các</w:t>
+            </w:r>
+            <w:proofErr w:type="spellEnd"/>
+            <w:r>
+              <w:rPr>
+                <w:b/>
+                <w:bCs/>
+                <w:sz w:val="20"/>
+                <w:szCs w:val="20"/>
+                <w:lang w:val="fr-FR"/>
+              </w:rPr>
+              <w:t xml:space="preserve"> </w:t>
+            </w:r>
+            <w:proofErr w:type="spellStart"/>
+            <w:r>
+              <w:rPr>
+                <w:b/>
+                <w:bCs/>
+                <w:sz w:val="20"/>
+                <w:szCs w:val="20"/>
+                <w:lang w:val="fr-FR"/>
+              </w:rPr>
+              <w:t>giá</w:t>
+            </w:r>
+            <w:proofErr w:type="spellEnd"/>
+            <w:r>
+              <w:rPr>
+                <w:b/>
+                <w:bCs/>
+                <w:sz w:val="20"/>
+                <w:szCs w:val="20"/>
+                <w:lang w:val="fr-FR"/>
+              </w:rPr>
+              <w:t xml:space="preserve"> </w:t>
+            </w:r>
+            <w:proofErr w:type="spellStart"/>
+            <w:r>
+              <w:rPr>
+                <w:b/>
+                <w:bCs/>
+                <w:sz w:val="20"/>
+                <w:szCs w:val="20"/>
+                <w:lang w:val="fr-FR"/>
+              </w:rPr>
+              <w:t>trị</w:t>
+            </w:r>
+            <w:proofErr w:type="spellEnd"/>
+            <w:r>
+              <w:rPr>
+                <w:b/>
+                <w:bCs/>
+                <w:sz w:val="20"/>
+                <w:szCs w:val="20"/>
+                <w:lang w:val="fr-FR"/>
+              </w:rPr>
+              <w:t xml:space="preserve"> -1. ALU </w:t>
+            </w:r>
+            <w:proofErr w:type="spellStart"/>
+            <w:r>
+              <w:rPr>
+                <w:b/>
+                <w:bCs/>
+                <w:sz w:val="20"/>
+                <w:szCs w:val="20"/>
+                <w:lang w:val="fr-FR"/>
+              </w:rPr>
+              <w:t>không</w:t>
+            </w:r>
+            <w:proofErr w:type="spellEnd"/>
+            <w:r>
+              <w:rPr>
+                <w:b/>
+                <w:bCs/>
+                <w:sz w:val="20"/>
+                <w:szCs w:val="20"/>
+                <w:lang w:val="fr-FR"/>
+              </w:rPr>
+              <w:t xml:space="preserve"> </w:t>
+            </w:r>
+            <w:proofErr w:type="spellStart"/>
+            <w:r>
+              <w:rPr>
+                <w:b/>
+                <w:bCs/>
+                <w:sz w:val="20"/>
+                <w:szCs w:val="20"/>
+                <w:lang w:val="fr-FR"/>
+              </w:rPr>
+              <w:t>biết</w:t>
+            </w:r>
+            <w:proofErr w:type="spellEnd"/>
+            <w:r>
+              <w:rPr>
+                <w:b/>
+                <w:bCs/>
+                <w:sz w:val="20"/>
+                <w:szCs w:val="20"/>
+                <w:lang w:val="fr-FR"/>
+              </w:rPr>
+              <w:t xml:space="preserve"> </w:t>
+            </w:r>
+            <w:proofErr w:type="spellStart"/>
+            <w:r>
+              <w:rPr>
+                <w:b/>
+                <w:bCs/>
+                <w:sz w:val="20"/>
+                <w:szCs w:val="20"/>
+                <w:lang w:val="fr-FR"/>
+              </w:rPr>
+              <w:t>điều</w:t>
+            </w:r>
+            <w:proofErr w:type="spellEnd"/>
+            <w:r>
+              <w:rPr>
+                <w:b/>
+                <w:bCs/>
+                <w:sz w:val="20"/>
+                <w:szCs w:val="20"/>
+                <w:lang w:val="fr-FR"/>
+              </w:rPr>
+              <w:t xml:space="preserve"> </w:t>
+            </w:r>
+            <w:proofErr w:type="spellStart"/>
+            <w:r>
+              <w:rPr>
+                <w:b/>
+                <w:bCs/>
+                <w:sz w:val="20"/>
+                <w:szCs w:val="20"/>
+                <w:lang w:val="fr-FR"/>
+              </w:rPr>
+              <w:t>đó</w:t>
+            </w:r>
+            <w:proofErr w:type="spellEnd"/>
+            <w:r>
+              <w:rPr>
+                <w:b/>
+                <w:bCs/>
+                <w:sz w:val="20"/>
+                <w:szCs w:val="20"/>
+                <w:lang w:val="fr-FR"/>
+              </w:rPr>
+              <w:t xml:space="preserve"> ! Z = 1 ở </w:t>
+            </w:r>
+            <w:proofErr w:type="spellStart"/>
+            <w:r>
+              <w:rPr>
+                <w:b/>
+                <w:bCs/>
+                <w:sz w:val="20"/>
+                <w:szCs w:val="20"/>
+                <w:lang w:val="fr-FR"/>
+              </w:rPr>
+              <w:t>phép</w:t>
+            </w:r>
+            <w:proofErr w:type="spellEnd"/>
+            <w:r>
+              <w:rPr>
+                <w:b/>
+                <w:bCs/>
+                <w:sz w:val="20"/>
+                <w:szCs w:val="20"/>
+                <w:lang w:val="fr-FR"/>
+              </w:rPr>
+              <w:t xml:space="preserve"> AND, Z = 1 </w:t>
+            </w:r>
+            <w:proofErr w:type="spellStart"/>
+            <w:r>
+              <w:rPr>
+                <w:b/>
+                <w:bCs/>
+                <w:sz w:val="20"/>
+                <w:szCs w:val="20"/>
+                <w:lang w:val="fr-FR"/>
+              </w:rPr>
+              <w:t>không</w:t>
+            </w:r>
+            <w:proofErr w:type="spellEnd"/>
+            <w:r>
+              <w:rPr>
+                <w:b/>
+                <w:bCs/>
+                <w:sz w:val="20"/>
+                <w:szCs w:val="20"/>
+                <w:lang w:val="fr-FR"/>
+              </w:rPr>
+              <w:t xml:space="preserve"> </w:t>
+            </w:r>
+            <w:proofErr w:type="spellStart"/>
+            <w:r>
+              <w:rPr>
+                <w:b/>
+                <w:bCs/>
+                <w:sz w:val="20"/>
+                <w:szCs w:val="20"/>
+                <w:lang w:val="fr-FR"/>
+              </w:rPr>
+              <w:t>đồng</w:t>
+            </w:r>
+            <w:proofErr w:type="spellEnd"/>
+            <w:r>
+              <w:rPr>
+                <w:b/>
+                <w:bCs/>
+                <w:sz w:val="20"/>
+                <w:szCs w:val="20"/>
+                <w:lang w:val="fr-FR"/>
+              </w:rPr>
+              <w:t xml:space="preserve"> </w:t>
+            </w:r>
+            <w:proofErr w:type="spellStart"/>
+            <w:r>
+              <w:rPr>
+                <w:b/>
+                <w:bCs/>
+                <w:sz w:val="20"/>
+                <w:szCs w:val="20"/>
+                <w:lang w:val="fr-FR"/>
+              </w:rPr>
+              <w:t>nghĩa</w:t>
+            </w:r>
+            <w:proofErr w:type="spellEnd"/>
+            <w:r>
+              <w:rPr>
+                <w:b/>
+                <w:bCs/>
+                <w:sz w:val="20"/>
+                <w:szCs w:val="20"/>
+                <w:lang w:val="fr-FR"/>
+              </w:rPr>
+              <w:t xml:space="preserve"> </w:t>
+            </w:r>
+            <w:proofErr w:type="spellStart"/>
+            <w:r>
+              <w:rPr>
+                <w:b/>
+                <w:bCs/>
+                <w:sz w:val="20"/>
+                <w:szCs w:val="20"/>
+                <w:lang w:val="fr-FR"/>
+              </w:rPr>
+              <w:t>với</w:t>
+            </w:r>
+            <w:proofErr w:type="spellEnd"/>
+            <w:r>
+              <w:rPr>
+                <w:b/>
+                <w:bCs/>
+                <w:sz w:val="20"/>
+                <w:szCs w:val="20"/>
+                <w:lang w:val="fr-FR"/>
+              </w:rPr>
+              <w:t xml:space="preserve"> « </w:t>
+            </w:r>
+            <w:proofErr w:type="spellStart"/>
+            <w:r>
+              <w:rPr>
+                <w:b/>
+                <w:bCs/>
+                <w:sz w:val="20"/>
+                <w:szCs w:val="20"/>
+                <w:lang w:val="fr-FR"/>
+              </w:rPr>
+              <w:t>hai</w:t>
+            </w:r>
+            <w:proofErr w:type="spellEnd"/>
+            <w:r>
+              <w:rPr>
+                <w:b/>
+                <w:bCs/>
+                <w:sz w:val="20"/>
+                <w:szCs w:val="20"/>
+                <w:lang w:val="fr-FR"/>
+              </w:rPr>
+              <w:t xml:space="preserve"> </w:t>
+            </w:r>
+            <w:proofErr w:type="spellStart"/>
+            <w:r>
+              <w:rPr>
+                <w:b/>
+                <w:bCs/>
+                <w:sz w:val="20"/>
+                <w:szCs w:val="20"/>
+                <w:lang w:val="fr-FR"/>
+              </w:rPr>
+              <w:t>toán</w:t>
+            </w:r>
+            <w:proofErr w:type="spellEnd"/>
+            <w:r>
+              <w:rPr>
+                <w:b/>
+                <w:bCs/>
+                <w:sz w:val="20"/>
+                <w:szCs w:val="20"/>
+                <w:lang w:val="fr-FR"/>
+              </w:rPr>
+              <w:t xml:space="preserve"> </w:t>
+            </w:r>
+            <w:proofErr w:type="spellStart"/>
+            <w:r>
+              <w:rPr>
+                <w:b/>
+                <w:bCs/>
+                <w:sz w:val="20"/>
+                <w:szCs w:val="20"/>
+                <w:lang w:val="fr-FR"/>
+              </w:rPr>
+              <w:t>hạng</w:t>
+            </w:r>
+            <w:proofErr w:type="spellEnd"/>
+            <w:r>
+              <w:rPr>
+                <w:b/>
+                <w:bCs/>
+                <w:sz w:val="20"/>
+                <w:szCs w:val="20"/>
+                <w:lang w:val="fr-FR"/>
+              </w:rPr>
+              <w:t xml:space="preserve"> </w:t>
+            </w:r>
+            <w:proofErr w:type="spellStart"/>
+            <w:r>
+              <w:rPr>
+                <w:b/>
+                <w:bCs/>
+                <w:sz w:val="20"/>
+                <w:szCs w:val="20"/>
+                <w:lang w:val="fr-FR"/>
+              </w:rPr>
+              <w:t>bằng</w:t>
+            </w:r>
+            <w:proofErr w:type="spellEnd"/>
+            <w:r>
+              <w:rPr>
+                <w:b/>
+                <w:bCs/>
+                <w:sz w:val="20"/>
+                <w:szCs w:val="20"/>
+                <w:lang w:val="fr-FR"/>
+              </w:rPr>
+              <w:t xml:space="preserve"> </w:t>
+            </w:r>
+            <w:proofErr w:type="spellStart"/>
+            <w:r>
+              <w:rPr>
+                <w:b/>
+                <w:bCs/>
+                <w:sz w:val="20"/>
+                <w:szCs w:val="20"/>
+                <w:lang w:val="fr-FR"/>
+              </w:rPr>
+              <w:t>nhau</w:t>
+            </w:r>
+            <w:proofErr w:type="spellEnd"/>
+            <w:r>
+              <w:rPr>
+                <w:b/>
+                <w:bCs/>
+                <w:sz w:val="20"/>
+                <w:szCs w:val="20"/>
+                <w:lang w:val="fr-FR"/>
+              </w:rPr>
+              <w:t xml:space="preserve"> » </w:t>
+            </w:r>
+            <w:proofErr w:type="spellStart"/>
+            <w:r>
+              <w:rPr>
+                <w:b/>
+                <w:bCs/>
+                <w:sz w:val="20"/>
+                <w:szCs w:val="20"/>
+                <w:lang w:val="fr-FR"/>
+              </w:rPr>
+              <w:t>vì</w:t>
+            </w:r>
+            <w:proofErr w:type="spellEnd"/>
+            <w:r>
+              <w:rPr>
+                <w:b/>
+                <w:bCs/>
+                <w:sz w:val="20"/>
+                <w:szCs w:val="20"/>
+                <w:lang w:val="fr-FR"/>
+              </w:rPr>
+              <w:t xml:space="preserve"> </w:t>
+            </w:r>
+            <w:proofErr w:type="spellStart"/>
+            <w:r>
+              <w:rPr>
+                <w:b/>
+                <w:bCs/>
+                <w:sz w:val="20"/>
+                <w:szCs w:val="20"/>
+                <w:lang w:val="fr-FR"/>
+              </w:rPr>
+              <w:t>hai</w:t>
+            </w:r>
+            <w:proofErr w:type="spellEnd"/>
+            <w:r>
+              <w:rPr>
+                <w:b/>
+                <w:bCs/>
+                <w:sz w:val="20"/>
+                <w:szCs w:val="20"/>
+                <w:lang w:val="fr-FR"/>
+              </w:rPr>
+              <w:t xml:space="preserve"> </w:t>
+            </w:r>
+            <w:proofErr w:type="spellStart"/>
+            <w:r>
+              <w:rPr>
+                <w:b/>
+                <w:bCs/>
+                <w:sz w:val="20"/>
+                <w:szCs w:val="20"/>
+                <w:lang w:val="fr-FR"/>
+              </w:rPr>
+              <w:t>số</w:t>
+            </w:r>
+            <w:proofErr w:type="spellEnd"/>
+            <w:r>
+              <w:rPr>
+                <w:b/>
+                <w:bCs/>
+                <w:sz w:val="20"/>
+                <w:szCs w:val="20"/>
+                <w:lang w:val="fr-FR"/>
+              </w:rPr>
+              <w:t xml:space="preserve"> </w:t>
+            </w:r>
+            <w:proofErr w:type="spellStart"/>
+            <w:r>
+              <w:rPr>
+                <w:b/>
+                <w:bCs/>
+                <w:sz w:val="20"/>
+                <w:szCs w:val="20"/>
+                <w:lang w:val="fr-FR"/>
+              </w:rPr>
+              <w:t>khác</w:t>
+            </w:r>
+            <w:proofErr w:type="spellEnd"/>
+            <w:r>
+              <w:rPr>
+                <w:b/>
+                <w:bCs/>
+                <w:sz w:val="20"/>
+                <w:szCs w:val="20"/>
+                <w:lang w:val="fr-FR"/>
+              </w:rPr>
+              <w:t xml:space="preserve"> </w:t>
+            </w:r>
+            <w:proofErr w:type="spellStart"/>
+            <w:r>
+              <w:rPr>
+                <w:b/>
+                <w:bCs/>
+                <w:sz w:val="20"/>
+                <w:szCs w:val="20"/>
+                <w:lang w:val="fr-FR"/>
+              </w:rPr>
+              <w:t>nhau</w:t>
+            </w:r>
+            <w:proofErr w:type="spellEnd"/>
+            <w:r>
+              <w:rPr>
+                <w:b/>
+                <w:bCs/>
+                <w:sz w:val="20"/>
+                <w:szCs w:val="20"/>
+                <w:lang w:val="fr-FR"/>
+              </w:rPr>
+              <w:t xml:space="preserve"> AND </w:t>
+            </w:r>
+            <w:proofErr w:type="spellStart"/>
+            <w:r>
+              <w:rPr>
+                <w:b/>
+                <w:bCs/>
+                <w:sz w:val="20"/>
+                <w:szCs w:val="20"/>
+                <w:lang w:val="fr-FR"/>
+              </w:rPr>
+              <w:t>nhau</w:t>
+            </w:r>
+            <w:proofErr w:type="spellEnd"/>
+            <w:r>
+              <w:rPr>
+                <w:b/>
+                <w:bCs/>
+                <w:sz w:val="20"/>
+                <w:szCs w:val="20"/>
+                <w:lang w:val="fr-FR"/>
+              </w:rPr>
+              <w:t xml:space="preserve"> </w:t>
+            </w:r>
+            <w:proofErr w:type="spellStart"/>
+            <w:r>
+              <w:rPr>
+                <w:b/>
+                <w:bCs/>
+                <w:sz w:val="20"/>
+                <w:szCs w:val="20"/>
+                <w:lang w:val="fr-FR"/>
+              </w:rPr>
+              <w:t>vẫn</w:t>
+            </w:r>
+            <w:proofErr w:type="spellEnd"/>
+            <w:r>
+              <w:rPr>
+                <w:b/>
+                <w:bCs/>
+                <w:sz w:val="20"/>
+                <w:szCs w:val="20"/>
+                <w:lang w:val="fr-FR"/>
+              </w:rPr>
+              <w:t xml:space="preserve"> </w:t>
+            </w:r>
+            <w:proofErr w:type="spellStart"/>
+            <w:r>
+              <w:rPr>
+                <w:b/>
+                <w:bCs/>
+                <w:sz w:val="20"/>
+                <w:szCs w:val="20"/>
+                <w:lang w:val="fr-FR"/>
+              </w:rPr>
+              <w:t>có</w:t>
+            </w:r>
+            <w:proofErr w:type="spellEnd"/>
+            <w:r>
+              <w:rPr>
+                <w:b/>
+                <w:bCs/>
+                <w:sz w:val="20"/>
+                <w:szCs w:val="20"/>
+                <w:lang w:val="fr-FR"/>
+              </w:rPr>
+              <w:t xml:space="preserve"> </w:t>
+            </w:r>
+            <w:proofErr w:type="spellStart"/>
+            <w:r>
+              <w:rPr>
+                <w:b/>
+                <w:bCs/>
+                <w:sz w:val="20"/>
+                <w:szCs w:val="20"/>
+                <w:lang w:val="fr-FR"/>
+              </w:rPr>
+              <w:t>thể</w:t>
+            </w:r>
+            <w:proofErr w:type="spellEnd"/>
+            <w:r>
+              <w:rPr>
+                <w:b/>
+                <w:bCs/>
+                <w:sz w:val="20"/>
+                <w:szCs w:val="20"/>
+                <w:lang w:val="fr-FR"/>
+              </w:rPr>
+              <w:t xml:space="preserve"> </w:t>
+            </w:r>
+            <w:proofErr w:type="spellStart"/>
+            <w:r>
+              <w:rPr>
+                <w:b/>
+                <w:bCs/>
+                <w:sz w:val="20"/>
+                <w:szCs w:val="20"/>
+                <w:lang w:val="fr-FR"/>
+              </w:rPr>
+              <w:t>trả</w:t>
+            </w:r>
+            <w:proofErr w:type="spellEnd"/>
+            <w:r>
+              <w:rPr>
+                <w:b/>
+                <w:bCs/>
+                <w:sz w:val="20"/>
+                <w:szCs w:val="20"/>
+                <w:lang w:val="fr-FR"/>
+              </w:rPr>
+              <w:t xml:space="preserve"> </w:t>
+            </w:r>
+            <w:proofErr w:type="spellStart"/>
+            <w:r>
+              <w:rPr>
+                <w:b/>
+                <w:bCs/>
+                <w:sz w:val="20"/>
+                <w:szCs w:val="20"/>
+                <w:lang w:val="fr-FR"/>
+              </w:rPr>
+              <w:t>về</w:t>
+            </w:r>
+            <w:proofErr w:type="spellEnd"/>
+            <w:r>
+              <w:rPr>
+                <w:b/>
+                <w:bCs/>
+                <w:sz w:val="20"/>
+                <w:szCs w:val="20"/>
+                <w:lang w:val="fr-FR"/>
+              </w:rPr>
+              <w:t xml:space="preserve"> Z = 1</w:t>
             </w:r>
           </w:p>
         </w:tc>
@@ -14701,15 +15715,142 @@
             <w:shd w:val="clear" w:color="auto" w:fill="FFF6D6"/>
           </w:tcPr>
           <w:p>
-            <w:r>
-              <w:rPr>
-                <w:i/>
-                <w:iCs/>
-                <w:color w:val="7F7F7F"/>
+            <w:pPr>
+              <w:rPr>
+                <w:b/>
+                <w:bCs/>
                 <w:sz w:val="20"/>
                 <w:szCs w:val="20"/>
               </w:rPr>
+            </w:pPr>
+            <w:r>
+              <w:rPr>
+                <w:b/>
+                <w:bCs/>
+                <w:sz w:val="20"/>
+                <w:szCs w:val="20"/>
+              </w:rPr>
               <w:t>Trả lời:</w:t>
+            </w:r>
+          </w:p>
+          <w:p>
+            <w:pPr>
+              <w:rPr>
+                <w:b/>
+                <w:bCs/>
+                <w:sz w:val="20"/>
+                <w:szCs w:val="20"/>
+              </w:rPr>
+            </w:pPr>
+            <w:r>
+              <w:rPr>
+                <w:b/>
+                <w:bCs/>
+                <w:sz w:val="20"/>
+                <w:szCs w:val="20"/>
+              </w:rPr>
+              <w:t xml:space="preserve">C1: Đặt B = 0 và </w:t>
+            </w:r>
+            <w:proofErr w:type="spellStart"/>
+            <w:r>
+              <w:rPr>
+                <w:b/>
+                <w:bCs/>
+                <w:sz w:val="20"/>
+                <w:szCs w:val="20"/>
+              </w:rPr>
+              <w:t>opcode</w:t>
+            </w:r>
+            <w:proofErr w:type="spellEnd"/>
+            <w:r>
+              <w:rPr>
+                <w:b/>
+                <w:bCs/>
+                <w:sz w:val="20"/>
+                <w:szCs w:val="20"/>
+              </w:rPr>
+              <w:t xml:space="preserve"> = 00</w:t>
+            </w:r>
+            <w:r>
+              <w:rPr>
+                <w:b/>
+                <w:bCs/>
+                <w:sz w:val="20"/>
+                <w:szCs w:val="20"/>
+              </w:rPr>
+              <w:t>0</w:t>
+            </w:r>
+          </w:p>
+          <w:p>
+            <w:pPr>
+              <w:rPr>
+                <w:b/>
+                <w:bCs/>
+                <w:sz w:val="20"/>
+                <w:szCs w:val="20"/>
+              </w:rPr>
+            </w:pPr>
+            <w:r>
+              <w:rPr>
+                <w:b/>
+                <w:bCs/>
+                <w:sz w:val="20"/>
+                <w:szCs w:val="20"/>
+              </w:rPr>
+              <w:t xml:space="preserve">C2 : Đặt B = </w:t>
+            </w:r>
+            <w:proofErr w:type="spellStart"/>
+            <w:r>
+              <w:rPr>
+                <w:b/>
+                <w:bCs/>
+                <w:sz w:val="20"/>
+                <w:szCs w:val="20"/>
+              </w:rPr>
+              <w:t>ff</w:t>
+            </w:r>
+            <w:proofErr w:type="spellEnd"/>
+            <w:r>
+              <w:rPr>
+                <w:b/>
+                <w:bCs/>
+                <w:sz w:val="20"/>
+                <w:szCs w:val="20"/>
+              </w:rPr>
+              <w:t xml:space="preserve"> và </w:t>
+            </w:r>
+            <w:proofErr w:type="spellStart"/>
+            <w:r>
+              <w:rPr>
+                <w:b/>
+                <w:bCs/>
+                <w:sz w:val="20"/>
+                <w:szCs w:val="20"/>
+              </w:rPr>
+              <w:t>opcode</w:t>
+            </w:r>
+            <w:proofErr w:type="spellEnd"/>
+            <w:r>
+              <w:rPr>
+                <w:b/>
+                <w:bCs/>
+                <w:sz w:val="20"/>
+                <w:szCs w:val="20"/>
+              </w:rPr>
+              <w:t xml:space="preserve"> = 100</w:t>
+            </w:r>
+          </w:p>
+          <w:p>
+            <w:r>
+              <w:t xml:space="preserve">Khi chỉ chọn được thanh ghi cho A và B, ta sẽ dùng cách đặt A = B và </w:t>
+            </w:r>
+            <w:proofErr w:type="spellStart"/>
+            <w:r>
+              <w:t>opcode</w:t>
+            </w:r>
+            <w:proofErr w:type="spellEnd"/>
+            <w:r>
+              <w:t xml:space="preserve"> = 101</w:t>
             </w:r>
           </w:p>
         </w:tc>
@@ -15197,7 +16338,16 @@
               <w:keepNext/>
               <w:spacing w:line="252" w:lineRule="auto"/>
               <w:jc w:val="center"/>
-            </w:pPr>
+              <w:rPr>
+                <w:lang w:val="en-US"/>
+              </w:rPr>
+            </w:pPr>
+            <w:r>
+              <w:rPr>
+                <w:lang w:val="en-US"/>
+              </w:rPr>
+              <w:t xml:space="preserve">0xfe </w:t>
+            </w:r>
           </w:p>
         </w:tc>
         <w:tc>
@@ -15217,7 +16367,16 @@
               <w:keepNext/>
               <w:spacing w:line="252" w:lineRule="auto"/>
               <w:jc w:val="center"/>
-            </w:pPr>
+              <w:rPr>
+                <w:lang w:val="en-US"/>
+              </w:rPr>
+            </w:pPr>
+            <w:r>
+              <w:rPr>
+                <w:lang w:val="en-US"/>
+              </w:rPr>
+              <w:t>0</w:t>
+            </w:r>
           </w:p>
         </w:tc>
         <w:tc>
@@ -15237,7 +16396,16 @@
               <w:keepNext/>
               <w:spacing w:line="252" w:lineRule="auto"/>
               <w:jc w:val="center"/>
-            </w:pPr>
+              <w:rPr>
+                <w:lang w:val="en-US"/>
+              </w:rPr>
+            </w:pPr>
+            <w:r>
+              <w:rPr>
+                <w:lang w:val="en-US"/>
+              </w:rPr>
+              <w:t>1</w:t>
+            </w:r>
           </w:p>
         </w:tc>
         <w:tc>
@@ -15257,7 +16425,16 @@
               <w:keepNext/>
               <w:spacing w:line="252" w:lineRule="auto"/>
               <w:jc w:val="center"/>
-            </w:pPr>
+              <w:rPr>
+                <w:lang w:val="en-US"/>
+              </w:rPr>
+            </w:pPr>
+            <w:r>
+              <w:rPr>
+                <w:lang w:val="en-US"/>
+              </w:rPr>
+              <w:t>&lt;</w:t>
+            </w:r>
           </w:p>
         </w:tc>
         <w:tc>
@@ -15277,7 +16454,16 @@
               <w:keepNext/>
               <w:spacing w:line="252" w:lineRule="auto"/>
               <w:jc w:val="center"/>
-            </w:pPr>
+              <w:rPr>
+                <w:lang w:val="en-US"/>
+              </w:rPr>
+            </w:pPr>
+            <w:r>
+              <w:rPr>
+                <w:lang w:val="en-US"/>
+              </w:rPr>
+              <w:t>&lt;</w:t>
+            </w:r>
           </w:p>
         </w:tc>
         <w:tc>
@@ -15297,7 +16483,16 @@
               <w:keepNext/>
               <w:spacing w:line="252" w:lineRule="auto"/>
               <w:jc w:val="center"/>
-            </w:pPr>
+              <w:rPr>
+                <w:lang w:val="en-US"/>
+              </w:rPr>
+            </w:pPr>
+            <w:r>
+              <w:rPr>
+                <w:lang w:val="en-US"/>
+              </w:rPr>
+              <w:t>&lt;</w:t>
+            </w:r>
           </w:p>
         </w:tc>
         <w:tc>
@@ -15317,7 +16512,16 @@
               <w:keepNext/>
               <w:spacing w:line="252" w:lineRule="auto"/>
               <w:jc w:val="center"/>
-            </w:pPr>
+              <w:rPr>
+                <w:lang w:val="en-US"/>
+              </w:rPr>
+            </w:pPr>
+            <w:r>
+              <w:rPr>
+                <w:lang w:val="en-US"/>
+              </w:rPr>
+              <w:t>1</w:t>
+            </w:r>
           </w:p>
         </w:tc>
       </w:tr>
@@ -15396,7 +16600,16 @@
               <w:keepNext/>
               <w:spacing w:line="252" w:lineRule="auto"/>
               <w:jc w:val="center"/>
-            </w:pPr>
+              <w:rPr>
+                <w:lang w:val="en-US"/>
+              </w:rPr>
+            </w:pPr>
+            <w:r>
+              <w:rPr>
+                <w:lang w:val="en-US"/>
+              </w:rPr>
+              <w:t>0x00</w:t>
+            </w:r>
           </w:p>
         </w:tc>
         <w:tc>
@@ -15416,7 +16629,16 @@
               <w:keepNext/>
               <w:spacing w:line="252" w:lineRule="auto"/>
               <w:jc w:val="center"/>
-            </w:pPr>
+              <w:rPr>
+                <w:lang w:val="en-US"/>
+              </w:rPr>
+            </w:pPr>
+            <w:r>
+              <w:rPr>
+                <w:lang w:val="en-US"/>
+              </w:rPr>
+              <w:t>1</w:t>
+            </w:r>
           </w:p>
         </w:tc>
         <w:tc>
@@ -15436,7 +16658,16 @@
               <w:keepNext/>
               <w:spacing w:line="252" w:lineRule="auto"/>
               <w:jc w:val="center"/>
-            </w:pPr>
+              <w:rPr>
+                <w:lang w:val="en-US"/>
+              </w:rPr>
+            </w:pPr>
+            <w:r>
+              <w:rPr>
+                <w:lang w:val="en-US"/>
+              </w:rPr>
+              <w:t>0</w:t>
+            </w:r>
           </w:p>
         </w:tc>
         <w:tc>
@@ -15456,7 +16687,16 @@
               <w:keepNext/>
               <w:spacing w:line="252" w:lineRule="auto"/>
               <w:jc w:val="center"/>
-            </w:pPr>
+              <w:rPr>
+                <w:lang w:val="en-US"/>
+              </w:rPr>
+            </w:pPr>
+            <w:r>
+              <w:rPr>
+                <w:lang w:val="en-US"/>
+              </w:rPr>
+              <w:t>=</w:t>
+            </w:r>
           </w:p>
         </w:tc>
         <w:tc>
@@ -15476,7 +16716,16 @@
               <w:keepNext/>
               <w:spacing w:line="252" w:lineRule="auto"/>
               <w:jc w:val="center"/>
-            </w:pPr>
+              <w:rPr>
+                <w:lang w:val="en-US"/>
+              </w:rPr>
+            </w:pPr>
+            <w:r>
+              <w:rPr>
+                <w:lang w:val="en-US"/>
+              </w:rPr>
+              <w:t>=</w:t>
+            </w:r>
           </w:p>
         </w:tc>
         <w:tc>
@@ -15496,7 +16745,16 @@
               <w:keepNext/>
               <w:spacing w:line="252" w:lineRule="auto"/>
               <w:jc w:val="center"/>
-            </w:pPr>
+              <w:rPr>
+                <w:lang w:val="en-US"/>
+              </w:rPr>
+            </w:pPr>
+            <w:r>
+              <w:rPr>
+                <w:lang w:val="en-US"/>
+              </w:rPr>
+              <w:t>=</w:t>
+            </w:r>
           </w:p>
         </w:tc>
         <w:tc>
@@ -15516,7 +16774,16 @@
               <w:keepNext/>
               <w:spacing w:line="252" w:lineRule="auto"/>
               <w:jc w:val="center"/>
-            </w:pPr>
+              <w:rPr>
+                <w:lang w:val="en-US"/>
+              </w:rPr>
+            </w:pPr>
+            <w:r>
+              <w:rPr>
+                <w:lang w:val="en-US"/>
+              </w:rPr>
+              <w:t>0</w:t>
+            </w:r>
           </w:p>
         </w:tc>
       </w:tr>
@@ -15595,7 +16862,16 @@
               <w:keepNext/>
               <w:spacing w:line="252" w:lineRule="auto"/>
               <w:jc w:val="center"/>
-            </w:pPr>
+              <w:rPr>
+                <w:lang w:val="en-US"/>
+              </w:rPr>
+            </w:pPr>
+            <w:r>
+              <w:rPr>
+                <w:lang w:val="en-US"/>
+              </w:rPr>
+              <w:t>0xC8</w:t>
+            </w:r>
           </w:p>
         </w:tc>
         <w:tc>
@@ -15615,7 +16891,16 @@
               <w:keepNext/>
               <w:spacing w:line="252" w:lineRule="auto"/>
               <w:jc w:val="center"/>
-            </w:pPr>
+              <w:rPr>
+                <w:lang w:val="en-US"/>
+              </w:rPr>
+            </w:pPr>
+            <w:r>
+              <w:rPr>
+                <w:lang w:val="en-US"/>
+              </w:rPr>
+              <w:t>0</w:t>
+            </w:r>
           </w:p>
         </w:tc>
         <w:tc>
@@ -15635,7 +16920,16 @@
               <w:keepNext/>
               <w:spacing w:line="252" w:lineRule="auto"/>
               <w:jc w:val="center"/>
-            </w:pPr>
+              <w:rPr>
+                <w:lang w:val="en-US"/>
+              </w:rPr>
+            </w:pPr>
+            <w:r>
+              <w:rPr>
+                <w:lang w:val="en-US"/>
+              </w:rPr>
+              <w:t>1</w:t>
+            </w:r>
           </w:p>
         </w:tc>
         <w:tc>
@@ -15655,7 +16949,16 @@
               <w:keepNext/>
               <w:spacing w:line="252" w:lineRule="auto"/>
               <w:jc w:val="center"/>
-            </w:pPr>
+              <w:rPr>
+                <w:lang w:val="en-US"/>
+              </w:rPr>
+            </w:pPr>
+            <w:r>
+              <w:rPr>
+                <w:lang w:val="en-US"/>
+              </w:rPr>
+              <w:t>&lt;</w:t>
+            </w:r>
           </w:p>
         </w:tc>
         <w:tc>
@@ -15675,7 +16978,16 @@
               <w:keepNext/>
               <w:spacing w:line="252" w:lineRule="auto"/>
               <w:jc w:val="center"/>
-            </w:pPr>
+              <w:rPr>
+                <w:lang w:val="en-US"/>
+              </w:rPr>
+            </w:pPr>
+            <w:r>
+              <w:rPr>
+                <w:lang w:val="en-US"/>
+              </w:rPr>
+              <w:t>&gt;</w:t>
+            </w:r>
           </w:p>
         </w:tc>
         <w:tc>
@@ -15695,7 +17007,16 @@
               <w:keepNext/>
               <w:spacing w:line="252" w:lineRule="auto"/>
               <w:jc w:val="center"/>
-            </w:pPr>
+              <w:rPr>
+                <w:lang w:val="en-US"/>
+              </w:rPr>
+            </w:pPr>
+            <w:r>
+              <w:rPr>
+                <w:lang w:val="en-US"/>
+              </w:rPr>
+              <w:t>&lt;</w:t>
+            </w:r>
           </w:p>
         </w:tc>
         <w:tc>
@@ -15715,7 +17036,16 @@
               <w:keepNext/>
               <w:spacing w:line="252" w:lineRule="auto"/>
               <w:jc w:val="center"/>
-            </w:pPr>
+              <w:rPr>
+                <w:lang w:val="en-US"/>
+              </w:rPr>
+            </w:pPr>
+            <w:r>
+              <w:rPr>
+                <w:lang w:val="en-US"/>
+              </w:rPr>
+              <w:t>0</w:t>
+            </w:r>
           </w:p>
         </w:tc>
       </w:tr>
@@ -15794,7 +17124,16 @@
               <w:keepNext/>
               <w:spacing w:line="252" w:lineRule="auto"/>
               <w:jc w:val="center"/>
-            </w:pPr>
+              <w:rPr>
+                <w:lang w:val="en-US"/>
+              </w:rPr>
+            </w:pPr>
+            <w:r>
+              <w:rPr>
+                <w:lang w:val="en-US"/>
+              </w:rPr>
+              <w:t>0x38</w:t>
+            </w:r>
           </w:p>
         </w:tc>
         <w:tc>
@@ -15814,7 +17153,16 @@
               <w:keepNext/>
               <w:spacing w:line="252" w:lineRule="auto"/>
               <w:jc w:val="center"/>
-            </w:pPr>
+              <w:rPr>
+                <w:lang w:val="en-US"/>
+              </w:rPr>
+            </w:pPr>
+            <w:r>
+              <w:rPr>
+                <w:lang w:val="en-US"/>
+              </w:rPr>
+              <w:t>0</w:t>
+            </w:r>
           </w:p>
         </w:tc>
         <w:tc>
@@ -15834,7 +17182,16 @@
               <w:keepNext/>
               <w:spacing w:line="252" w:lineRule="auto"/>
               <w:jc w:val="center"/>
-            </w:pPr>
+              <w:rPr>
+                <w:lang w:val="en-US"/>
+              </w:rPr>
+            </w:pPr>
+            <w:r>
+              <w:rPr>
+                <w:lang w:val="en-US"/>
+              </w:rPr>
+              <w:t>0</w:t>
+            </w:r>
           </w:p>
         </w:tc>
         <w:tc>
@@ -15854,7 +17211,16 @@
               <w:keepNext/>
               <w:spacing w:line="252" w:lineRule="auto"/>
               <w:jc w:val="center"/>
-            </w:pPr>
+              <w:rPr>
+                <w:lang w:val="en-US"/>
+              </w:rPr>
+            </w:pPr>
+            <w:r>
+              <w:rPr>
+                <w:lang w:val="en-US"/>
+              </w:rPr>
+              <w:t>&gt;</w:t>
+            </w:r>
           </w:p>
         </w:tc>
         <w:tc>
@@ -15874,7 +17240,16 @@
               <w:keepNext/>
               <w:spacing w:line="252" w:lineRule="auto"/>
               <w:jc w:val="center"/>
-            </w:pPr>
+              <w:rPr>
+                <w:lang w:val="en-US"/>
+              </w:rPr>
+            </w:pPr>
+            <w:r>
+              <w:rPr>
+                <w:lang w:val="en-US"/>
+              </w:rPr>
+              <w:t>&lt;</w:t>
+            </w:r>
           </w:p>
         </w:tc>
         <w:tc>
@@ -15894,7 +17269,16 @@
               <w:keepNext/>
               <w:spacing w:line="252" w:lineRule="auto"/>
               <w:jc w:val="center"/>
-            </w:pPr>
+              <w:rPr>
+                <w:lang w:val="en-US"/>
+              </w:rPr>
+            </w:pPr>
+            <w:r>
+              <w:rPr>
+                <w:lang w:val="en-US"/>
+              </w:rPr>
+              <w:t>&gt;</w:t>
+            </w:r>
           </w:p>
         </w:tc>
         <w:tc>
@@ -15914,7 +17298,16 @@
               <w:keepNext/>
               <w:spacing w:line="252" w:lineRule="auto"/>
               <w:jc w:val="center"/>
-            </w:pPr>
+              <w:rPr>
+                <w:lang w:val="en-US"/>
+              </w:rPr>
+            </w:pPr>
+            <w:r>
+              <w:rPr>
+                <w:lang w:val="en-US"/>
+              </w:rPr>
+              <w:t>1</w:t>
+            </w:r>
           </w:p>
         </w:tc>
       </w:tr>
@@ -15993,7 +17386,16 @@
               <w:keepNext/>
               <w:spacing w:line="252" w:lineRule="auto"/>
               <w:jc w:val="center"/>
-            </w:pPr>
+              <w:rPr>
+                <w:lang w:val="en-US"/>
+              </w:rPr>
+            </w:pPr>
+            <w:r>
+              <w:rPr>
+                <w:lang w:val="en-US"/>
+              </w:rPr>
+              <w:t>0xBE</w:t>
+            </w:r>
           </w:p>
         </w:tc>
         <w:tc>
@@ -16013,7 +17415,16 @@
               <w:keepNext/>
               <w:spacing w:line="252" w:lineRule="auto"/>
               <w:jc w:val="center"/>
-            </w:pPr>
+              <w:rPr>
+                <w:lang w:val="en-US"/>
+              </w:rPr>
+            </w:pPr>
+            <w:r>
+              <w:rPr>
+                <w:lang w:val="en-US"/>
+              </w:rPr>
+              <w:t>0</w:t>
+            </w:r>
           </w:p>
         </w:tc>
         <w:tc>
@@ -16033,7 +17444,16 @@
               <w:keepNext/>
               <w:spacing w:line="252" w:lineRule="auto"/>
               <w:jc w:val="center"/>
-            </w:pPr>
+              <w:rPr>
+                <w:lang w:val="en-US"/>
+              </w:rPr>
+            </w:pPr>
+            <w:r>
+              <w:rPr>
+                <w:lang w:val="en-US"/>
+              </w:rPr>
+              <w:t>1</w:t>
+            </w:r>
           </w:p>
         </w:tc>
         <w:tc>
@@ -16053,7 +17473,16 @@
               <w:keepNext/>
               <w:spacing w:line="252" w:lineRule="auto"/>
               <w:jc w:val="center"/>
-            </w:pPr>
+              <w:rPr>
+                <w:lang w:val="en-US"/>
+              </w:rPr>
+            </w:pPr>
+            <w:r>
+              <w:rPr>
+                <w:lang w:val="en-US"/>
+              </w:rPr>
+              <w:t>&lt;</w:t>
+            </w:r>
           </w:p>
         </w:tc>
         <w:tc>
@@ -16073,7 +17502,16 @@
               <w:keepNext/>
               <w:spacing w:line="252" w:lineRule="auto"/>
               <w:jc w:val="center"/>
-            </w:pPr>
+              <w:rPr>
+                <w:lang w:val="en-US"/>
+              </w:rPr>
+            </w:pPr>
+            <w:r>
+              <w:rPr>
+                <w:lang w:val="en-US"/>
+              </w:rPr>
+              <w:t>&lt;</w:t>
+            </w:r>
           </w:p>
         </w:tc>
         <w:tc>
@@ -16093,7 +17531,16 @@
               <w:keepNext/>
               <w:spacing w:line="252" w:lineRule="auto"/>
               <w:jc w:val="center"/>
-            </w:pPr>
+              <w:rPr>
+                <w:lang w:val="en-US"/>
+              </w:rPr>
+            </w:pPr>
+            <w:r>
+              <w:rPr>
+                <w:lang w:val="en-US"/>
+              </w:rPr>
+              <w:t>&gt;</w:t>
+            </w:r>
           </w:p>
         </w:tc>
         <w:tc>
@@ -16113,7 +17560,16 @@
               <w:keepNext/>
               <w:spacing w:line="252" w:lineRule="auto"/>
               <w:jc w:val="center"/>
-            </w:pPr>
+              <w:rPr>
+                <w:lang w:val="en-US"/>
+              </w:rPr>
+            </w:pPr>
+            <w:r>
+              <w:rPr>
+                <w:lang w:val="en-US"/>
+              </w:rPr>
+              <w:t>1</w:t>
+            </w:r>
           </w:p>
         </w:tc>
       </w:tr>
@@ -16189,7 +17645,16 @@
             <w:pPr>
               <w:spacing w:line="252" w:lineRule="auto"/>
               <w:jc w:val="center"/>
-            </w:pPr>
+              <w:rPr>
+                <w:lang w:val="en-US"/>
+              </w:rPr>
+            </w:pPr>
+            <w:r>
+              <w:rPr>
+                <w:lang w:val="en-US"/>
+              </w:rPr>
+              <w:t>0x42</w:t>
+            </w:r>
           </w:p>
         </w:tc>
         <w:tc>
@@ -16208,7 +17673,16 @@
             <w:pPr>
               <w:spacing w:line="252" w:lineRule="auto"/>
               <w:jc w:val="center"/>
-            </w:pPr>
+              <w:rPr>
+                <w:lang w:val="en-US"/>
+              </w:rPr>
+            </w:pPr>
+            <w:r>
+              <w:rPr>
+                <w:lang w:val="en-US"/>
+              </w:rPr>
+              <w:t>0</w:t>
+            </w:r>
           </w:p>
         </w:tc>
         <w:tc>
@@ -16227,7 +17701,16 @@
             <w:pPr>
               <w:spacing w:line="252" w:lineRule="auto"/>
               <w:jc w:val="center"/>
-            </w:pPr>
+              <w:rPr>
+                <w:lang w:val="en-US"/>
+              </w:rPr>
+            </w:pPr>
+            <w:r>
+              <w:rPr>
+                <w:lang w:val="en-US"/>
+              </w:rPr>
+              <w:t>0</w:t>
+            </w:r>
           </w:p>
         </w:tc>
         <w:tc>
@@ -16246,7 +17729,16 @@
             <w:pPr>
               <w:spacing w:line="252" w:lineRule="auto"/>
               <w:jc w:val="center"/>
-            </w:pPr>
+              <w:rPr>
+                <w:lang w:val="en-US"/>
+              </w:rPr>
+            </w:pPr>
+            <w:r>
+              <w:rPr>
+                <w:lang w:val="en-US"/>
+              </w:rPr>
+              <w:t>&gt;</w:t>
+            </w:r>
           </w:p>
         </w:tc>
         <w:tc>
@@ -16265,7 +17757,16 @@
             <w:pPr>
               <w:spacing w:line="252" w:lineRule="auto"/>
               <w:jc w:val="center"/>
-            </w:pPr>
+              <w:rPr>
+                <w:lang w:val="en-US"/>
+              </w:rPr>
+            </w:pPr>
+            <w:r>
+              <w:rPr>
+                <w:lang w:val="en-US"/>
+              </w:rPr>
+              <w:t>&gt;</w:t>
+            </w:r>
           </w:p>
         </w:tc>
         <w:tc>
@@ -16284,7 +17785,16 @@
             <w:pPr>
               <w:spacing w:line="252" w:lineRule="auto"/>
               <w:jc w:val="center"/>
-            </w:pPr>
+              <w:rPr>
+                <w:lang w:val="en-US"/>
+              </w:rPr>
+            </w:pPr>
+            <w:r>
+              <w:rPr>
+                <w:lang w:val="en-US"/>
+              </w:rPr>
+              <w:t>&lt;</w:t>
+            </w:r>
           </w:p>
         </w:tc>
         <w:tc>
@@ -16303,7 +17813,16 @@
             <w:pPr>
               <w:spacing w:line="252" w:lineRule="auto"/>
               <w:jc w:val="center"/>
-            </w:pPr>
+              <w:rPr>
+                <w:lang w:val="en-US"/>
+              </w:rPr>
+            </w:pPr>
+            <w:r>
+              <w:rPr>
+                <w:lang w:val="en-US"/>
+              </w:rPr>
+              <w:t>0</w:t>
+            </w:r>
           </w:p>
         </w:tc>
       </w:tr>
@@ -16373,16 +17892,74 @@
           </w:tcPr>
           <w:p>
             <w:r>
-              <w:rPr>
-                <w:i/>
-                <w:iCs/>
-                <w:color w:val="7F7F7F"/>
-                <w:sz w:val="20"/>
-                <w:szCs w:val="20"/>
-              </w:rPr>
-              <w:t>Trả lời:</w:t>
-            </w:r>
-          </w:p>
+              <w:t>Quy tắc so sánh dựa vào Z và R[7] cho kết luận sai ở dòng 3, 4 khi hiểu A, B là số có dấu và ở dòng 5, 6 khi hiểu A, B là số không dấu.</w:t>
+            </w:r>
+          </w:p>
+          <w:p>
+            <w:pPr>
+              <w:numPr>
+                <w:ilvl w:val="0"/>
+                <w:numId w:val="6"/>
+              </w:numPr>
+            </w:pPr>
+            <w:r>
+              <w:t xml:space="preserve">Dòng 3 (0x64 − 0x9C): 100 − (−100) = 200, vượt phạm vi số có dấu 8 </w:t>
+            </w:r>
+            <w:proofErr w:type="spellStart"/>
+            <w:r>
+              <w:t>bit</w:t>
+            </w:r>
+            <w:proofErr w:type="spellEnd"/>
+            <w:r>
+              <w:t xml:space="preserve"> (−128 đến 127), gây tràn số. Do đó R[7] = 1 nhưng thực tế A &gt; B.</w:t>
+            </w:r>
+          </w:p>
+          <w:p>
+            <w:pPr>
+              <w:numPr>
+                <w:ilvl w:val="0"/>
+                <w:numId w:val="6"/>
+              </w:numPr>
+            </w:pPr>
+            <w:r>
+              <w:t>Dòng 4 (0x9C − 0x64): −100 − 100 = −200, gây tràn số. Do đó R[7] = 0 nhưng thực tế A &lt; B.</w:t>
+            </w:r>
+          </w:p>
+          <w:p>
+            <w:pPr>
+              <w:numPr>
+                <w:ilvl w:val="0"/>
+                <w:numId w:val="6"/>
+              </w:numPr>
+            </w:pPr>
+            <w:r>
+              <w:t>Dòng 5 (0xC8 − 0x0A): Theo số không dấu, 200 &gt; 10 nhưng R[7] = 1, khiến quy tắc kết luận sai.</w:t>
+            </w:r>
+          </w:p>
+          <w:p>
+            <w:pPr>
+              <w:numPr>
+                <w:ilvl w:val="0"/>
+                <w:numId w:val="6"/>
+              </w:numPr>
+            </w:pPr>
+            <w:r>
+              <w:t>Dòng 6 (0x0A − 0xC8): Theo số không dấu, 10 &lt; 200 nhưng R[7] = 0, khiến quy tắc kết luận sai.</w:t>
+            </w:r>
+          </w:p>
+          <w:p>
+            <w:r>
+              <w:rPr>
+                <w:b/>
+                <w:bCs/>
+              </w:rPr>
+              <w:t>Kết luận:</w:t>
+            </w:r>
+            <w:r>
+              <w:t xml:space="preserve"> Quy tắc dựa vào Z và R[7] chỉ đáng tin khi so sánh số có dấu và phép trừ không xảy ra tràn số có dấu. Để so sánh chính xác trong mọi trường hợp cần xét thêm cờ tràn (V) đối với số có dấu hoặc cờ nhớ/mượn (C) đối với số không dấu.</w:t>
+            </w:r>
+          </w:p>
+          <w:p/>
         </w:tc>
       </w:tr>
     </w:tbl>
@@ -16691,7 +18268,16 @@
             <w:pPr>
               <w:spacing w:line="252" w:lineRule="auto"/>
               <w:jc w:val="center"/>
-            </w:pPr>
+              <w:rPr>
+                <w:lang w:val="en-US"/>
+              </w:rPr>
+            </w:pPr>
+            <w:r>
+              <w:rPr>
+                <w:lang w:val="en-US"/>
+              </w:rPr>
+              <w:t>0</w:t>
+            </w:r>
           </w:p>
         </w:tc>
       </w:tr>
@@ -16793,7 +18379,16 @@
             <w:pPr>
               <w:spacing w:line="252" w:lineRule="auto"/>
               <w:jc w:val="center"/>
-            </w:pPr>
+              <w:rPr>
+                <w:lang w:val="en-US"/>
+              </w:rPr>
+            </w:pPr>
+            <w:r>
+              <w:rPr>
+                <w:lang w:val="en-US"/>
+              </w:rPr>
+              <w:t>1</w:t>
+            </w:r>
           </w:p>
         </w:tc>
       </w:tr>
@@ -16895,7 +18490,16 @@
             <w:pPr>
               <w:spacing w:line="252" w:lineRule="auto"/>
               <w:jc w:val="center"/>
-            </w:pPr>
+              <w:rPr>
+                <w:lang w:val="en-US"/>
+              </w:rPr>
+            </w:pPr>
+            <w:r>
+              <w:rPr>
+                <w:lang w:val="en-US"/>
+              </w:rPr>
+              <w:t>0</w:t>
+            </w:r>
           </w:p>
         </w:tc>
       </w:tr>
@@ -16997,7 +18601,16 @@
             <w:pPr>
               <w:spacing w:line="252" w:lineRule="auto"/>
               <w:jc w:val="center"/>
-            </w:pPr>
+              <w:rPr>
+                <w:lang w:val="en-US"/>
+              </w:rPr>
+            </w:pPr>
+            <w:r>
+              <w:rPr>
+                <w:lang w:val="en-US"/>
+              </w:rPr>
+              <w:t>0</w:t>
+            </w:r>
           </w:p>
         </w:tc>
       </w:tr>
@@ -17099,7 +18712,16 @@
             <w:pPr>
               <w:spacing w:line="252" w:lineRule="auto"/>
               <w:jc w:val="center"/>
-            </w:pPr>
+              <w:rPr>
+                <w:lang w:val="en-US"/>
+              </w:rPr>
+            </w:pPr>
+            <w:r>
+              <w:rPr>
+                <w:lang w:val="en-US"/>
+              </w:rPr>
+              <w:t>1</w:t>
+            </w:r>
           </w:p>
         </w:tc>
       </w:tr>
@@ -17201,7 +18823,16 @@
             <w:pPr>
               <w:spacing w:line="252" w:lineRule="auto"/>
               <w:jc w:val="center"/>
-            </w:pPr>
+              <w:rPr>
+                <w:lang w:val="en-US"/>
+              </w:rPr>
+            </w:pPr>
+            <w:r>
+              <w:rPr>
+                <w:lang w:val="en-US"/>
+              </w:rPr>
+              <w:t>1</w:t>
+            </w:r>
           </w:p>
         </w:tc>
       </w:tr>
@@ -17303,7 +18934,16 @@
             <w:pPr>
               <w:spacing w:line="252" w:lineRule="auto"/>
               <w:jc w:val="center"/>
-            </w:pPr>
+              <w:rPr>
+                <w:lang w:val="en-US"/>
+              </w:rPr>
+            </w:pPr>
+            <w:r>
+              <w:rPr>
+                <w:lang w:val="en-US"/>
+              </w:rPr>
+              <w:t>0</w:t>
+            </w:r>
           </w:p>
         </w:tc>
       </w:tr>
@@ -17405,7 +19045,16 @@
             <w:pPr>
               <w:spacing w:line="252" w:lineRule="auto"/>
               <w:jc w:val="center"/>
-            </w:pPr>
+              <w:rPr>
+                <w:lang w:val="en-US"/>
+              </w:rPr>
+            </w:pPr>
+            <w:r>
+              <w:rPr>
+                <w:lang w:val="en-US"/>
+              </w:rPr>
+              <w:t>1</w:t>
+            </w:r>
           </w:p>
         </w:tc>
       </w:tr>
@@ -17636,7 +19285,16 @@
               <w:keepNext/>
               <w:spacing w:line="252" w:lineRule="auto"/>
               <w:jc w:val="center"/>
-            </w:pPr>
+              <w:rPr>
+                <w:lang w:val="en-US"/>
+              </w:rPr>
+            </w:pPr>
+            <w:r>
+              <w:rPr>
+                <w:lang w:val="en-US"/>
+              </w:rPr>
+              <w:t>0</w:t>
+            </w:r>
           </w:p>
         </w:tc>
         <w:tc>
@@ -17656,7 +19314,16 @@
               <w:keepNext/>
               <w:spacing w:line="252" w:lineRule="auto"/>
               <w:jc w:val="center"/>
-            </w:pPr>
+              <w:rPr>
+                <w:lang w:val="en-US"/>
+              </w:rPr>
+            </w:pPr>
+            <w:r>
+              <w:rPr>
+                <w:lang w:val="en-US"/>
+              </w:rPr>
+              <w:t>1</w:t>
+            </w:r>
           </w:p>
         </w:tc>
         <w:tc>
@@ -17676,7 +19343,16 @@
               <w:keepNext/>
               <w:spacing w:line="252" w:lineRule="auto"/>
               <w:jc w:val="center"/>
-            </w:pPr>
+              <w:rPr>
+                <w:lang w:val="en-US"/>
+              </w:rPr>
+            </w:pPr>
+            <w:r>
+              <w:rPr>
+                <w:lang w:val="en-US"/>
+              </w:rPr>
+              <w:t>0</w:t>
+            </w:r>
           </w:p>
         </w:tc>
         <w:tc>
@@ -17696,7 +19372,16 @@
               <w:keepNext/>
               <w:spacing w:line="252" w:lineRule="auto"/>
               <w:jc w:val="center"/>
-            </w:pPr>
+              <w:rPr>
+                <w:lang w:val="en-US"/>
+              </w:rPr>
+            </w:pPr>
+            <w:r>
+              <w:rPr>
+                <w:lang w:val="en-US"/>
+              </w:rPr>
+              <w:t>0</w:t>
+            </w:r>
           </w:p>
         </w:tc>
       </w:tr>
@@ -17749,7 +19434,16 @@
             <w:pPr>
               <w:spacing w:line="252" w:lineRule="auto"/>
               <w:jc w:val="center"/>
-            </w:pPr>
+              <w:rPr>
+                <w:lang w:val="en-US"/>
+              </w:rPr>
+            </w:pPr>
+            <w:r>
+              <w:rPr>
+                <w:lang w:val="en-US"/>
+              </w:rPr>
+              <w:t>1</w:t>
+            </w:r>
           </w:p>
         </w:tc>
         <w:tc>
@@ -17768,7 +19462,16 @@
             <w:pPr>
               <w:spacing w:line="252" w:lineRule="auto"/>
               <w:jc w:val="center"/>
-            </w:pPr>
+              <w:rPr>
+                <w:lang w:val="en-US"/>
+              </w:rPr>
+            </w:pPr>
+            <w:r>
+              <w:rPr>
+                <w:lang w:val="en-US"/>
+              </w:rPr>
+              <w:t>1</w:t>
+            </w:r>
           </w:p>
         </w:tc>
         <w:tc>
@@ -17787,7 +19490,16 @@
             <w:pPr>
               <w:spacing w:line="252" w:lineRule="auto"/>
               <w:jc w:val="center"/>
-            </w:pPr>
+              <w:rPr>
+                <w:lang w:val="en-US"/>
+              </w:rPr>
+            </w:pPr>
+            <w:r>
+              <w:rPr>
+                <w:lang w:val="en-US"/>
+              </w:rPr>
+              <w:t>1</w:t>
+            </w:r>
           </w:p>
         </w:tc>
         <w:tc>
@@ -17806,7 +19518,16 @@
             <w:pPr>
               <w:spacing w:line="252" w:lineRule="auto"/>
               <w:jc w:val="center"/>
-            </w:pPr>
+              <w:rPr>
+                <w:lang w:val="en-US"/>
+              </w:rPr>
+            </w:pPr>
+            <w:r>
+              <w:rPr>
+                <w:lang w:val="en-US"/>
+              </w:rPr>
+              <w:t>0</w:t>
+            </w:r>
           </w:p>
         </w:tc>
       </w:tr>
@@ -17880,7 +19601,72 @@
               <w:keepNext/>
               <w:spacing w:line="252" w:lineRule="auto"/>
               <w:jc w:val="center"/>
-            </w:pPr>
+              <w:rPr>
+                <w:lang w:val="en-US"/>
+              </w:rPr>
+            </w:pPr>
+            <w:r>
+              <w:rPr>
+                <w:lang w:val="en-US"/>
+              </w:rPr>
+              <w:t>A7</w:t>
+            </w:r>
+            <w:proofErr w:type="gramStart"/>
+            <w:r>
+              <w:rPr>
+                <w:lang w:val="en-US"/>
+              </w:rPr>
+              <w:t>’ .</w:t>
+            </w:r>
+            <w:proofErr w:type="gramEnd"/>
+            <w:r>
+              <w:rPr>
+                <w:lang w:val="en-US"/>
+              </w:rPr>
+              <w:t xml:space="preserve"> B7</w:t>
+            </w:r>
+            <w:proofErr w:type="gramStart"/>
+            <w:r>
+              <w:rPr>
+                <w:lang w:val="en-US"/>
+              </w:rPr>
+              <w:t>’ .</w:t>
+            </w:r>
+            <w:proofErr w:type="gramEnd"/>
+            <w:r>
+              <w:rPr>
+                <w:lang w:val="en-US"/>
+              </w:rPr>
+              <w:t xml:space="preserve"> R7 + A</w:t>
+            </w:r>
+            <w:proofErr w:type="gramStart"/>
+            <w:r>
+              <w:rPr>
+                <w:lang w:val="en-US"/>
+              </w:rPr>
+              <w:t>7 .</w:t>
+            </w:r>
+            <w:proofErr w:type="gramEnd"/>
+            <w:r>
+              <w:rPr>
+                <w:lang w:val="en-US"/>
+              </w:rPr>
+              <w:t xml:space="preserve"> B7 + A</w:t>
+            </w:r>
+            <w:proofErr w:type="gramStart"/>
+            <w:r>
+              <w:rPr>
+                <w:lang w:val="en-US"/>
+              </w:rPr>
+              <w:t>7 .</w:t>
+            </w:r>
+            <w:proofErr w:type="gramEnd"/>
+            <w:r>
+              <w:rPr>
+                <w:lang w:val="en-US"/>
+              </w:rPr>
+              <w:t xml:space="preserve"> R7</w:t>
+            </w:r>
           </w:p>
         </w:tc>
       </w:tr>
@@ -17930,7 +19716,16 @@
             <w:pPr>
               <w:spacing w:line="252" w:lineRule="auto"/>
               <w:jc w:val="center"/>
-            </w:pPr>
+              <w:rPr>
+                <w:lang w:val="en-US"/>
+              </w:rPr>
+            </w:pPr>
+            <w:r>
+              <w:rPr>
+                <w:lang w:val="en-US"/>
+              </w:rPr>
+              <w:t>6</w:t>
+            </w:r>
           </w:p>
         </w:tc>
       </w:tr>
@@ -17950,6 +19745,7 @@
           <w:b/>
           <w:bCs/>
         </w:rPr>
+        <w:lastRenderedPageBreak/>
         <w:t>Câu 2.4 (Phân tích).</w:t>
       </w:r>
       <w:r>
@@ -17988,17 +19784,130 @@
             <w:shd w:val="clear" w:color="auto" w:fill="FFF6D6"/>
           </w:tcPr>
           <w:p>
-            <w:r>
-              <w:rPr>
-                <w:i/>
-                <w:iCs/>
-                <w:color w:val="7F7F7F"/>
-                <w:sz w:val="20"/>
-                <w:szCs w:val="20"/>
-              </w:rPr>
-              <w:t>Trả lời:</w:t>
-            </w:r>
-          </w:p>
+            <w:pPr>
+              <w:rPr>
+                <w:lang w:val="en-US"/>
+              </w:rPr>
+            </w:pPr>
+            <w:r>
+              <w:rPr>
+                <w:lang w:val="en-US"/>
+              </w:rPr>
+              <w:t>A</w:t>
+            </w:r>
+            <w:proofErr w:type="gramStart"/>
+            <w:r>
+              <w:rPr>
+                <w:lang w:val="en-US"/>
+              </w:rPr>
+              <w:t>7 .</w:t>
+            </w:r>
+            <w:proofErr w:type="gramEnd"/>
+            <w:r>
+              <w:rPr>
+                <w:lang w:val="en-US"/>
+              </w:rPr>
+              <w:t xml:space="preserve"> B7’ + R7 (A7 XOR B)</w:t>
+            </w:r>
+          </w:p>
+          <w:p>
+            <w:pPr>
+              <w:rPr>
+                <w:lang w:val="en-US"/>
+              </w:rPr>
+            </w:pPr>
+          </w:p>
+          <w:p>
+            <w:r>
+              <w:t xml:space="preserve">Biểu thức LT có dạng quen thuộc, tương tự cấu trúc hàm </w:t>
+            </w:r>
+            <w:proofErr w:type="spellStart"/>
+            <w:r>
+              <w:t>Cout</w:t>
+            </w:r>
+            <w:proofErr w:type="spellEnd"/>
+            <w:r>
+              <w:t xml:space="preserve"> của </w:t>
+            </w:r>
+            <w:proofErr w:type="spellStart"/>
+            <w:r>
+              <w:t>Full</w:t>
+            </w:r>
+            <w:proofErr w:type="spellEnd"/>
+            <w:r>
+              <w:t xml:space="preserve"> </w:t>
+            </w:r>
+            <w:proofErr w:type="spellStart"/>
+            <w:r>
+              <w:t>Adder</w:t>
+            </w:r>
+            <w:proofErr w:type="spellEnd"/>
+            <w:r>
+              <w:t xml:space="preserve"> (tổng của các tích </w:t>
+            </w:r>
+            <w:proofErr w:type="spellStart"/>
+            <w:r>
+              <w:t>logic</w:t>
+            </w:r>
+            <w:proofErr w:type="spellEnd"/>
+            <w:r>
+              <w:t xml:space="preserve">). Sự giống nhau xuất phát từ việc phép trừ 8 </w:t>
+            </w:r>
+            <w:proofErr w:type="spellStart"/>
+            <w:r>
+              <w:t>bit</w:t>
+            </w:r>
+            <w:proofErr w:type="spellEnd"/>
+            <w:r>
+              <w:t xml:space="preserve"> được thực hiện thông qua phép cộng bù 2: A − B = A + B' + 1.</w:t>
+            </w:r>
+          </w:p>
+          <w:p>
+            <w:r>
+              <w:t xml:space="preserve">Tuy nhiên, LT không phải là </w:t>
+            </w:r>
+            <w:proofErr w:type="spellStart"/>
+            <w:r>
+              <w:t>Cout</w:t>
+            </w:r>
+            <w:proofErr w:type="spellEnd"/>
+            <w:r>
+              <w:t xml:space="preserve"> của </w:t>
+            </w:r>
+            <w:proofErr w:type="spellStart"/>
+            <w:r>
+              <w:t>Full</w:t>
+            </w:r>
+            <w:proofErr w:type="spellEnd"/>
+            <w:r>
+              <w:t xml:space="preserve"> </w:t>
+            </w:r>
+            <w:proofErr w:type="spellStart"/>
+            <w:r>
+              <w:t>Adder</w:t>
+            </w:r>
+            <w:proofErr w:type="spellEnd"/>
+            <w:r>
+              <w:t xml:space="preserve">. LT dùng để so sánh hai số có dấu, dựa trên dấu của A, B và kết quả R. Khi A và B cùng dấu, LT = R7; khi khác dấu, LT = A7. Vì vậy, mạch LT có cấu trúc </w:t>
+            </w:r>
+            <w:proofErr w:type="spellStart"/>
+            <w:r>
+              <w:t>logic</w:t>
+            </w:r>
+            <w:proofErr w:type="spellEnd"/>
+            <w:r>
+              <w:t xml:space="preserve"> tương tự mạch tạo </w:t>
+            </w:r>
+            <w:proofErr w:type="spellStart"/>
+            <w:r>
+              <w:t>carry</w:t>
+            </w:r>
+            <w:proofErr w:type="spellEnd"/>
+            <w:r>
+              <w:t xml:space="preserve"> nhưng thực hiện chức năng so sánh có dấu.</w:t>
+            </w:r>
+          </w:p>
+          <w:p/>
         </w:tc>
       </w:tr>
     </w:tbl>
@@ -18021,7 +19930,6 @@
           <w:szCs w:val="18"/>
           <w:shd w:val="clear" w:color="auto" w:fill="1F4E79"/>
         </w:rPr>
-        <w:lastRenderedPageBreak/>
         <w:t xml:space="preserve"> DỰNG MẠCH </w:t>
       </w:r>
       <w:r>
@@ -18117,16 +20025,87 @@
           </w:tcPr>
           <w:p>
             <w:r>
-              <w:rPr>
-                <w:i/>
-                <w:iCs/>
-                <w:color w:val="7F7F7F"/>
-                <w:sz w:val="20"/>
-                <w:szCs w:val="20"/>
-              </w:rPr>
-              <w:t>Trả lời:</w:t>
-            </w:r>
-          </w:p>
+              <w:t xml:space="preserve">Với số không dấu, A &lt; B khi phép trừ A − B phải mượn. Nếu C là </w:t>
+            </w:r>
+            <w:proofErr w:type="spellStart"/>
+            <w:r>
+              <w:t>carry-out</w:t>
+            </w:r>
+            <w:proofErr w:type="spellEnd"/>
+            <w:r>
+              <w:t xml:space="preserve"> của phép cộng bù 2, ta có A &lt; B khi C = 0, tức LT = C'.</w:t>
+            </w:r>
+          </w:p>
+          <w:p>
+            <w:r>
+              <w:t xml:space="preserve">Kiểm tra trên 9 </w:t>
+            </w:r>
+            <w:proofErr w:type="spellStart"/>
+            <w:r>
+              <w:t>bit</w:t>
+            </w:r>
+            <w:proofErr w:type="spellEnd"/>
+            <w:r>
+              <w:t>:</w:t>
+            </w:r>
+          </w:p>
+          <w:p>
+            <w:pPr>
+              <w:numPr>
+                <w:ilvl w:val="0"/>
+                <w:numId w:val="7"/>
+              </w:numPr>
+            </w:pPr>
+            <w:r>
+              <w:t>0xC8 − 0x0A: 0xC8 + 0xF5 + 1 = 0x1BE, C = 1, suy ra A &gt; B (200 &gt; 10).</w:t>
+            </w:r>
+          </w:p>
+          <w:p>
+            <w:pPr>
+              <w:numPr>
+                <w:ilvl w:val="0"/>
+                <w:numId w:val="7"/>
+              </w:numPr>
+            </w:pPr>
+            <w:r>
+              <w:t>0x0A − 0xC8: 0x0A + 0x37 + 1 = 0x042, C = 0, suy ra A &lt; B (10 &lt; 200).</w:t>
+            </w:r>
+          </w:p>
+          <w:p>
+            <w:r>
+              <w:t xml:space="preserve">Bộ so sánh trực tiếp hai số 8 </w:t>
+            </w:r>
+            <w:proofErr w:type="spellStart"/>
+            <w:r>
+              <w:t>bit</w:t>
+            </w:r>
+            <w:proofErr w:type="spellEnd"/>
+            <w:r>
+              <w:t xml:space="preserve"> có 16 </w:t>
+            </w:r>
+            <w:proofErr w:type="spellStart"/>
+            <w:r>
+              <w:t>bit</w:t>
+            </w:r>
+            <w:proofErr w:type="spellEnd"/>
+            <w:r>
+              <w:t xml:space="preserve"> đầu vào nên bảng chân trị đầy đủ gồm 2^16 = 65.536 hàng. Trong khi đó, mạch LT có dấu sử dụng ba tín hiệu A7, B7, R7 nên chỉ cần 2^3 = 8 hàng.</w:t>
+            </w:r>
+          </w:p>
+          <w:p>
+            <w:r>
+              <w:t xml:space="preserve">Việc tận dụng ALU và bổ sung LT giúp tái sử dụng mạch trừ, có thể tiết kiệm phần cứng. Tuy nhiên, vẫn nên dùng bộ so sánh riêng khi cần so sánh độc lập, thực hiện song </w:t>
+            </w:r>
+            <w:proofErr w:type="spellStart"/>
+            <w:r>
+              <w:t>song</w:t>
+            </w:r>
+            <w:proofErr w:type="spellEnd"/>
+            <w:r>
+              <w:t xml:space="preserve"> với ALU hoặc tối ưu tốc độ xử lý.</w:t>
+            </w:r>
+          </w:p>
+          <w:p/>
         </w:tc>
       </w:tr>
     </w:tbl>
@@ -18171,14 +20150,42 @@
               <w:jc w:val="center"/>
             </w:pPr>
             <w:r>
-              <w:rPr>
-                <w:i/>
-                <w:iCs/>
-                <w:color w:val="7F7F7F"/>
-                <w:sz w:val="20"/>
-                <w:szCs w:val="20"/>
-              </w:rPr>
-              <w:t>Dán ảnh chụp circuit ALU8 (thấy rõ A, B, OP, R, Z) và mạch con LT</w:t>
+              <w:lastRenderedPageBreak/>
+              <w:drawing>
+                <wp:inline distT="0" distB="0" distL="0" distR="0" wp14:anchorId="3751A686" wp14:editId="526E3CF8">
+                  <wp:extent cx="5980430" cy="4819650"/>
+                  <wp:effectExtent l="0" t="0" r="1270" b="0"/>
+                  <wp:docPr id="1223539318" name="Hình ảnh 1"/>
+                  <wp:cNvGraphicFramePr>
+                    <a:graphicFrameLocks xmlns:a="http://schemas.openxmlformats.org/drawingml/2006/main" noChangeAspect="1"/>
+                  </wp:cNvGraphicFramePr>
+                  <a:graphic xmlns:a="http://schemas.openxmlformats.org/drawingml/2006/main">
+                    <a:graphicData uri="http://schemas.openxmlformats.org/drawingml/2006/picture">
+                      <pic:pic xmlns:pic="http://schemas.openxmlformats.org/drawingml/2006/picture">
+                        <pic:nvPicPr>
+                          <pic:cNvPr id="1223539318" name=""/>
+                          <pic:cNvPicPr/>
+                        </pic:nvPicPr>
+                        <pic:blipFill>
+                          <a:blip r:embed="rId9"/>
+                          <a:stretch>
+                            <a:fillRect/>
+                          </a:stretch>
+                        </pic:blipFill>
+                        <pic:spPr>
+                          <a:xfrm>
+                            <a:off x="0" y="0"/>
+                            <a:ext cx="5980430" cy="4819650"/>
+                          </a:xfrm>
+                          <a:prstGeom prst="rect">
+                            <a:avLst/>
+                          </a:prstGeom>
+                        </pic:spPr>
+                      </pic:pic>
+                    </a:graphicData>
+                  </a:graphic>
+                </wp:inline>
+              </w:drawing>
             </w:r>
           </w:p>
         </w:tc>
@@ -18350,7 +20357,7 @@
                     </pic:cNvPicPr>
                   </pic:nvPicPr>
                   <pic:blipFill>
-                    <a:blip r:embed="rId9"/>
+                    <a:blip r:embed="rId10"/>
                     <a:stretch>
                       <a:fillRect/>
                     </a:stretch>
@@ -25437,7 +27444,7 @@
                     </pic:cNvPicPr>
                   </pic:nvPicPr>
                   <pic:blipFill>
-                    <a:blip r:embed="rId10"/>
+                    <a:blip r:embed="rId11"/>
                     <a:stretch>
                       <a:fillRect/>
                     </a:stretch>
@@ -32762,12 +34769,12 @@
       </w:r>
     </w:p>
     <w:sectPr>
-      <w:headerReference w:type="even" r:id="rId11"/>
-      <w:headerReference w:type="default" r:id="rId12"/>
-      <w:footerReference w:type="even" r:id="rId13"/>
-      <w:footerReference w:type="default" r:id="rId14"/>
-      <w:headerReference w:type="first" r:id="rId15"/>
-      <w:footerReference w:type="first" r:id="rId16"/>
+      <w:headerReference w:type="even" r:id="rId12"/>
+      <w:headerReference w:type="default" r:id="rId13"/>
+      <w:footerReference w:type="even" r:id="rId14"/>
+      <w:footerReference w:type="default" r:id="rId15"/>
+      <w:headerReference w:type="first" r:id="rId16"/>
+      <w:footerReference w:type="first" r:id="rId17"/>
       <w:pgSz w:w="11906" w:h="16838"/>
       <w:pgMar w:top="1134" w:right="1134" w:bottom="1134" w:left="1134" w:header="500" w:footer="500" w:gutter="0"/>
       <w:cols w:space="720"/>
@@ -33149,6 +35156,155 @@
 <file path=word/numbering.xml><?xml version="1.0" encoding="utf-8"?>
 <w:numbering xmlns:wpc="http://schemas.microsoft.com/office/word/2010/wordprocessingCanvas" xmlns:cx="http://schemas.microsoft.com/office/drawing/2014/chartex" xmlns:cx1="http://schemas.microsoft.com/office/drawing/2015/9/8/chartex" xmlns:cx2="http://schemas.microsoft.com/office/drawing/2015/10/21/chartex" xmlns:cx3="http://schemas.microsoft.com/office/drawing/2016/5/9/chartex" xmlns:cx4="http://schemas.microsoft.com/office/drawing/2016/5/10/chartex" xmlns:cx5="http://schemas.microsoft.com/office/drawing/2016/5/11/chartex" xmlns:cx6="http://schemas.microsoft.com/office/drawing/2016/5/12/chartex" xmlns:cx7="http://schemas.microsoft.com/office/drawing/2016/5/13/chartex" xmlns:cx8="http://schemas.microsoft.com/office/drawing/2016/5/14/chartex" xmlns:mc="http://schemas.openxmlformats.org/markup-compatibility/2006" xmlns:aink="http://schemas.microsoft.com/office/drawing/2016/ink" xmlns:am3d="http://schemas.microsoft.com/office/drawing/2017/model3d" xmlns:o="urn:schemas-microsoft-com:office:office" xmlns:oel="http://schemas.microsoft.com/office/2019/extlst" xmlns:r="http://schemas.openxmlformats.org/officeDocument/2006/relationships" xmlns:m="http://schemas.openxmlformats.org/officeDocument/2006/math" xmlns:v="urn:schemas-microsoft-com:vml" xmlns:wp14="http://schemas.microsoft.com/office/word/2010/wordprocessingDrawing" xmlns:wp="http://schemas.openxmlformats.org/drawingml/2006/wordprocessingDrawing" xmlns:w10="urn:schemas-microsoft-com:office:word" xmlns:w="http://schemas.openxmlformats.org/wordprocessingml/2006/main" xmlns:w14="http://schemas.microsoft.com/office/word/2010/wordml" xmlns:w15="http://schemas.microsoft.com/office/word/2012/wordml" xmlns:w16cex="http://schemas.microsoft.com/office/word/2018/wordml/cex" xmlns:w16cid="http://schemas.microsoft.com/office/word/2016/wordml/cid" xmlns:w16="http://schemas.microsoft.com/office/word/2018/wordml" xmlns:w16du="http://schemas.microsoft.com/office/word/2023/wordml/word16du" xmlns:w16sdtdh="http://schemas.microsoft.com/office/word/2020/wordml/sdtdatahash" xmlns:w16sdtfl="http://schemas.microsoft.com/office/word/2024/wordml/sdtformatlock" xmlns:w16se="http://schemas.microsoft.com/office/word/2015/wordml/symex" xmlns:wpg="http://schemas.microsoft.com/office/word/2010/wordprocessingGroup" xmlns:wpi="http://schemas.microsoft.com/office/word/2010/wordprocessingInk" xmlns:wne="http://schemas.microsoft.com/office/word/2006/wordml" xmlns:wps="http://schemas.microsoft.com/office/word/2010/wordprocessingShape" mc:Ignorable="w14 w15 w16se w16cid w16 w16cex w16sdtdh w16sdtfl w16du wp14">
   <w:abstractNum w:abstractNumId="0" w15:restartNumberingAfterBreak="0">
+    <w:nsid w:val="1DBD0036"/>
+    <w:multiLevelType w:val="multilevel"/>
+    <w:tmpl w:val="65F86F66"/>
+    <w:lvl w:ilvl="0">
+      <w:start w:val="1"/>
+      <w:numFmt w:val="bullet"/>
+      <w:lvlText w:val=""/>
+      <w:lvlJc w:val="left"/>
+      <w:pPr>
+        <w:tabs>
+          <w:tab w:val="num" w:pos="720"/>
+        </w:tabs>
+        <w:ind w:left="720" w:hanging="360"/>
+      </w:pPr>
+      <w:rPr>
+        <w:rFonts w:ascii="Symbol" w:hAnsi="Symbol" w:hint="default"/>
+        <w:sz w:val="20"/>
+      </w:rPr>
+    </w:lvl>
+    <w:lvl w:ilvl="1" w:tentative="1">
+      <w:start w:val="1"/>
+      <w:numFmt w:val="bullet"/>
+      <w:lvlText w:val="o"/>
+      <w:lvlJc w:val="left"/>
+      <w:pPr>
+        <w:tabs>
+          <w:tab w:val="num" w:pos="1440"/>
+        </w:tabs>
+        <w:ind w:left="1440" w:hanging="360"/>
+      </w:pPr>
+      <w:rPr>
+        <w:rFonts w:ascii="Courier New" w:hAnsi="Courier New" w:hint="default"/>
+        <w:sz w:val="20"/>
+      </w:rPr>
+    </w:lvl>
+    <w:lvl w:ilvl="2" w:tentative="1">
+      <w:start w:val="1"/>
+      <w:numFmt w:val="bullet"/>
+      <w:lvlText w:val=""/>
+      <w:lvlJc w:val="left"/>
+      <w:pPr>
+        <w:tabs>
+          <w:tab w:val="num" w:pos="2160"/>
+        </w:tabs>
+        <w:ind w:left="2160" w:hanging="360"/>
+      </w:pPr>
+      <w:rPr>
+        <w:rFonts w:ascii="Wingdings" w:hAnsi="Wingdings" w:hint="default"/>
+        <w:sz w:val="20"/>
+      </w:rPr>
+    </w:lvl>
+    <w:lvl w:ilvl="3" w:tentative="1">
+      <w:start w:val="1"/>
+      <w:numFmt w:val="bullet"/>
+      <w:lvlText w:val=""/>
+      <w:lvlJc w:val="left"/>
+      <w:pPr>
+        <w:tabs>
+          <w:tab w:val="num" w:pos="2880"/>
+        </w:tabs>
+        <w:ind w:left="2880" w:hanging="360"/>
+      </w:pPr>
+      <w:rPr>
+        <w:rFonts w:ascii="Wingdings" w:hAnsi="Wingdings" w:hint="default"/>
+        <w:sz w:val="20"/>
+      </w:rPr>
+    </w:lvl>
+    <w:lvl w:ilvl="4" w:tentative="1">
+      <w:start w:val="1"/>
+      <w:numFmt w:val="bullet"/>
+      <w:lvlText w:val=""/>
+      <w:lvlJc w:val="left"/>
+      <w:pPr>
+        <w:tabs>
+          <w:tab w:val="num" w:pos="3600"/>
+        </w:tabs>
+        <w:ind w:left="3600" w:hanging="360"/>
+      </w:pPr>
+      <w:rPr>
+        <w:rFonts w:ascii="Wingdings" w:hAnsi="Wingdings" w:hint="default"/>
+        <w:sz w:val="20"/>
+      </w:rPr>
+    </w:lvl>
+    <w:lvl w:ilvl="5" w:tentative="1">
+      <w:start w:val="1"/>
+      <w:numFmt w:val="bullet"/>
+      <w:lvlText w:val=""/>
+      <w:lvlJc w:val="left"/>
+      <w:pPr>
+        <w:tabs>
+          <w:tab w:val="num" w:pos="4320"/>
+        </w:tabs>
+        <w:ind w:left="4320" w:hanging="360"/>
+      </w:pPr>
+      <w:rPr>
+        <w:rFonts w:ascii="Wingdings" w:hAnsi="Wingdings" w:hint="default"/>
+        <w:sz w:val="20"/>
+      </w:rPr>
+    </w:lvl>
+    <w:lvl w:ilvl="6" w:tentative="1">
+      <w:start w:val="1"/>
+      <w:numFmt w:val="bullet"/>
+      <w:lvlText w:val=""/>
+      <w:lvlJc w:val="left"/>
+      <w:pPr>
+        <w:tabs>
+          <w:tab w:val="num" w:pos="5040"/>
+        </w:tabs>
+        <w:ind w:left="5040" w:hanging="360"/>
+      </w:pPr>
+      <w:rPr>
+        <w:rFonts w:ascii="Wingdings" w:hAnsi="Wingdings" w:hint="default"/>
+        <w:sz w:val="20"/>
+      </w:rPr>
+    </w:lvl>
+    <w:lvl w:ilvl="7" w:tentative="1">
+      <w:start w:val="1"/>
+      <w:numFmt w:val="bullet"/>
+      <w:lvlText w:val=""/>
+      <w:lvlJc w:val="left"/>
+      <w:pPr>
+        <w:tabs>
+          <w:tab w:val="num" w:pos="5760"/>
+        </w:tabs>
+        <w:ind w:left="5760" w:hanging="360"/>
+      </w:pPr>
+      <w:rPr>
+        <w:rFonts w:ascii="Wingdings" w:hAnsi="Wingdings" w:hint="default"/>
+        <w:sz w:val="20"/>
+      </w:rPr>
+    </w:lvl>
+    <w:lvl w:ilvl="8" w:tentative="1">
+      <w:start w:val="1"/>
+      <w:numFmt w:val="bullet"/>
+      <w:lvlText w:val=""/>
+      <w:lvlJc w:val="left"/>
+      <w:pPr>
+        <w:tabs>
+          <w:tab w:val="num" w:pos="6480"/>
+        </w:tabs>
+        <w:ind w:left="6480" w:hanging="360"/>
+      </w:pPr>
+      <w:rPr>
+        <w:rFonts w:ascii="Wingdings" w:hAnsi="Wingdings" w:hint="default"/>
+        <w:sz w:val="20"/>
+      </w:rPr>
+    </w:lvl>
+  </w:abstractNum>
+  <w:abstractNum w:abstractNumId="1" w15:restartNumberingAfterBreak="0">
     <w:nsid w:val="496747F7"/>
     <w:multiLevelType w:val="multilevel"/>
     <w:tmpl w:val="1C2E8D98"/>
@@ -33256,7 +35412,156 @@
       </w:pPr>
     </w:lvl>
   </w:abstractNum>
-  <w:abstractNum w:abstractNumId="1" w15:restartNumberingAfterBreak="0">
+  <w:abstractNum w:abstractNumId="2" w15:restartNumberingAfterBreak="0">
+    <w:nsid w:val="49713E6B"/>
+    <w:multiLevelType w:val="multilevel"/>
+    <w:tmpl w:val="8472A256"/>
+    <w:lvl w:ilvl="0">
+      <w:start w:val="1"/>
+      <w:numFmt w:val="bullet"/>
+      <w:lvlText w:val=""/>
+      <w:lvlJc w:val="left"/>
+      <w:pPr>
+        <w:tabs>
+          <w:tab w:val="num" w:pos="720"/>
+        </w:tabs>
+        <w:ind w:left="720" w:hanging="360"/>
+      </w:pPr>
+      <w:rPr>
+        <w:rFonts w:ascii="Symbol" w:hAnsi="Symbol" w:hint="default"/>
+        <w:sz w:val="20"/>
+      </w:rPr>
+    </w:lvl>
+    <w:lvl w:ilvl="1" w:tentative="1">
+      <w:start w:val="1"/>
+      <w:numFmt w:val="bullet"/>
+      <w:lvlText w:val="o"/>
+      <w:lvlJc w:val="left"/>
+      <w:pPr>
+        <w:tabs>
+          <w:tab w:val="num" w:pos="1440"/>
+        </w:tabs>
+        <w:ind w:left="1440" w:hanging="360"/>
+      </w:pPr>
+      <w:rPr>
+        <w:rFonts w:ascii="Courier New" w:hAnsi="Courier New" w:hint="default"/>
+        <w:sz w:val="20"/>
+      </w:rPr>
+    </w:lvl>
+    <w:lvl w:ilvl="2" w:tentative="1">
+      <w:start w:val="1"/>
+      <w:numFmt w:val="bullet"/>
+      <w:lvlText w:val=""/>
+      <w:lvlJc w:val="left"/>
+      <w:pPr>
+        <w:tabs>
+          <w:tab w:val="num" w:pos="2160"/>
+        </w:tabs>
+        <w:ind w:left="2160" w:hanging="360"/>
+      </w:pPr>
+      <w:rPr>
+        <w:rFonts w:ascii="Wingdings" w:hAnsi="Wingdings" w:hint="default"/>
+        <w:sz w:val="20"/>
+      </w:rPr>
+    </w:lvl>
+    <w:lvl w:ilvl="3" w:tentative="1">
+      <w:start w:val="1"/>
+      <w:numFmt w:val="bullet"/>
+      <w:lvlText w:val=""/>
+      <w:lvlJc w:val="left"/>
+      <w:pPr>
+        <w:tabs>
+          <w:tab w:val="num" w:pos="2880"/>
+        </w:tabs>
+        <w:ind w:left="2880" w:hanging="360"/>
+      </w:pPr>
+      <w:rPr>
+        <w:rFonts w:ascii="Wingdings" w:hAnsi="Wingdings" w:hint="default"/>
+        <w:sz w:val="20"/>
+      </w:rPr>
+    </w:lvl>
+    <w:lvl w:ilvl="4" w:tentative="1">
+      <w:start w:val="1"/>
+      <w:numFmt w:val="bullet"/>
+      <w:lvlText w:val=""/>
+      <w:lvlJc w:val="left"/>
+      <w:pPr>
+        <w:tabs>
+          <w:tab w:val="num" w:pos="3600"/>
+        </w:tabs>
+        <w:ind w:left="3600" w:hanging="360"/>
+      </w:pPr>
+      <w:rPr>
+        <w:rFonts w:ascii="Wingdings" w:hAnsi="Wingdings" w:hint="default"/>
+        <w:sz w:val="20"/>
+      </w:rPr>
+    </w:lvl>
+    <w:lvl w:ilvl="5" w:tentative="1">
+      <w:start w:val="1"/>
+      <w:numFmt w:val="bullet"/>
+      <w:lvlText w:val=""/>
+      <w:lvlJc w:val="left"/>
+      <w:pPr>
+        <w:tabs>
+          <w:tab w:val="num" w:pos="4320"/>
+        </w:tabs>
+        <w:ind w:left="4320" w:hanging="360"/>
+      </w:pPr>
+      <w:rPr>
+        <w:rFonts w:ascii="Wingdings" w:hAnsi="Wingdings" w:hint="default"/>
+        <w:sz w:val="20"/>
+      </w:rPr>
+    </w:lvl>
+    <w:lvl w:ilvl="6" w:tentative="1">
+      <w:start w:val="1"/>
+      <w:numFmt w:val="bullet"/>
+      <w:lvlText w:val=""/>
+      <w:lvlJc w:val="left"/>
+      <w:pPr>
+        <w:tabs>
+          <w:tab w:val="num" w:pos="5040"/>
+        </w:tabs>
+        <w:ind w:left="5040" w:hanging="360"/>
+      </w:pPr>
+      <w:rPr>
+        <w:rFonts w:ascii="Wingdings" w:hAnsi="Wingdings" w:hint="default"/>
+        <w:sz w:val="20"/>
+      </w:rPr>
+    </w:lvl>
+    <w:lvl w:ilvl="7" w:tentative="1">
+      <w:start w:val="1"/>
+      <w:numFmt w:val="bullet"/>
+      <w:lvlText w:val=""/>
+      <w:lvlJc w:val="left"/>
+      <w:pPr>
+        <w:tabs>
+          <w:tab w:val="num" w:pos="5760"/>
+        </w:tabs>
+        <w:ind w:left="5760" w:hanging="360"/>
+      </w:pPr>
+      <w:rPr>
+        <w:rFonts w:ascii="Wingdings" w:hAnsi="Wingdings" w:hint="default"/>
+        <w:sz w:val="20"/>
+      </w:rPr>
+    </w:lvl>
+    <w:lvl w:ilvl="8" w:tentative="1">
+      <w:start w:val="1"/>
+      <w:numFmt w:val="bullet"/>
+      <w:lvlText w:val=""/>
+      <w:lvlJc w:val="left"/>
+      <w:pPr>
+        <w:tabs>
+          <w:tab w:val="num" w:pos="6480"/>
+        </w:tabs>
+        <w:ind w:left="6480" w:hanging="360"/>
+      </w:pPr>
+      <w:rPr>
+        <w:rFonts w:ascii="Wingdings" w:hAnsi="Wingdings" w:hint="default"/>
+        <w:sz w:val="20"/>
+      </w:rPr>
+    </w:lvl>
+  </w:abstractNum>
+  <w:abstractNum w:abstractNumId="3" w15:restartNumberingAfterBreak="0">
     <w:nsid w:val="5DD745FE"/>
     <w:multiLevelType w:val="multilevel"/>
     <w:tmpl w:val="B9A6BDC4"/>
@@ -33378,7 +35683,7 @@
       </w:pPr>
     </w:lvl>
   </w:abstractNum>
-  <w:abstractNum w:abstractNumId="2" w15:restartNumberingAfterBreak="0">
+  <w:abstractNum w:abstractNumId="4" w15:restartNumberingAfterBreak="0">
     <w:nsid w:val="7C9A7881"/>
     <w:multiLevelType w:val="multilevel"/>
     <w:tmpl w:val="6008722C"/>
@@ -33487,25 +35792,31 @@
     </w:lvl>
   </w:abstractNum>
   <w:num w:numId="1" w16cid:durableId="996804012">
-    <w:abstractNumId w:val="0"/>
+    <w:abstractNumId w:val="1"/>
   </w:num>
   <w:num w:numId="2" w16cid:durableId="553734425">
-    <w:abstractNumId w:val="2"/>
+    <w:abstractNumId w:val="4"/>
   </w:num>
   <w:num w:numId="3" w16cid:durableId="1614943148">
-    <w:abstractNumId w:val="1"/>
+    <w:abstractNumId w:val="3"/>
   </w:num>
   <w:num w:numId="4" w16cid:durableId="655956750">
-    <w:abstractNumId w:val="0"/>
+    <w:abstractNumId w:val="1"/>
     <w:lvlOverride w:ilvl="0">
       <w:startOverride w:val="1"/>
     </w:lvlOverride>
   </w:num>
   <w:num w:numId="5" w16cid:durableId="1377970138">
-    <w:abstractNumId w:val="2"/>
+    <w:abstractNumId w:val="4"/>
     <w:lvlOverride w:ilvl="0">
       <w:startOverride w:val="1"/>
     </w:lvlOverride>
+  </w:num>
+  <w:num w:numId="6" w16cid:durableId="2125227691">
+    <w:abstractNumId w:val="0"/>
+  </w:num>
+  <w:num w:numId="7" w16cid:durableId="761295026">
+    <w:abstractNumId w:val="2"/>
   </w:num>
 </w:numbering>
 </file>
@@ -34003,7 +36314,6 @@
   <w:style w:type="character" w:default="1" w:styleId="Phngmcinhcuaoanvn">
     <w:name w:val="Default Paragraph Font"/>
     <w:uiPriority w:val="1"/>
-    <w:semiHidden/>
     <w:unhideWhenUsed/>
   </w:style>
   <w:style w:type="table" w:default="1" w:styleId="BangThngthng">

--- a/IT012_Lab02_2026.docx
+++ b/IT012_Lab02_2026.docx
@@ -20890,7 +20890,16 @@
             <w:pPr>
               <w:spacing w:line="252" w:lineRule="auto"/>
               <w:jc w:val="center"/>
-            </w:pPr>
+              <w:rPr>
+                <w:lang w:val="en-US"/>
+              </w:rPr>
+            </w:pPr>
+            <w:r>
+              <w:rPr>
+                <w:lang w:val="en-US"/>
+              </w:rPr>
+              <w:t>X</w:t>
+            </w:r>
           </w:p>
         </w:tc>
         <w:tc>
@@ -20909,7 +20918,16 @@
             <w:pPr>
               <w:spacing w:line="252" w:lineRule="auto"/>
               <w:jc w:val="center"/>
-            </w:pPr>
+              <w:rPr>
+                <w:lang w:val="en-US"/>
+              </w:rPr>
+            </w:pPr>
+            <w:r>
+              <w:rPr>
+                <w:lang w:val="en-US"/>
+              </w:rPr>
+              <w:t>x</w:t>
+            </w:r>
           </w:p>
         </w:tc>
       </w:tr>
@@ -21011,7 +21029,16 @@
             <w:pPr>
               <w:spacing w:line="252" w:lineRule="auto"/>
               <w:jc w:val="center"/>
-            </w:pPr>
+              <w:rPr>
+                <w:lang w:val="en-US"/>
+              </w:rPr>
+            </w:pPr>
+            <w:r>
+              <w:rPr>
+                <w:lang w:val="en-US"/>
+              </w:rPr>
+              <w:t>X</w:t>
+            </w:r>
           </w:p>
         </w:tc>
         <w:tc>
@@ -21030,7 +21057,16 @@
             <w:pPr>
               <w:spacing w:line="252" w:lineRule="auto"/>
               <w:jc w:val="center"/>
-            </w:pPr>
+              <w:rPr>
+                <w:lang w:val="en-US"/>
+              </w:rPr>
+            </w:pPr>
+            <w:r>
+              <w:rPr>
+                <w:lang w:val="en-US"/>
+              </w:rPr>
+              <w:t>x</w:t>
+            </w:r>
           </w:p>
         </w:tc>
       </w:tr>
@@ -21132,7 +21168,16 @@
             <w:pPr>
               <w:spacing w:line="252" w:lineRule="auto"/>
               <w:jc w:val="center"/>
-            </w:pPr>
+              <w:rPr>
+                <w:lang w:val="en-US"/>
+              </w:rPr>
+            </w:pPr>
+            <w:r>
+              <w:rPr>
+                <w:lang w:val="en-US"/>
+              </w:rPr>
+              <w:t>1</w:t>
+            </w:r>
           </w:p>
         </w:tc>
         <w:tc>
@@ -21151,7 +21196,16 @@
             <w:pPr>
               <w:spacing w:line="252" w:lineRule="auto"/>
               <w:jc w:val="center"/>
-            </w:pPr>
+              <w:rPr>
+                <w:lang w:val="en-US"/>
+              </w:rPr>
+            </w:pPr>
+            <w:r>
+              <w:rPr>
+                <w:lang w:val="en-US"/>
+              </w:rPr>
+              <w:t>1</w:t>
+            </w:r>
           </w:p>
         </w:tc>
       </w:tr>
@@ -21253,7 +21307,16 @@
             <w:pPr>
               <w:spacing w:line="252" w:lineRule="auto"/>
               <w:jc w:val="center"/>
-            </w:pPr>
+              <w:rPr>
+                <w:lang w:val="en-US"/>
+              </w:rPr>
+            </w:pPr>
+            <w:r>
+              <w:rPr>
+                <w:lang w:val="en-US"/>
+              </w:rPr>
+              <w:t>1</w:t>
+            </w:r>
           </w:p>
         </w:tc>
         <w:tc>
@@ -21272,7 +21335,16 @@
             <w:pPr>
               <w:spacing w:line="252" w:lineRule="auto"/>
               <w:jc w:val="center"/>
-            </w:pPr>
+              <w:rPr>
+                <w:lang w:val="en-US"/>
+              </w:rPr>
+            </w:pPr>
+            <w:r>
+              <w:rPr>
+                <w:lang w:val="en-US"/>
+              </w:rPr>
+              <w:t>1</w:t>
+            </w:r>
           </w:p>
         </w:tc>
       </w:tr>
@@ -21374,7 +21446,16 @@
             <w:pPr>
               <w:spacing w:line="252" w:lineRule="auto"/>
               <w:jc w:val="center"/>
-            </w:pPr>
+              <w:rPr>
+                <w:lang w:val="en-US"/>
+              </w:rPr>
+            </w:pPr>
+            <w:r>
+              <w:rPr>
+                <w:lang w:val="en-US"/>
+              </w:rPr>
+              <w:t>1</w:t>
+            </w:r>
           </w:p>
         </w:tc>
         <w:tc>
@@ -21393,7 +21474,16 @@
             <w:pPr>
               <w:spacing w:line="252" w:lineRule="auto"/>
               <w:jc w:val="center"/>
-            </w:pPr>
+              <w:rPr>
+                <w:lang w:val="en-US"/>
+              </w:rPr>
+            </w:pPr>
+            <w:r>
+              <w:rPr>
+                <w:lang w:val="en-US"/>
+              </w:rPr>
+              <w:t>1</w:t>
+            </w:r>
           </w:p>
         </w:tc>
       </w:tr>
@@ -21495,7 +21585,16 @@
             <w:pPr>
               <w:spacing w:line="252" w:lineRule="auto"/>
               <w:jc w:val="center"/>
-            </w:pPr>
+              <w:rPr>
+                <w:lang w:val="en-US"/>
+              </w:rPr>
+            </w:pPr>
+            <w:r>
+              <w:rPr>
+                <w:lang w:val="en-US"/>
+              </w:rPr>
+              <w:t>0</w:t>
+            </w:r>
           </w:p>
         </w:tc>
         <w:tc>
@@ -21514,7 +21613,16 @@
             <w:pPr>
               <w:spacing w:line="252" w:lineRule="auto"/>
               <w:jc w:val="center"/>
-            </w:pPr>
+              <w:rPr>
+                <w:lang w:val="en-US"/>
+              </w:rPr>
+            </w:pPr>
+            <w:r>
+              <w:rPr>
+                <w:lang w:val="en-US"/>
+              </w:rPr>
+              <w:t>0</w:t>
+            </w:r>
           </w:p>
         </w:tc>
       </w:tr>
@@ -21616,7 +21724,16 @@
             <w:pPr>
               <w:spacing w:line="252" w:lineRule="auto"/>
               <w:jc w:val="center"/>
-            </w:pPr>
+              <w:rPr>
+                <w:lang w:val="en-US"/>
+              </w:rPr>
+            </w:pPr>
+            <w:r>
+              <w:rPr>
+                <w:lang w:val="en-US"/>
+              </w:rPr>
+              <w:t>1</w:t>
+            </w:r>
           </w:p>
         </w:tc>
         <w:tc>
@@ -21635,7 +21752,16 @@
             <w:pPr>
               <w:spacing w:line="252" w:lineRule="auto"/>
               <w:jc w:val="center"/>
-            </w:pPr>
+              <w:rPr>
+                <w:lang w:val="en-US"/>
+              </w:rPr>
+            </w:pPr>
+            <w:r>
+              <w:rPr>
+                <w:lang w:val="en-US"/>
+              </w:rPr>
+              <w:t>1</w:t>
+            </w:r>
           </w:p>
         </w:tc>
       </w:tr>
@@ -21737,7 +21863,16 @@
             <w:pPr>
               <w:spacing w:line="252" w:lineRule="auto"/>
               <w:jc w:val="center"/>
-            </w:pPr>
+              <w:rPr>
+                <w:lang w:val="en-US"/>
+              </w:rPr>
+            </w:pPr>
+            <w:r>
+              <w:rPr>
+                <w:lang w:val="en-US"/>
+              </w:rPr>
+              <w:t>0</w:t>
+            </w:r>
           </w:p>
         </w:tc>
         <w:tc>
@@ -21756,7 +21891,16 @@
             <w:pPr>
               <w:spacing w:line="252" w:lineRule="auto"/>
               <w:jc w:val="center"/>
-            </w:pPr>
+              <w:rPr>
+                <w:lang w:val="en-US"/>
+              </w:rPr>
+            </w:pPr>
+            <w:r>
+              <w:rPr>
+                <w:lang w:val="en-US"/>
+              </w:rPr>
+              <w:t>0</w:t>
+            </w:r>
           </w:p>
         </w:tc>
       </w:tr>
@@ -21859,7 +22003,16 @@
             <w:pPr>
               <w:spacing w:line="252" w:lineRule="auto"/>
               <w:jc w:val="center"/>
-            </w:pPr>
+              <w:rPr>
+                <w:lang w:val="en-US"/>
+              </w:rPr>
+            </w:pPr>
+            <w:r>
+              <w:rPr>
+                <w:lang w:val="en-US"/>
+              </w:rPr>
+              <w:t>0</w:t>
+            </w:r>
           </w:p>
         </w:tc>
         <w:tc>
@@ -21878,7 +22031,16 @@
             <w:pPr>
               <w:spacing w:line="252" w:lineRule="auto"/>
               <w:jc w:val="center"/>
-            </w:pPr>
+              <w:rPr>
+                <w:lang w:val="en-US"/>
+              </w:rPr>
+            </w:pPr>
+            <w:r>
+              <w:rPr>
+                <w:lang w:val="en-US"/>
+              </w:rPr>
+              <w:t>0</w:t>
+            </w:r>
           </w:p>
         </w:tc>
       </w:tr>
@@ -21980,7 +22142,16 @@
             <w:pPr>
               <w:spacing w:line="252" w:lineRule="auto"/>
               <w:jc w:val="center"/>
-            </w:pPr>
+              <w:rPr>
+                <w:lang w:val="en-US"/>
+              </w:rPr>
+            </w:pPr>
+            <w:r>
+              <w:rPr>
+                <w:lang w:val="en-US"/>
+              </w:rPr>
+              <w:t>0</w:t>
+            </w:r>
           </w:p>
         </w:tc>
         <w:tc>
@@ -21999,7 +22170,16 @@
             <w:pPr>
               <w:spacing w:line="252" w:lineRule="auto"/>
               <w:jc w:val="center"/>
-            </w:pPr>
+              <w:rPr>
+                <w:lang w:val="en-US"/>
+              </w:rPr>
+            </w:pPr>
+            <w:r>
+              <w:rPr>
+                <w:lang w:val="en-US"/>
+              </w:rPr>
+              <w:t>0</w:t>
+            </w:r>
           </w:p>
         </w:tc>
       </w:tr>
@@ -22068,16 +22248,23 @@
           </w:tcPr>
           <w:p>
             <w:r>
-              <w:rPr>
-                <w:i/>
-                <w:iCs/>
-                <w:color w:val="7F7F7F"/>
-                <w:sz w:val="20"/>
-                <w:szCs w:val="20"/>
-              </w:rPr>
-              <w:t>Trả lời:</w:t>
-            </w:r>
-          </w:p>
+              <w:t>Ở bước 1–2, E = 0 nên DLATCH giữ trạng thái Q trước đó, không phụ thuộc vào giá trị D. Tuy nhiên, do mạch chưa được khởi tạo nên trạng thái ban đầu của Q chưa xác định (X).</w:t>
+            </w:r>
+          </w:p>
+          <w:p>
+            <w:r>
+              <w:t xml:space="preserve">Điều này cho thấy thiết bị lưu trữ trong mạch thật cần được khởi tạo bằng tín hiệu </w:t>
+            </w:r>
+            <w:proofErr w:type="spellStart"/>
+            <w:r>
+              <w:t>reset</w:t>
+            </w:r>
+            <w:proofErr w:type="spellEnd"/>
+            <w:r>
+              <w:t xml:space="preserve"> hoặc cơ chế thiết lập trạng thái ban đầu để đảm bảo hệ thống hoạt động đúng và có thể dự đoán được.</w:t>
+            </w:r>
+          </w:p>
+          <w:p/>
         </w:tc>
       </w:tr>
     </w:tbl>
@@ -22145,16 +22332,23 @@
           </w:tcPr>
           <w:p>
             <w:r>
-              <w:rPr>
-                <w:i/>
-                <w:iCs/>
-                <w:color w:val="7F7F7F"/>
-                <w:sz w:val="20"/>
-                <w:szCs w:val="20"/>
-              </w:rPr>
-              <w:t>Trả lời:</w:t>
-            </w:r>
-          </w:p>
+              <w:t>DLATCH có đường hồi tiếp từ Q về MUX để lưu giữ trạng thái trước đó. Khi E = 0, MUX chọn tín hiệu Q hồi tiếp nên Q tiếp tục giữ nguyên giá trị, không phụ thuộc vào D. Khi E = 1, MUX chọn D nên Q thay đổi theo D, tức mạch ở trạng thái cho phép truyền dữ liệu.</w:t>
+            </w:r>
+          </w:p>
+          <w:p>
+            <w:r>
+              <w:t xml:space="preserve">Mặc dù có hồi tiếp, DLATCH vẫn hoạt động ổn định vì đường hồi tiếp được sử dụng có chủ đích để duy trì trạng thái, không tạo ra dao động trong điều kiện hoạt động bình thường. Do đó, DLATCH là mạch tuần tự có khả năng lưu trữ 1 </w:t>
+            </w:r>
+            <w:proofErr w:type="spellStart"/>
+            <w:r>
+              <w:t>bit</w:t>
+            </w:r>
+            <w:proofErr w:type="spellEnd"/>
+            <w:r>
+              <w:t>, khác với mạch tổ hợp không có chức năng ghi nhớ.</w:t>
+            </w:r>
+          </w:p>
+          <w:p/>
         </w:tc>
       </w:tr>
     </w:tbl>
@@ -22169,6 +22363,7 @@
         <w:keepNext/>
       </w:pPr>
       <w:r>
+        <w:lastRenderedPageBreak/>
         <w:t>B. Latch và flip-flop: cùng ngõ vào, khác kết quả</w:t>
       </w:r>
     </w:p>
@@ -23866,7 +24061,16 @@
               <w:keepNext/>
               <w:spacing w:line="252" w:lineRule="auto"/>
               <w:jc w:val="center"/>
-            </w:pPr>
+              <w:rPr>
+                <w:lang w:val="en-US"/>
+              </w:rPr>
+            </w:pPr>
+            <w:r>
+              <w:rPr>
+                <w:lang w:val="en-US"/>
+              </w:rPr>
+              <w:t>0</w:t>
+            </w:r>
           </w:p>
         </w:tc>
         <w:tc>
@@ -23886,7 +24090,16 @@
               <w:keepNext/>
               <w:spacing w:line="252" w:lineRule="auto"/>
               <w:jc w:val="center"/>
-            </w:pPr>
+              <w:rPr>
+                <w:lang w:val="en-US"/>
+              </w:rPr>
+            </w:pPr>
+            <w:r>
+              <w:rPr>
+                <w:lang w:val="en-US"/>
+              </w:rPr>
+              <w:t>0</w:t>
+            </w:r>
           </w:p>
         </w:tc>
         <w:tc>
@@ -23906,7 +24119,16 @@
               <w:keepNext/>
               <w:spacing w:line="252" w:lineRule="auto"/>
               <w:jc w:val="center"/>
-            </w:pPr>
+              <w:rPr>
+                <w:lang w:val="en-US"/>
+              </w:rPr>
+            </w:pPr>
+            <w:r>
+              <w:rPr>
+                <w:lang w:val="en-US"/>
+              </w:rPr>
+              <w:t>1</w:t>
+            </w:r>
           </w:p>
         </w:tc>
         <w:tc>
@@ -23926,7 +24148,16 @@
               <w:keepNext/>
               <w:spacing w:line="252" w:lineRule="auto"/>
               <w:jc w:val="center"/>
-            </w:pPr>
+              <w:rPr>
+                <w:lang w:val="en-US"/>
+              </w:rPr>
+            </w:pPr>
+            <w:r>
+              <w:rPr>
+                <w:lang w:val="en-US"/>
+              </w:rPr>
+              <w:t>0</w:t>
+            </w:r>
           </w:p>
         </w:tc>
         <w:tc>
@@ -23946,7 +24177,16 @@
               <w:keepNext/>
               <w:spacing w:line="252" w:lineRule="auto"/>
               <w:jc w:val="center"/>
-            </w:pPr>
+              <w:rPr>
+                <w:lang w:val="en-US"/>
+              </w:rPr>
+            </w:pPr>
+            <w:r>
+              <w:rPr>
+                <w:lang w:val="en-US"/>
+              </w:rPr>
+              <w:t>0</w:t>
+            </w:r>
           </w:p>
         </w:tc>
         <w:tc>
@@ -23966,7 +24206,16 @@
               <w:keepNext/>
               <w:spacing w:line="252" w:lineRule="auto"/>
               <w:jc w:val="center"/>
-            </w:pPr>
+              <w:rPr>
+                <w:lang w:val="en-US"/>
+              </w:rPr>
+            </w:pPr>
+            <w:r>
+              <w:rPr>
+                <w:lang w:val="en-US"/>
+              </w:rPr>
+              <w:t>0</w:t>
+            </w:r>
           </w:p>
         </w:tc>
         <w:tc>
@@ -23986,7 +24235,16 @@
               <w:keepNext/>
               <w:spacing w:line="252" w:lineRule="auto"/>
               <w:jc w:val="center"/>
-            </w:pPr>
+              <w:rPr>
+                <w:lang w:val="en-US"/>
+              </w:rPr>
+            </w:pPr>
+            <w:r>
+              <w:rPr>
+                <w:lang w:val="en-US"/>
+              </w:rPr>
+              <w:t>1</w:t>
+            </w:r>
           </w:p>
         </w:tc>
         <w:tc>
@@ -24006,7 +24264,16 @@
               <w:keepNext/>
               <w:spacing w:line="252" w:lineRule="auto"/>
               <w:jc w:val="center"/>
-            </w:pPr>
+              <w:rPr>
+                <w:lang w:val="en-US"/>
+              </w:rPr>
+            </w:pPr>
+            <w:r>
+              <w:rPr>
+                <w:lang w:val="en-US"/>
+              </w:rPr>
+              <w:t>1</w:t>
+            </w:r>
           </w:p>
         </w:tc>
         <w:tc>
@@ -24026,7 +24293,16 @@
               <w:keepNext/>
               <w:spacing w:line="252" w:lineRule="auto"/>
               <w:jc w:val="center"/>
-            </w:pPr>
+              <w:rPr>
+                <w:lang w:val="en-US"/>
+              </w:rPr>
+            </w:pPr>
+            <w:r>
+              <w:rPr>
+                <w:lang w:val="en-US"/>
+              </w:rPr>
+              <w:t>1</w:t>
+            </w:r>
           </w:p>
         </w:tc>
         <w:tc>
@@ -24046,7 +24322,16 @@
               <w:keepNext/>
               <w:spacing w:line="252" w:lineRule="auto"/>
               <w:jc w:val="center"/>
-            </w:pPr>
+              <w:rPr>
+                <w:lang w:val="en-US"/>
+              </w:rPr>
+            </w:pPr>
+            <w:r>
+              <w:rPr>
+                <w:lang w:val="en-US"/>
+              </w:rPr>
+              <w:t>1</w:t>
+            </w:r>
           </w:p>
         </w:tc>
         <w:tc>
@@ -24066,7 +24351,16 @@
               <w:keepNext/>
               <w:spacing w:line="252" w:lineRule="auto"/>
               <w:jc w:val="center"/>
-            </w:pPr>
+              <w:rPr>
+                <w:lang w:val="en-US"/>
+              </w:rPr>
+            </w:pPr>
+            <w:r>
+              <w:rPr>
+                <w:lang w:val="en-US"/>
+              </w:rPr>
+              <w:t>0</w:t>
+            </w:r>
           </w:p>
         </w:tc>
         <w:tc>
@@ -24086,7 +24380,16 @@
               <w:keepNext/>
               <w:spacing w:line="252" w:lineRule="auto"/>
               <w:jc w:val="center"/>
-            </w:pPr>
+              <w:rPr>
+                <w:lang w:val="en-US"/>
+              </w:rPr>
+            </w:pPr>
+            <w:r>
+              <w:rPr>
+                <w:lang w:val="en-US"/>
+              </w:rPr>
+              <w:t>1</w:t>
+            </w:r>
           </w:p>
         </w:tc>
         <w:tc>
@@ -24106,7 +24409,16 @@
               <w:keepNext/>
               <w:spacing w:line="252" w:lineRule="auto"/>
               <w:jc w:val="center"/>
-            </w:pPr>
+              <w:rPr>
+                <w:lang w:val="en-US"/>
+              </w:rPr>
+            </w:pPr>
+            <w:r>
+              <w:rPr>
+                <w:lang w:val="en-US"/>
+              </w:rPr>
+              <w:t>1</w:t>
+            </w:r>
           </w:p>
         </w:tc>
         <w:tc>
@@ -24126,7 +24438,16 @@
               <w:keepNext/>
               <w:spacing w:line="252" w:lineRule="auto"/>
               <w:jc w:val="center"/>
-            </w:pPr>
+              <w:rPr>
+                <w:lang w:val="en-US"/>
+              </w:rPr>
+            </w:pPr>
+            <w:r>
+              <w:rPr>
+                <w:lang w:val="en-US"/>
+              </w:rPr>
+              <w:t>1</w:t>
+            </w:r>
           </w:p>
         </w:tc>
         <w:tc>
@@ -24146,7 +24467,16 @@
               <w:keepNext/>
               <w:spacing w:line="252" w:lineRule="auto"/>
               <w:jc w:val="center"/>
-            </w:pPr>
+              <w:rPr>
+                <w:lang w:val="en-US"/>
+              </w:rPr>
+            </w:pPr>
+            <w:r>
+              <w:rPr>
+                <w:lang w:val="en-US"/>
+              </w:rPr>
+              <w:t>0</w:t>
+            </w:r>
           </w:p>
         </w:tc>
         <w:tc>
@@ -24166,7 +24496,16 @@
               <w:keepNext/>
               <w:spacing w:line="252" w:lineRule="auto"/>
               <w:jc w:val="center"/>
-            </w:pPr>
+              <w:rPr>
+                <w:lang w:val="en-US"/>
+              </w:rPr>
+            </w:pPr>
+            <w:r>
+              <w:rPr>
+                <w:lang w:val="en-US"/>
+              </w:rPr>
+              <w:t>0</w:t>
+            </w:r>
           </w:p>
         </w:tc>
       </w:tr>
@@ -24220,7 +24559,16 @@
               <w:keepNext/>
               <w:spacing w:line="252" w:lineRule="auto"/>
               <w:jc w:val="center"/>
-            </w:pPr>
+              <w:rPr>
+                <w:lang w:val="en-US"/>
+              </w:rPr>
+            </w:pPr>
+            <w:r>
+              <w:rPr>
+                <w:lang w:val="en-US"/>
+              </w:rPr>
+              <w:t>0</w:t>
+            </w:r>
           </w:p>
         </w:tc>
         <w:tc>
@@ -24240,7 +24588,16 @@
               <w:keepNext/>
               <w:spacing w:line="252" w:lineRule="auto"/>
               <w:jc w:val="center"/>
-            </w:pPr>
+              <w:rPr>
+                <w:lang w:val="en-US"/>
+              </w:rPr>
+            </w:pPr>
+            <w:r>
+              <w:rPr>
+                <w:lang w:val="en-US"/>
+              </w:rPr>
+              <w:t>0</w:t>
+            </w:r>
           </w:p>
         </w:tc>
         <w:tc>
@@ -24260,7 +24617,16 @@
               <w:keepNext/>
               <w:spacing w:line="252" w:lineRule="auto"/>
               <w:jc w:val="center"/>
-            </w:pPr>
+              <w:rPr>
+                <w:lang w:val="en-US"/>
+              </w:rPr>
+            </w:pPr>
+            <w:r>
+              <w:rPr>
+                <w:lang w:val="en-US"/>
+              </w:rPr>
+              <w:t>1</w:t>
+            </w:r>
           </w:p>
         </w:tc>
         <w:tc>
@@ -24280,7 +24646,16 @@
               <w:keepNext/>
               <w:spacing w:line="252" w:lineRule="auto"/>
               <w:jc w:val="center"/>
-            </w:pPr>
+              <w:rPr>
+                <w:lang w:val="en-US"/>
+              </w:rPr>
+            </w:pPr>
+            <w:r>
+              <w:rPr>
+                <w:lang w:val="en-US"/>
+              </w:rPr>
+              <w:t>0</w:t>
+            </w:r>
           </w:p>
         </w:tc>
         <w:tc>
@@ -24300,7 +24675,16 @@
               <w:keepNext/>
               <w:spacing w:line="252" w:lineRule="auto"/>
               <w:jc w:val="center"/>
-            </w:pPr>
+              <w:rPr>
+                <w:lang w:val="en-US"/>
+              </w:rPr>
+            </w:pPr>
+            <w:r>
+              <w:rPr>
+                <w:lang w:val="en-US"/>
+              </w:rPr>
+              <w:t>0</w:t>
+            </w:r>
           </w:p>
         </w:tc>
         <w:tc>
@@ -24320,7 +24704,16 @@
               <w:keepNext/>
               <w:spacing w:line="252" w:lineRule="auto"/>
               <w:jc w:val="center"/>
-            </w:pPr>
+              <w:rPr>
+                <w:lang w:val="en-US"/>
+              </w:rPr>
+            </w:pPr>
+            <w:r>
+              <w:rPr>
+                <w:lang w:val="en-US"/>
+              </w:rPr>
+              <w:t>0</w:t>
+            </w:r>
           </w:p>
         </w:tc>
         <w:tc>
@@ -24340,7 +24733,16 @@
               <w:keepNext/>
               <w:spacing w:line="252" w:lineRule="auto"/>
               <w:jc w:val="center"/>
-            </w:pPr>
+              <w:rPr>
+                <w:lang w:val="en-US"/>
+              </w:rPr>
+            </w:pPr>
+            <w:r>
+              <w:rPr>
+                <w:lang w:val="en-US"/>
+              </w:rPr>
+              <w:t>1</w:t>
+            </w:r>
           </w:p>
         </w:tc>
         <w:tc>
@@ -24360,7 +24762,16 @@
               <w:keepNext/>
               <w:spacing w:line="252" w:lineRule="auto"/>
               <w:jc w:val="center"/>
-            </w:pPr>
+              <w:rPr>
+                <w:lang w:val="en-US"/>
+              </w:rPr>
+            </w:pPr>
+            <w:r>
+              <w:rPr>
+                <w:lang w:val="en-US"/>
+              </w:rPr>
+              <w:t>1</w:t>
+            </w:r>
           </w:p>
         </w:tc>
         <w:tc>
@@ -24380,7 +24791,16 @@
               <w:keepNext/>
               <w:spacing w:line="252" w:lineRule="auto"/>
               <w:jc w:val="center"/>
-            </w:pPr>
+              <w:rPr>
+                <w:lang w:val="en-US"/>
+              </w:rPr>
+            </w:pPr>
+            <w:r>
+              <w:rPr>
+                <w:lang w:val="en-US"/>
+              </w:rPr>
+              <w:t>1</w:t>
+            </w:r>
           </w:p>
         </w:tc>
         <w:tc>
@@ -24400,7 +24820,16 @@
               <w:keepNext/>
               <w:spacing w:line="252" w:lineRule="auto"/>
               <w:jc w:val="center"/>
-            </w:pPr>
+              <w:rPr>
+                <w:lang w:val="en-US"/>
+              </w:rPr>
+            </w:pPr>
+            <w:r>
+              <w:rPr>
+                <w:lang w:val="en-US"/>
+              </w:rPr>
+              <w:t>1</w:t>
+            </w:r>
           </w:p>
         </w:tc>
         <w:tc>
@@ -24420,7 +24849,16 @@
               <w:keepNext/>
               <w:spacing w:line="252" w:lineRule="auto"/>
               <w:jc w:val="center"/>
-            </w:pPr>
+              <w:rPr>
+                <w:lang w:val="en-US"/>
+              </w:rPr>
+            </w:pPr>
+            <w:r>
+              <w:rPr>
+                <w:lang w:val="en-US"/>
+              </w:rPr>
+              <w:t>0</w:t>
+            </w:r>
           </w:p>
         </w:tc>
         <w:tc>
@@ -24440,7 +24878,16 @@
               <w:keepNext/>
               <w:spacing w:line="252" w:lineRule="auto"/>
               <w:jc w:val="center"/>
-            </w:pPr>
+              <w:rPr>
+                <w:lang w:val="en-US"/>
+              </w:rPr>
+            </w:pPr>
+            <w:r>
+              <w:rPr>
+                <w:lang w:val="en-US"/>
+              </w:rPr>
+              <w:t>1</w:t>
+            </w:r>
           </w:p>
         </w:tc>
         <w:tc>
@@ -24460,7 +24907,16 @@
               <w:keepNext/>
               <w:spacing w:line="252" w:lineRule="auto"/>
               <w:jc w:val="center"/>
-            </w:pPr>
+              <w:rPr>
+                <w:lang w:val="en-US"/>
+              </w:rPr>
+            </w:pPr>
+            <w:r>
+              <w:rPr>
+                <w:lang w:val="en-US"/>
+              </w:rPr>
+              <w:t>1</w:t>
+            </w:r>
           </w:p>
         </w:tc>
         <w:tc>
@@ -24480,7 +24936,16 @@
               <w:keepNext/>
               <w:spacing w:line="252" w:lineRule="auto"/>
               <w:jc w:val="center"/>
-            </w:pPr>
+              <w:rPr>
+                <w:lang w:val="en-US"/>
+              </w:rPr>
+            </w:pPr>
+            <w:r>
+              <w:rPr>
+                <w:lang w:val="en-US"/>
+              </w:rPr>
+              <w:t>1</w:t>
+            </w:r>
           </w:p>
         </w:tc>
         <w:tc>
@@ -24500,7 +24965,16 @@
               <w:keepNext/>
               <w:spacing w:line="252" w:lineRule="auto"/>
               <w:jc w:val="center"/>
-            </w:pPr>
+              <w:rPr>
+                <w:lang w:val="en-US"/>
+              </w:rPr>
+            </w:pPr>
+            <w:r>
+              <w:rPr>
+                <w:lang w:val="en-US"/>
+              </w:rPr>
+              <w:t>0</w:t>
+            </w:r>
           </w:p>
         </w:tc>
         <w:tc>
@@ -24520,7 +24994,16 @@
               <w:keepNext/>
               <w:spacing w:line="252" w:lineRule="auto"/>
               <w:jc w:val="center"/>
-            </w:pPr>
+              <w:rPr>
+                <w:lang w:val="en-US"/>
+              </w:rPr>
+            </w:pPr>
+            <w:r>
+              <w:rPr>
+                <w:lang w:val="en-US"/>
+              </w:rPr>
+              <w:t>0</w:t>
+            </w:r>
           </w:p>
         </w:tc>
       </w:tr>
@@ -24574,7 +25057,16 @@
               <w:keepNext/>
               <w:spacing w:line="252" w:lineRule="auto"/>
               <w:jc w:val="center"/>
-            </w:pPr>
+              <w:rPr>
+                <w:lang w:val="en-US"/>
+              </w:rPr>
+            </w:pPr>
+            <w:r>
+              <w:rPr>
+                <w:lang w:val="en-US"/>
+              </w:rPr>
+              <w:t>0</w:t>
+            </w:r>
           </w:p>
         </w:tc>
         <w:tc>
@@ -24594,7 +25086,16 @@
               <w:keepNext/>
               <w:spacing w:line="252" w:lineRule="auto"/>
               <w:jc w:val="center"/>
-            </w:pPr>
+              <w:rPr>
+                <w:lang w:val="en-US"/>
+              </w:rPr>
+            </w:pPr>
+            <w:r>
+              <w:rPr>
+                <w:lang w:val="en-US"/>
+              </w:rPr>
+              <w:t>0</w:t>
+            </w:r>
           </w:p>
         </w:tc>
         <w:tc>
@@ -24614,7 +25115,16 @@
               <w:keepNext/>
               <w:spacing w:line="252" w:lineRule="auto"/>
               <w:jc w:val="center"/>
-            </w:pPr>
+              <w:rPr>
+                <w:lang w:val="en-US"/>
+              </w:rPr>
+            </w:pPr>
+            <w:r>
+              <w:rPr>
+                <w:lang w:val="en-US"/>
+              </w:rPr>
+              <w:t>1</w:t>
+            </w:r>
           </w:p>
         </w:tc>
         <w:tc>
@@ -24634,7 +25144,16 @@
               <w:keepNext/>
               <w:spacing w:line="252" w:lineRule="auto"/>
               <w:jc w:val="center"/>
-            </w:pPr>
+              <w:rPr>
+                <w:lang w:val="en-US"/>
+              </w:rPr>
+            </w:pPr>
+            <w:r>
+              <w:rPr>
+                <w:lang w:val="en-US"/>
+              </w:rPr>
+              <w:t>1</w:t>
+            </w:r>
           </w:p>
         </w:tc>
         <w:tc>
@@ -24654,7 +25173,16 @@
               <w:keepNext/>
               <w:spacing w:line="252" w:lineRule="auto"/>
               <w:jc w:val="center"/>
-            </w:pPr>
+              <w:rPr>
+                <w:lang w:val="en-US"/>
+              </w:rPr>
+            </w:pPr>
+            <w:r>
+              <w:rPr>
+                <w:lang w:val="en-US"/>
+              </w:rPr>
+              <w:t>1</w:t>
+            </w:r>
           </w:p>
         </w:tc>
         <w:tc>
@@ -24674,7 +25202,16 @@
               <w:keepNext/>
               <w:spacing w:line="252" w:lineRule="auto"/>
               <w:jc w:val="center"/>
-            </w:pPr>
+              <w:rPr>
+                <w:lang w:val="en-US"/>
+              </w:rPr>
+            </w:pPr>
+            <w:r>
+              <w:rPr>
+                <w:lang w:val="en-US"/>
+              </w:rPr>
+              <w:t>1</w:t>
+            </w:r>
           </w:p>
         </w:tc>
         <w:tc>
@@ -24694,7 +25231,16 @@
               <w:keepNext/>
               <w:spacing w:line="252" w:lineRule="auto"/>
               <w:jc w:val="center"/>
-            </w:pPr>
+              <w:rPr>
+                <w:lang w:val="en-US"/>
+              </w:rPr>
+            </w:pPr>
+            <w:r>
+              <w:rPr>
+                <w:lang w:val="en-US"/>
+              </w:rPr>
+              <w:t>1</w:t>
+            </w:r>
           </w:p>
         </w:tc>
         <w:tc>
@@ -24714,7 +25260,16 @@
               <w:keepNext/>
               <w:spacing w:line="252" w:lineRule="auto"/>
               <w:jc w:val="center"/>
-            </w:pPr>
+              <w:rPr>
+                <w:lang w:val="en-US"/>
+              </w:rPr>
+            </w:pPr>
+            <w:r>
+              <w:rPr>
+                <w:lang w:val="en-US"/>
+              </w:rPr>
+              <w:t>1</w:t>
+            </w:r>
           </w:p>
         </w:tc>
         <w:tc>
@@ -24734,7 +25289,16 @@
               <w:keepNext/>
               <w:spacing w:line="252" w:lineRule="auto"/>
               <w:jc w:val="center"/>
-            </w:pPr>
+              <w:rPr>
+                <w:lang w:val="en-US"/>
+              </w:rPr>
+            </w:pPr>
+            <w:r>
+              <w:rPr>
+                <w:lang w:val="en-US"/>
+              </w:rPr>
+              <w:t>1</w:t>
+            </w:r>
           </w:p>
         </w:tc>
         <w:tc>
@@ -24754,7 +25318,16 @@
               <w:keepNext/>
               <w:spacing w:line="252" w:lineRule="auto"/>
               <w:jc w:val="center"/>
-            </w:pPr>
+              <w:rPr>
+                <w:lang w:val="en-US"/>
+              </w:rPr>
+            </w:pPr>
+            <w:r>
+              <w:rPr>
+                <w:lang w:val="en-US"/>
+              </w:rPr>
+              <w:t>1</w:t>
+            </w:r>
           </w:p>
         </w:tc>
         <w:tc>
@@ -24774,7 +25347,16 @@
               <w:keepNext/>
               <w:spacing w:line="252" w:lineRule="auto"/>
               <w:jc w:val="center"/>
-            </w:pPr>
+              <w:rPr>
+                <w:lang w:val="en-US"/>
+              </w:rPr>
+            </w:pPr>
+            <w:r>
+              <w:rPr>
+                <w:lang w:val="en-US"/>
+              </w:rPr>
+              <w:t>0</w:t>
+            </w:r>
           </w:p>
         </w:tc>
         <w:tc>
@@ -24794,7 +25376,16 @@
               <w:keepNext/>
               <w:spacing w:line="252" w:lineRule="auto"/>
               <w:jc w:val="center"/>
-            </w:pPr>
+              <w:rPr>
+                <w:lang w:val="en-US"/>
+              </w:rPr>
+            </w:pPr>
+            <w:r>
+              <w:rPr>
+                <w:lang w:val="en-US"/>
+              </w:rPr>
+              <w:t>0</w:t>
+            </w:r>
           </w:p>
         </w:tc>
         <w:tc>
@@ -24814,7 +25405,16 @@
               <w:keepNext/>
               <w:spacing w:line="252" w:lineRule="auto"/>
               <w:jc w:val="center"/>
-            </w:pPr>
+              <w:rPr>
+                <w:lang w:val="en-US"/>
+              </w:rPr>
+            </w:pPr>
+            <w:r>
+              <w:rPr>
+                <w:lang w:val="en-US"/>
+              </w:rPr>
+              <w:t>0</w:t>
+            </w:r>
           </w:p>
         </w:tc>
         <w:tc>
@@ -24834,7 +25434,16 @@
               <w:keepNext/>
               <w:spacing w:line="252" w:lineRule="auto"/>
               <w:jc w:val="center"/>
-            </w:pPr>
+              <w:rPr>
+                <w:lang w:val="en-US"/>
+              </w:rPr>
+            </w:pPr>
+            <w:r>
+              <w:rPr>
+                <w:lang w:val="en-US"/>
+              </w:rPr>
+              <w:t>0</w:t>
+            </w:r>
           </w:p>
         </w:tc>
         <w:tc>
@@ -24854,7 +25463,16 @@
               <w:keepNext/>
               <w:spacing w:line="252" w:lineRule="auto"/>
               <w:jc w:val="center"/>
-            </w:pPr>
+              <w:rPr>
+                <w:lang w:val="en-US"/>
+              </w:rPr>
+            </w:pPr>
+            <w:r>
+              <w:rPr>
+                <w:lang w:val="en-US"/>
+              </w:rPr>
+              <w:t>0</w:t>
+            </w:r>
           </w:p>
         </w:tc>
         <w:tc>
@@ -24874,7 +25492,16 @@
               <w:keepNext/>
               <w:spacing w:line="252" w:lineRule="auto"/>
               <w:jc w:val="center"/>
-            </w:pPr>
+              <w:rPr>
+                <w:lang w:val="en-US"/>
+              </w:rPr>
+            </w:pPr>
+            <w:r>
+              <w:rPr>
+                <w:lang w:val="en-US"/>
+              </w:rPr>
+              <w:t>0</w:t>
+            </w:r>
           </w:p>
         </w:tc>
       </w:tr>
@@ -24928,7 +25555,16 @@
               <w:keepNext/>
               <w:spacing w:line="252" w:lineRule="auto"/>
               <w:jc w:val="center"/>
-            </w:pPr>
+              <w:rPr>
+                <w:lang w:val="en-US"/>
+              </w:rPr>
+            </w:pPr>
+            <w:r>
+              <w:rPr>
+                <w:lang w:val="en-US"/>
+              </w:rPr>
+              <w:t>0</w:t>
+            </w:r>
           </w:p>
         </w:tc>
         <w:tc>
@@ -24948,7 +25584,16 @@
               <w:keepNext/>
               <w:spacing w:line="252" w:lineRule="auto"/>
               <w:jc w:val="center"/>
-            </w:pPr>
+              <w:rPr>
+                <w:lang w:val="en-US"/>
+              </w:rPr>
+            </w:pPr>
+            <w:r>
+              <w:rPr>
+                <w:lang w:val="en-US"/>
+              </w:rPr>
+              <w:t>0</w:t>
+            </w:r>
           </w:p>
         </w:tc>
         <w:tc>
@@ -24968,7 +25613,16 @@
               <w:keepNext/>
               <w:spacing w:line="252" w:lineRule="auto"/>
               <w:jc w:val="center"/>
-            </w:pPr>
+              <w:rPr>
+                <w:lang w:val="en-US"/>
+              </w:rPr>
+            </w:pPr>
+            <w:r>
+              <w:rPr>
+                <w:lang w:val="en-US"/>
+              </w:rPr>
+              <w:t>1</w:t>
+            </w:r>
           </w:p>
         </w:tc>
         <w:tc>
@@ -24988,7 +25642,16 @@
               <w:keepNext/>
               <w:spacing w:line="252" w:lineRule="auto"/>
               <w:jc w:val="center"/>
-            </w:pPr>
+              <w:rPr>
+                <w:lang w:val="en-US"/>
+              </w:rPr>
+            </w:pPr>
+            <w:r>
+              <w:rPr>
+                <w:lang w:val="en-US"/>
+              </w:rPr>
+              <w:t>1</w:t>
+            </w:r>
           </w:p>
         </w:tc>
         <w:tc>
@@ -25008,7 +25671,16 @@
               <w:keepNext/>
               <w:spacing w:line="252" w:lineRule="auto"/>
               <w:jc w:val="center"/>
-            </w:pPr>
+              <w:rPr>
+                <w:lang w:val="en-US"/>
+              </w:rPr>
+            </w:pPr>
+            <w:r>
+              <w:rPr>
+                <w:lang w:val="en-US"/>
+              </w:rPr>
+              <w:t>1</w:t>
+            </w:r>
           </w:p>
         </w:tc>
         <w:tc>
@@ -25028,7 +25700,16 @@
               <w:keepNext/>
               <w:spacing w:line="252" w:lineRule="auto"/>
               <w:jc w:val="center"/>
-            </w:pPr>
+              <w:rPr>
+                <w:lang w:val="en-US"/>
+              </w:rPr>
+            </w:pPr>
+            <w:r>
+              <w:rPr>
+                <w:lang w:val="en-US"/>
+              </w:rPr>
+              <w:t>1</w:t>
+            </w:r>
           </w:p>
         </w:tc>
         <w:tc>
@@ -25048,7 +25729,16 @@
               <w:keepNext/>
               <w:spacing w:line="252" w:lineRule="auto"/>
               <w:jc w:val="center"/>
-            </w:pPr>
+              <w:rPr>
+                <w:lang w:val="en-US"/>
+              </w:rPr>
+            </w:pPr>
+            <w:r>
+              <w:rPr>
+                <w:lang w:val="en-US"/>
+              </w:rPr>
+              <w:t>1</w:t>
+            </w:r>
           </w:p>
         </w:tc>
         <w:tc>
@@ -25068,7 +25758,16 @@
               <w:keepNext/>
               <w:spacing w:line="252" w:lineRule="auto"/>
               <w:jc w:val="center"/>
-            </w:pPr>
+              <w:rPr>
+                <w:lang w:val="en-US"/>
+              </w:rPr>
+            </w:pPr>
+            <w:r>
+              <w:rPr>
+                <w:lang w:val="en-US"/>
+              </w:rPr>
+              <w:t>1</w:t>
+            </w:r>
           </w:p>
         </w:tc>
         <w:tc>
@@ -25088,7 +25787,16 @@
               <w:keepNext/>
               <w:spacing w:line="252" w:lineRule="auto"/>
               <w:jc w:val="center"/>
-            </w:pPr>
+              <w:rPr>
+                <w:lang w:val="en-US"/>
+              </w:rPr>
+            </w:pPr>
+            <w:r>
+              <w:rPr>
+                <w:lang w:val="en-US"/>
+              </w:rPr>
+              <w:t>1</w:t>
+            </w:r>
           </w:p>
         </w:tc>
         <w:tc>
@@ -25108,7 +25816,16 @@
               <w:keepNext/>
               <w:spacing w:line="252" w:lineRule="auto"/>
               <w:jc w:val="center"/>
-            </w:pPr>
+              <w:rPr>
+                <w:lang w:val="en-US"/>
+              </w:rPr>
+            </w:pPr>
+            <w:r>
+              <w:rPr>
+                <w:lang w:val="en-US"/>
+              </w:rPr>
+              <w:t>1</w:t>
+            </w:r>
           </w:p>
         </w:tc>
         <w:tc>
@@ -25128,7 +25845,16 @@
               <w:keepNext/>
               <w:spacing w:line="252" w:lineRule="auto"/>
               <w:jc w:val="center"/>
-            </w:pPr>
+              <w:rPr>
+                <w:lang w:val="en-US"/>
+              </w:rPr>
+            </w:pPr>
+            <w:r>
+              <w:rPr>
+                <w:lang w:val="en-US"/>
+              </w:rPr>
+              <w:t>0</w:t>
+            </w:r>
           </w:p>
         </w:tc>
         <w:tc>
@@ -25148,7 +25874,16 @@
               <w:keepNext/>
               <w:spacing w:line="252" w:lineRule="auto"/>
               <w:jc w:val="center"/>
-            </w:pPr>
+              <w:rPr>
+                <w:lang w:val="en-US"/>
+              </w:rPr>
+            </w:pPr>
+            <w:r>
+              <w:rPr>
+                <w:lang w:val="en-US"/>
+              </w:rPr>
+              <w:t>0</w:t>
+            </w:r>
           </w:p>
         </w:tc>
         <w:tc>
@@ -25168,7 +25903,16 @@
               <w:keepNext/>
               <w:spacing w:line="252" w:lineRule="auto"/>
               <w:jc w:val="center"/>
-            </w:pPr>
+              <w:rPr>
+                <w:lang w:val="en-US"/>
+              </w:rPr>
+            </w:pPr>
+            <w:r>
+              <w:rPr>
+                <w:lang w:val="en-US"/>
+              </w:rPr>
+              <w:t>0</w:t>
+            </w:r>
           </w:p>
         </w:tc>
         <w:tc>
@@ -25188,7 +25932,16 @@
               <w:keepNext/>
               <w:spacing w:line="252" w:lineRule="auto"/>
               <w:jc w:val="center"/>
-            </w:pPr>
+              <w:rPr>
+                <w:lang w:val="en-US"/>
+              </w:rPr>
+            </w:pPr>
+            <w:r>
+              <w:rPr>
+                <w:lang w:val="en-US"/>
+              </w:rPr>
+              <w:t>0</w:t>
+            </w:r>
           </w:p>
         </w:tc>
         <w:tc>
@@ -25208,7 +25961,16 @@
               <w:keepNext/>
               <w:spacing w:line="252" w:lineRule="auto"/>
               <w:jc w:val="center"/>
-            </w:pPr>
+              <w:rPr>
+                <w:lang w:val="en-US"/>
+              </w:rPr>
+            </w:pPr>
+            <w:r>
+              <w:rPr>
+                <w:lang w:val="en-US"/>
+              </w:rPr>
+              <w:t>0</w:t>
+            </w:r>
           </w:p>
         </w:tc>
         <w:tc>
@@ -25228,7 +25990,16 @@
               <w:keepNext/>
               <w:spacing w:line="252" w:lineRule="auto"/>
               <w:jc w:val="center"/>
-            </w:pPr>
+              <w:rPr>
+                <w:lang w:val="en-US"/>
+              </w:rPr>
+            </w:pPr>
+            <w:r>
+              <w:rPr>
+                <w:lang w:val="en-US"/>
+              </w:rPr>
+              <w:t>0</w:t>
+            </w:r>
           </w:p>
         </w:tc>
       </w:tr>
@@ -25585,7 +26356,6 @@
           <w:b/>
           <w:bCs/>
         </w:rPr>
-        <w:lastRenderedPageBreak/>
         <w:t>Câu 3.3 (Phân tích).</w:t>
       </w:r>
       <w:r>
@@ -25645,16 +26415,28 @@
           </w:tcPr>
           <w:p>
             <w:r>
-              <w:rPr>
-                <w:i/>
-                <w:iCs/>
-                <w:color w:val="7F7F7F"/>
-                <w:sz w:val="20"/>
-                <w:szCs w:val="20"/>
-              </w:rPr>
-              <w:t>Trả lời:</w:t>
-            </w:r>
-          </w:p>
+              <w:t>Các khe Q1 khác Q2 là 3, 4, 5, 11, 12 và 13.</w:t>
+            </w:r>
+          </w:p>
+          <w:p>
+            <w:r>
+              <w:t xml:space="preserve">DLATCH là mạch tích cực theo mức: khi CLK = 1, Q1 thay đổi theo D; khi CLK = 0, Q1 giữ trạng thái trước đó. D </w:t>
+            </w:r>
+            <w:proofErr w:type="spellStart"/>
+            <w:r>
+              <w:t>Flip-Flop</w:t>
+            </w:r>
+            <w:proofErr w:type="spellEnd"/>
+            <w:r>
+              <w:t xml:space="preserve"> là mạch tích cực theo cạnh lên: Q2 chỉ nhận giá trị D khi CLK chuyển từ 0 lên 1 và giữ nguyên giữa các cạnh lên.</w:t>
+            </w:r>
+          </w:p>
+          <w:p>
+            <w:r>
+              <w:t>Tại khe 3 và 11, CLK vẫn bằng 1 nhưng D thay đổi nên Q1 thay đổi theo, còn Q2 giữ nguyên. Ở các khe 4, 5, 12 và 13, CLK = 0 nên Q1 tiếp tục giữ giá trị đã nhận trước đó, trong khi Q2 vẫn giữ giá trị được chốt tại cạnh lên gần nhất.</w:t>
+            </w:r>
+          </w:p>
+          <w:p/>
         </w:tc>
       </w:tr>
     </w:tbl>
@@ -25827,7 +26609,14 @@
                 <w:sz w:val="22"/>
                 <w:szCs w:val="22"/>
               </w:rPr>
-              <w:t>☐ Ngay tại cạnh lên</w:t>
+              <w:t xml:space="preserve">XX </w:t>
+            </w:r>
+            <w:r>
+              <w:rPr>
+                <w:sz w:val="22"/>
+                <w:szCs w:val="22"/>
+              </w:rPr>
+              <w:t>Ngay tại cạnh lên</w:t>
             </w:r>
           </w:p>
         </w:tc>
@@ -25897,16 +26686,83 @@
           </w:tcPr>
           <w:p>
             <w:r>
-              <w:rPr>
-                <w:i/>
-                <w:iCs/>
-                <w:color w:val="7F7F7F"/>
-                <w:sz w:val="20"/>
-                <w:szCs w:val="20"/>
-              </w:rPr>
-              <w:t>Lý do:</w:t>
-            </w:r>
-          </w:p>
+              <w:lastRenderedPageBreak/>
+              <w:t xml:space="preserve">Lý do: Khi CLK = 0, </w:t>
+            </w:r>
+            <w:proofErr w:type="spellStart"/>
+            <w:r>
+              <w:t>Master</w:t>
+            </w:r>
+            <w:proofErr w:type="spellEnd"/>
+            <w:r>
+              <w:t xml:space="preserve"> được kích hoạt để nhận dữ liệu D, còn </w:t>
+            </w:r>
+            <w:proofErr w:type="spellStart"/>
+            <w:r>
+              <w:t>Slave</w:t>
+            </w:r>
+            <w:proofErr w:type="spellEnd"/>
+            <w:r>
+              <w:t xml:space="preserve"> đóng và giữ Q. Khi CLK chuyển từ 0 lên 1, </w:t>
+            </w:r>
+            <w:proofErr w:type="spellStart"/>
+            <w:r>
+              <w:t>Master</w:t>
+            </w:r>
+            <w:proofErr w:type="spellEnd"/>
+            <w:r>
+              <w:t xml:space="preserve"> đóng và giữ giá trị D cuối cùng, đồng thời </w:t>
+            </w:r>
+            <w:proofErr w:type="spellStart"/>
+            <w:r>
+              <w:t>Slave</w:t>
+            </w:r>
+            <w:proofErr w:type="spellEnd"/>
+            <w:r>
+              <w:t xml:space="preserve"> mở để nhận giá trị từ </w:t>
+            </w:r>
+            <w:proofErr w:type="spellStart"/>
+            <w:r>
+              <w:t>Master</w:t>
+            </w:r>
+            <w:proofErr w:type="spellEnd"/>
+            <w:r>
+              <w:t xml:space="preserve"> và cập nhật Q. Khi CLK tiếp tục giữ mức 1, </w:t>
+            </w:r>
+            <w:proofErr w:type="spellStart"/>
+            <w:r>
+              <w:t>Master</w:t>
+            </w:r>
+            <w:proofErr w:type="spellEnd"/>
+            <w:r>
+              <w:t xml:space="preserve"> không thay đổi nên Q cũng giữ nguyên. Vì vậy, mạch </w:t>
+            </w:r>
+            <w:proofErr w:type="spellStart"/>
+            <w:r>
+              <w:t>Master</w:t>
+            </w:r>
+            <w:proofErr w:type="spellEnd"/>
+            <w:r>
+              <w:t>–</w:t>
+            </w:r>
+            <w:proofErr w:type="spellStart"/>
+            <w:r>
+              <w:t>Slave</w:t>
+            </w:r>
+            <w:proofErr w:type="spellEnd"/>
+            <w:r>
+              <w:t xml:space="preserve"> này hoạt động như một D </w:t>
+            </w:r>
+            <w:proofErr w:type="spellStart"/>
+            <w:r>
+              <w:t>Flip-Flop</w:t>
+            </w:r>
+            <w:proofErr w:type="spellEnd"/>
+            <w:r>
+              <w:t xml:space="preserve"> kích cạnh lên.</w:t>
+            </w:r>
+          </w:p>
+          <w:p/>
         </w:tc>
       </w:tr>
     </w:tbl>
@@ -26191,7 +27047,24 @@
               <w:keepNext/>
               <w:spacing w:line="252" w:lineRule="auto"/>
               <w:jc w:val="center"/>
-            </w:pPr>
+              <w:rPr>
+                <w:lang w:val="en-US"/>
+              </w:rPr>
+            </w:pPr>
+            <w:r>
+              <w:rPr>
+                <w:lang w:val="en-US"/>
+              </w:rPr>
+              <w:t xml:space="preserve">Trong </w:t>
+            </w:r>
+            <w:proofErr w:type="spellStart"/>
+            <w:r>
+              <w:rPr>
+                <w:lang w:val="en-US"/>
+              </w:rPr>
+              <w:t>suốt</w:t>
+            </w:r>
+            <w:proofErr w:type="spellEnd"/>
           </w:p>
         </w:tc>
         <w:tc>
@@ -26211,7 +27084,18 @@
               <w:keepNext/>
               <w:spacing w:line="252" w:lineRule="auto"/>
               <w:jc w:val="center"/>
-            </w:pPr>
+              <w:rPr>
+                <w:lang w:val="en-US"/>
+              </w:rPr>
+            </w:pPr>
+            <w:proofErr w:type="spellStart"/>
+            <w:r>
+              <w:rPr>
+                <w:lang w:val="en-US"/>
+              </w:rPr>
+              <w:t>Giữ</w:t>
+            </w:r>
+            <w:proofErr w:type="spellEnd"/>
           </w:p>
         </w:tc>
         <w:tc>
@@ -26231,7 +27115,18 @@
               <w:keepNext/>
               <w:spacing w:line="252" w:lineRule="auto"/>
               <w:jc w:val="center"/>
-            </w:pPr>
+              <w:rPr>
+                <w:lang w:val="en-US"/>
+              </w:rPr>
+            </w:pPr>
+            <w:proofErr w:type="spellStart"/>
+            <w:r>
+              <w:rPr>
+                <w:lang w:val="en-US"/>
+              </w:rPr>
+              <w:t>Không</w:t>
+            </w:r>
+            <w:proofErr w:type="spellEnd"/>
           </w:p>
         </w:tc>
       </w:tr>
@@ -26281,7 +27176,18 @@
             <w:pPr>
               <w:spacing w:line="252" w:lineRule="auto"/>
               <w:jc w:val="center"/>
-            </w:pPr>
+              <w:rPr>
+                <w:lang w:val="en-US"/>
+              </w:rPr>
+            </w:pPr>
+            <w:proofErr w:type="spellStart"/>
+            <w:r>
+              <w:rPr>
+                <w:lang w:val="en-US"/>
+              </w:rPr>
+              <w:t>Giữ</w:t>
+            </w:r>
+            <w:proofErr w:type="spellEnd"/>
           </w:p>
         </w:tc>
         <w:tc>
@@ -26300,7 +27206,24 @@
             <w:pPr>
               <w:spacing w:line="252" w:lineRule="auto"/>
               <w:jc w:val="center"/>
-            </w:pPr>
+              <w:rPr>
+                <w:lang w:val="en-US"/>
+              </w:rPr>
+            </w:pPr>
+            <w:r>
+              <w:rPr>
+                <w:lang w:val="en-US"/>
+              </w:rPr>
+              <w:t xml:space="preserve">Trong </w:t>
+            </w:r>
+            <w:proofErr w:type="spellStart"/>
+            <w:r>
+              <w:rPr>
+                <w:lang w:val="en-US"/>
+              </w:rPr>
+              <w:t>suốt</w:t>
+            </w:r>
+            <w:proofErr w:type="spellEnd"/>
           </w:p>
         </w:tc>
         <w:tc>
@@ -26319,7 +27242,60 @@
             <w:pPr>
               <w:spacing w:line="252" w:lineRule="auto"/>
               <w:jc w:val="center"/>
-            </w:pPr>
+              <w:rPr>
+                <w:lang w:val="en-US"/>
+              </w:rPr>
+            </w:pPr>
+            <w:proofErr w:type="spellStart"/>
+            <w:r>
+              <w:rPr>
+                <w:lang w:val="en-US"/>
+              </w:rPr>
+              <w:t>Có</w:t>
+            </w:r>
+            <w:proofErr w:type="spellEnd"/>
+            <w:r>
+              <w:rPr>
+                <w:lang w:val="en-US"/>
+              </w:rPr>
+              <w:t xml:space="preserve">, </w:t>
+            </w:r>
+            <w:proofErr w:type="spellStart"/>
+            <w:r>
+              <w:rPr>
+                <w:lang w:val="en-US"/>
+              </w:rPr>
+              <w:t>tại</w:t>
+            </w:r>
+            <w:proofErr w:type="spellEnd"/>
+            <w:r>
+              <w:rPr>
+                <w:lang w:val="en-US"/>
+              </w:rPr>
+              <w:t xml:space="preserve"> </w:t>
+            </w:r>
+            <w:proofErr w:type="spellStart"/>
+            <w:r>
+              <w:rPr>
+                <w:lang w:val="en-US"/>
+              </w:rPr>
+              <w:t>cạnh</w:t>
+            </w:r>
+            <w:proofErr w:type="spellEnd"/>
+            <w:r>
+              <w:rPr>
+                <w:lang w:val="en-US"/>
+              </w:rPr>
+              <w:t xml:space="preserve"> </w:t>
+            </w:r>
+            <w:proofErr w:type="spellStart"/>
+            <w:r>
+              <w:rPr>
+                <w:lang w:val="en-US"/>
+              </w:rPr>
+              <w:t>lên</w:t>
+            </w:r>
+            <w:proofErr w:type="spellEnd"/>
           </w:p>
         </w:tc>
       </w:tr>
@@ -26362,16 +27338,76 @@
           </w:tcPr>
           <w:p>
             <w:r>
-              <w:rPr>
-                <w:i/>
-                <w:iCs/>
-                <w:color w:val="7F7F7F"/>
-                <w:sz w:val="20"/>
-                <w:szCs w:val="20"/>
-              </w:rPr>
-              <w:t>So sánh Q3 với Q2:</w:t>
-            </w:r>
-          </w:p>
+              <w:t xml:space="preserve">Khi CLK = 0, </w:t>
+            </w:r>
+            <w:proofErr w:type="spellStart"/>
+            <w:r>
+              <w:t>Master</w:t>
+            </w:r>
+            <w:proofErr w:type="spellEnd"/>
+            <w:r>
+              <w:t xml:space="preserve"> trong suốt và nhận dữ liệu D, còn </w:t>
+            </w:r>
+            <w:proofErr w:type="spellStart"/>
+            <w:r>
+              <w:t>Slave</w:t>
+            </w:r>
+            <w:proofErr w:type="spellEnd"/>
+            <w:r>
+              <w:t xml:space="preserve"> giữ trạng thái nên Q không thay đổi.</w:t>
+            </w:r>
+          </w:p>
+          <w:p>
+            <w:r>
+              <w:t xml:space="preserve">Khi CLK = 1, </w:t>
+            </w:r>
+            <w:proofErr w:type="spellStart"/>
+            <w:r>
+              <w:t>Master</w:t>
+            </w:r>
+            <w:proofErr w:type="spellEnd"/>
+            <w:r>
+              <w:t xml:space="preserve"> giữ dữ liệu đã nhận, còn </w:t>
+            </w:r>
+            <w:proofErr w:type="spellStart"/>
+            <w:r>
+              <w:t>Slave</w:t>
+            </w:r>
+            <w:proofErr w:type="spellEnd"/>
+            <w:r>
+              <w:t xml:space="preserve"> trong suốt. Q chỉ có thể cập nhật khi CLK chuyển từ 0 lên 1, sau đó giữ nguyên nếu CLK tiếp tục ở mức 1.</w:t>
+            </w:r>
+          </w:p>
+          <w:p>
+            <w:r>
+              <w:t xml:space="preserve">So sánh Q3 với Q2: Về lý thuyết, Q3 và Q2 giống nhau ở tất cả các khe sau khi được khởi tạo, vì cả mạch </w:t>
+            </w:r>
+            <w:proofErr w:type="spellStart"/>
+            <w:r>
+              <w:t>Master</w:t>
+            </w:r>
+            <w:proofErr w:type="spellEnd"/>
+            <w:r>
+              <w:t>–</w:t>
+            </w:r>
+            <w:proofErr w:type="spellStart"/>
+            <w:r>
+              <w:t>Slave</w:t>
+            </w:r>
+            <w:proofErr w:type="spellEnd"/>
+            <w:r>
+              <w:t xml:space="preserve"> và D </w:t>
+            </w:r>
+            <w:proofErr w:type="spellStart"/>
+            <w:r>
+              <w:t>Flip-Flop</w:t>
+            </w:r>
+            <w:proofErr w:type="spellEnd"/>
+            <w:r>
+              <w:t xml:space="preserve"> đều hoạt động theo cạnh lên của CLK. Nếu có khác biệt trong mô phỏng, nguyên nhân có thể do trạng thái khởi tạo, cách nối mạch hoặc độ trễ lan truyền.</w:t>
+            </w:r>
+          </w:p>
+          <w:p/>
         </w:tc>
       </w:tr>
     </w:tbl>
@@ -26386,7 +27422,6 @@
         <w:keepNext/>
       </w:pPr>
       <w:r>
-        <w:lastRenderedPageBreak/>
         <w:t>D. Vì sao thanh ghi dùng flip-flop mà không dùng latch?</w:t>
       </w:r>
     </w:p>
@@ -26768,7 +27803,16 @@
               <w:keepNext/>
               <w:spacing w:line="252" w:lineRule="auto"/>
               <w:jc w:val="center"/>
-            </w:pPr>
+              <w:rPr>
+                <w:lang w:val="en-US"/>
+              </w:rPr>
+            </w:pPr>
+            <w:r>
+              <w:rPr>
+                <w:lang w:val="en-US"/>
+              </w:rPr>
+              <w:t>11</w:t>
+            </w:r>
           </w:p>
         </w:tc>
         <w:tc>
@@ -26788,7 +27832,16 @@
               <w:keepNext/>
               <w:spacing w:line="252" w:lineRule="auto"/>
               <w:jc w:val="center"/>
-            </w:pPr>
+              <w:rPr>
+                <w:lang w:val="en-US"/>
+              </w:rPr>
+            </w:pPr>
+            <w:r>
+              <w:rPr>
+                <w:lang w:val="en-US"/>
+              </w:rPr>
+              <w:t>11</w:t>
+            </w:r>
           </w:p>
         </w:tc>
         <w:tc>
@@ -26808,7 +27861,16 @@
               <w:keepNext/>
               <w:spacing w:line="252" w:lineRule="auto"/>
               <w:jc w:val="center"/>
-            </w:pPr>
+              <w:rPr>
+                <w:lang w:val="en-US"/>
+              </w:rPr>
+            </w:pPr>
+            <w:r>
+              <w:rPr>
+                <w:lang w:val="en-US"/>
+              </w:rPr>
+              <w:t>10</w:t>
+            </w:r>
           </w:p>
         </w:tc>
         <w:tc>
@@ -26828,7 +27890,16 @@
               <w:keepNext/>
               <w:spacing w:line="252" w:lineRule="auto"/>
               <w:jc w:val="center"/>
-            </w:pPr>
+              <w:rPr>
+                <w:lang w:val="en-US"/>
+              </w:rPr>
+            </w:pPr>
+            <w:r>
+              <w:rPr>
+                <w:lang w:val="en-US"/>
+              </w:rPr>
+              <w:t>10</w:t>
+            </w:r>
           </w:p>
         </w:tc>
       </w:tr>
@@ -26907,7 +27978,16 @@
               <w:keepNext/>
               <w:spacing w:line="252" w:lineRule="auto"/>
               <w:jc w:val="center"/>
-            </w:pPr>
+              <w:rPr>
+                <w:lang w:val="en-US"/>
+              </w:rPr>
+            </w:pPr>
+            <w:r>
+              <w:rPr>
+                <w:lang w:val="en-US"/>
+              </w:rPr>
+              <w:t>00</w:t>
+            </w:r>
           </w:p>
         </w:tc>
         <w:tc>
@@ -26927,7 +28007,16 @@
               <w:keepNext/>
               <w:spacing w:line="252" w:lineRule="auto"/>
               <w:jc w:val="center"/>
-            </w:pPr>
+              <w:rPr>
+                <w:lang w:val="en-US"/>
+              </w:rPr>
+            </w:pPr>
+            <w:r>
+              <w:rPr>
+                <w:lang w:val="en-US"/>
+              </w:rPr>
+              <w:t>00</w:t>
+            </w:r>
           </w:p>
         </w:tc>
         <w:tc>
@@ -26947,7 +28036,16 @@
               <w:keepNext/>
               <w:spacing w:line="252" w:lineRule="auto"/>
               <w:jc w:val="center"/>
-            </w:pPr>
+              <w:rPr>
+                <w:lang w:val="en-US"/>
+              </w:rPr>
+            </w:pPr>
+            <w:r>
+              <w:rPr>
+                <w:lang w:val="en-US"/>
+              </w:rPr>
+              <w:t>01</w:t>
+            </w:r>
           </w:p>
         </w:tc>
         <w:tc>
@@ -26967,7 +28065,16 @@
               <w:keepNext/>
               <w:spacing w:line="252" w:lineRule="auto"/>
               <w:jc w:val="center"/>
-            </w:pPr>
+              <w:rPr>
+                <w:lang w:val="en-US"/>
+              </w:rPr>
+            </w:pPr>
+            <w:r>
+              <w:rPr>
+                <w:lang w:val="en-US"/>
+              </w:rPr>
+              <w:t>01</w:t>
+            </w:r>
           </w:p>
         </w:tc>
       </w:tr>
@@ -27043,7 +28150,16 @@
             <w:pPr>
               <w:spacing w:line="252" w:lineRule="auto"/>
               <w:jc w:val="center"/>
-            </w:pPr>
+              <w:rPr>
+                <w:lang w:val="en-US"/>
+              </w:rPr>
+            </w:pPr>
+            <w:r>
+              <w:rPr>
+                <w:lang w:val="en-US"/>
+              </w:rPr>
+              <w:t>00</w:t>
+            </w:r>
           </w:p>
         </w:tc>
         <w:tc>
@@ -27062,7 +28178,16 @@
             <w:pPr>
               <w:spacing w:line="252" w:lineRule="auto"/>
               <w:jc w:val="center"/>
-            </w:pPr>
+              <w:rPr>
+                <w:lang w:val="en-US"/>
+              </w:rPr>
+            </w:pPr>
+            <w:r>
+              <w:rPr>
+                <w:lang w:val="en-US"/>
+              </w:rPr>
+              <w:t>00</w:t>
+            </w:r>
           </w:p>
         </w:tc>
         <w:tc>
@@ -27081,7 +28206,16 @@
             <w:pPr>
               <w:spacing w:line="252" w:lineRule="auto"/>
               <w:jc w:val="center"/>
-            </w:pPr>
+              <w:rPr>
+                <w:lang w:val="en-US"/>
+              </w:rPr>
+            </w:pPr>
+            <w:r>
+              <w:rPr>
+                <w:lang w:val="en-US"/>
+              </w:rPr>
+              <w:t>00</w:t>
+            </w:r>
           </w:p>
         </w:tc>
         <w:tc>
@@ -27100,7 +28234,16 @@
             <w:pPr>
               <w:spacing w:line="252" w:lineRule="auto"/>
               <w:jc w:val="center"/>
-            </w:pPr>
+              <w:rPr>
+                <w:lang w:val="en-US"/>
+              </w:rPr>
+            </w:pPr>
+            <w:r>
+              <w:rPr>
+                <w:lang w:val="en-US"/>
+              </w:rPr>
+              <w:t>00</w:t>
+            </w:r>
           </w:p>
         </w:tc>
       </w:tr>
@@ -27143,7 +28286,11 @@
         <w:t>R1 ← R1 + R0</w:t>
       </w:r>
       <w:r>
-        <w:t xml:space="preserve"> (ngõ ra ALU quay lại ngõ vào chính thanh ghi R1) khi R1 được làm bằng latch trong suốt lúc CLK = 1, và khi R1 làm bằng flip-flop. (Sinh viên sẽ kiểm chứng ở Thí nghiệm 4.)</w:t>
+        <w:t xml:space="preserve"> (ngõ ra ALU quay lại ngõ vào chính thanh ghi R1) </w:t>
+      </w:r>
+      <w:r>
+        <w:lastRenderedPageBreak/>
+        <w:t>khi R1 được làm bằng latch trong suốt lúc CLK = 1, và khi R1 làm bằng flip-flop. (Sinh viên sẽ kiểm chứng ở Thí nghiệm 4.)</w:t>
       </w:r>
     </w:p>
     <w:tbl>
@@ -27179,16 +28326,68 @@
           </w:tcPr>
           <w:p>
             <w:r>
-              <w:rPr>
-                <w:i/>
-                <w:iCs/>
-                <w:color w:val="7F7F7F"/>
-                <w:sz w:val="20"/>
-                <w:szCs w:val="20"/>
-              </w:rPr>
-              <w:t>Trả lời:</w:t>
-            </w:r>
-          </w:p>
+              <w:t xml:space="preserve">Theo Bảng 12, khi hai </w:t>
+            </w:r>
+            <w:proofErr w:type="spellStart"/>
+            <w:r>
+              <w:t>latch</w:t>
+            </w:r>
+            <w:proofErr w:type="spellEnd"/>
+            <w:r>
+              <w:t xml:space="preserve"> nối tiếp cùng CLK, dữ liệu có thể truyền qua cả 2 tầng trong một xung do cả hai đều trong suốt khi CLK = 1. Ngược lại, với hai D </w:t>
+            </w:r>
+            <w:proofErr w:type="spellStart"/>
+            <w:r>
+              <w:t>Flip-Flop</w:t>
+            </w:r>
+            <w:proofErr w:type="spellEnd"/>
+            <w:r>
+              <w:t>, dữ liệu chỉ truyền qua 1 tầng tại mỗi cạnh lên CLK vì tầng sau nhận giá trị cũ của tầng trước.</w:t>
+            </w:r>
+          </w:p>
+          <w:p>
+            <w:r>
+              <w:t xml:space="preserve">Đối với lệnh R1 ← R1 + R0, nếu R1 dùng </w:t>
+            </w:r>
+            <w:proofErr w:type="spellStart"/>
+            <w:r>
+              <w:t>latch</w:t>
+            </w:r>
+            <w:proofErr w:type="spellEnd"/>
+            <w:r>
+              <w:t xml:space="preserve"> trong suốt khi CLK = 1, kết quả ALU có thể liên tục hồi tiếp về R1, khiến R1 cộng R0 nhiều lần trong cùng một xung (</w:t>
+            </w:r>
+            <w:proofErr w:type="spellStart"/>
+            <w:r>
+              <w:t>race-through</w:t>
+            </w:r>
+            <w:proofErr w:type="spellEnd"/>
+            <w:r>
+              <w:t>), dẫn đến sai kết quả.</w:t>
+            </w:r>
+          </w:p>
+          <w:p>
+            <w:r>
+              <w:t xml:space="preserve">Nếu R1 dùng </w:t>
+            </w:r>
+            <w:proofErr w:type="spellStart"/>
+            <w:r>
+              <w:t>flip-flop</w:t>
+            </w:r>
+            <w:proofErr w:type="spellEnd"/>
+            <w:r>
+              <w:t xml:space="preserve"> kích cạnh lên, thanh ghi chỉ cập nhật một lần tại mỗi cạnh lên CLK, sau đó giữ nguyên giá trị đến cạnh lên tiếp theo. Vì vậy, </w:t>
+            </w:r>
+            <w:proofErr w:type="spellStart"/>
+            <w:r>
+              <w:t>flip-flop</w:t>
+            </w:r>
+            <w:proofErr w:type="spellEnd"/>
+            <w:r>
+              <w:t xml:space="preserve"> giúp tránh hiện tượng cập nhật liên tục do hồi tiếp và đảm bảo hoạt động đồng bộ, ổn định hơn.</w:t>
+            </w:r>
+          </w:p>
+          <w:p/>
         </w:tc>
       </w:tr>
     </w:tbl>
@@ -27233,14 +28432,41 @@
               <w:jc w:val="center"/>
             </w:pPr>
             <w:r>
-              <w:rPr>
-                <w:i/>
-                <w:iCs/>
-                <w:color w:val="7F7F7F"/>
-                <w:sz w:val="20"/>
-                <w:szCs w:val="20"/>
-              </w:rPr>
-              <w:t>Dán ảnh chụp circuit TN3 (Q1, Q2, Q3 và hai chuỗi hai tầng); nếu có, kèm ảnh Chronogram / Logging</w:t>
+              <w:drawing>
+                <wp:inline distT="0" distB="0" distL="0" distR="0" wp14:anchorId="471BAFAC" wp14:editId="0C2F2F95">
+                  <wp:extent cx="5980430" cy="4451985"/>
+                  <wp:effectExtent l="0" t="0" r="1270" b="5715"/>
+                  <wp:docPr id="686685964" name="Hình ảnh 1"/>
+                  <wp:cNvGraphicFramePr>
+                    <a:graphicFrameLocks xmlns:a="http://schemas.openxmlformats.org/drawingml/2006/main" noChangeAspect="1"/>
+                  </wp:cNvGraphicFramePr>
+                  <a:graphic xmlns:a="http://schemas.openxmlformats.org/drawingml/2006/main">
+                    <a:graphicData uri="http://schemas.openxmlformats.org/drawingml/2006/picture">
+                      <pic:pic xmlns:pic="http://schemas.openxmlformats.org/drawingml/2006/picture">
+                        <pic:nvPicPr>
+                          <pic:cNvPr id="686685964" name=""/>
+                          <pic:cNvPicPr/>
+                        </pic:nvPicPr>
+                        <pic:blipFill>
+                          <a:blip r:embed="rId11"/>
+                          <a:stretch>
+                            <a:fillRect/>
+                          </a:stretch>
+                        </pic:blipFill>
+                        <pic:spPr>
+                          <a:xfrm>
+                            <a:off x="0" y="0"/>
+                            <a:ext cx="5980430" cy="4451985"/>
+                          </a:xfrm>
+                          <a:prstGeom prst="rect">
+                            <a:avLst/>
+                          </a:prstGeom>
+                        </pic:spPr>
+                      </pic:pic>
+                    </a:graphicData>
+                  </a:graphic>
+                </wp:inline>
+              </w:drawing>
             </w:r>
           </w:p>
         </w:tc>
@@ -27444,7 +28670,7 @@
                     </pic:cNvPicPr>
                   </pic:nvPicPr>
                   <pic:blipFill>
-                    <a:blip r:embed="rId11"/>
+                    <a:blip r:embed="rId12"/>
                     <a:stretch>
                       <a:fillRect/>
                     </a:stretch>
@@ -27636,39 +28862,129 @@
       <w:r>
         <w:t xml:space="preserve"> (8 bit, để theo dõi). Dùng: một </w:t>
       </w:r>
+      <w:proofErr w:type="spellStart"/>
       <w:r>
         <w:rPr>
           <w:b/>
           <w:bCs/>
         </w:rPr>
-        <w:t>Decoder 2:4</w:t>
-      </w:r>
-      <w:r>
-        <w:t xml:space="preserve"> (Select = RD; nối WE vào ngõ Enable nếu có, hoặc dùng 4 cổng </w:t>
-      </w:r>
-      <w:r>
-        <w:lastRenderedPageBreak/>
-        <w:t xml:space="preserve">AND với WE), </w:t>
-      </w:r>
+        <w:t>Decoder</w:t>
+      </w:r>
+      <w:proofErr w:type="spellEnd"/>
       <w:r>
         <w:rPr>
           <w:b/>
           <w:bCs/>
         </w:rPr>
-        <w:t>4 Register</w:t>
-      </w:r>
-      <w:r>
-        <w:t xml:space="preserve"> 8 bit (D = DIN, En = ngõ ra thứ k của decoder, Clock = CLK) và </w:t>
+        <w:t xml:space="preserve"> 2:4</w:t>
+      </w:r>
+      <w:r>
+        <w:t xml:space="preserve"> (</w:t>
+      </w:r>
+      <w:proofErr w:type="spellStart"/>
+      <w:r>
+        <w:t>Select</w:t>
+      </w:r>
+      <w:proofErr w:type="spellEnd"/>
+      <w:r>
+        <w:t xml:space="preserve"> = RD; nối WE vào ngõ </w:t>
+      </w:r>
+      <w:proofErr w:type="spellStart"/>
+      <w:r>
+        <w:t>Enable</w:t>
+      </w:r>
+      <w:proofErr w:type="spellEnd"/>
+      <w:r>
+        <w:t xml:space="preserve"> nếu có, hoặc dùng 4 cổng </w:t>
+      </w:r>
+      <w:r>
+        <w:lastRenderedPageBreak/>
+        <w:t xml:space="preserve">AND với WE), </w:t>
       </w:r>
       <w:r>
         <w:rPr>
           <w:b/>
           <w:bCs/>
         </w:rPr>
-        <w:t>2 Multiplexer 4:1</w:t>
-      </w:r>
-      <w:r>
-        <w:t xml:space="preserve"> 8 bit chọn Rk theo RA và theo RB.</w:t>
+        <w:t xml:space="preserve">4 </w:t>
+      </w:r>
+      <w:proofErr w:type="spellStart"/>
+      <w:r>
+        <w:rPr>
+          <w:b/>
+          <w:bCs/>
+        </w:rPr>
+        <w:t>Register</w:t>
+      </w:r>
+      <w:proofErr w:type="spellEnd"/>
+      <w:r>
+        <w:t xml:space="preserve"> 8 </w:t>
+      </w:r>
+      <w:proofErr w:type="spellStart"/>
+      <w:r>
+        <w:t>bit</w:t>
+      </w:r>
+      <w:proofErr w:type="spellEnd"/>
+      <w:r>
+        <w:t xml:space="preserve"> (D = DIN, En = ngõ ra thứ k của </w:t>
+      </w:r>
+      <w:proofErr w:type="spellStart"/>
+      <w:r>
+        <w:t>decoder</w:t>
+      </w:r>
+      <w:proofErr w:type="spellEnd"/>
+      <w:r>
+        <w:t xml:space="preserve">, </w:t>
+      </w:r>
+      <w:proofErr w:type="spellStart"/>
+      <w:r>
+        <w:t>Clock</w:t>
+      </w:r>
+      <w:proofErr w:type="spellEnd"/>
+      <w:r>
+        <w:t xml:space="preserve"> = CLK) và </w:t>
+      </w:r>
+      <w:r>
+        <w:rPr>
+          <w:b/>
+          <w:bCs/>
+        </w:rPr>
+        <w:t xml:space="preserve">2 </w:t>
+      </w:r>
+      <w:proofErr w:type="spellStart"/>
+      <w:r>
+        <w:rPr>
+          <w:b/>
+          <w:bCs/>
+        </w:rPr>
+        <w:t>Multiplexer</w:t>
+      </w:r>
+      <w:proofErr w:type="spellEnd"/>
+      <w:r>
+        <w:rPr>
+          <w:b/>
+          <w:bCs/>
+        </w:rPr>
+        <w:t xml:space="preserve"> 4:1</w:t>
+      </w:r>
+      <w:r>
+        <w:t xml:space="preserve"> 8 </w:t>
+      </w:r>
+      <w:proofErr w:type="spellStart"/>
+      <w:r>
+        <w:t>bit</w:t>
+      </w:r>
+      <w:proofErr w:type="spellEnd"/>
+      <w:r>
+        <w:t xml:space="preserve"> chọn </w:t>
+      </w:r>
+      <w:proofErr w:type="spellStart"/>
+      <w:r>
+        <w:t>Rk</w:t>
+      </w:r>
+      <w:proofErr w:type="spellEnd"/>
+      <w:r>
+        <w:t xml:space="preserve"> theo RA và theo RB.</w:t>
       </w:r>
     </w:p>
     <w:p>
@@ -28044,7 +29360,16 @@
             <w:pPr>
               <w:spacing w:line="252" w:lineRule="auto"/>
               <w:jc w:val="center"/>
-            </w:pPr>
+              <w:rPr>
+                <w:lang w:val="en-US"/>
+              </w:rPr>
+            </w:pPr>
+            <w:r>
+              <w:rPr>
+                <w:lang w:val="en-US"/>
+              </w:rPr>
+              <w:t>-</w:t>
+            </w:r>
           </w:p>
         </w:tc>
         <w:tc>
@@ -28063,7 +29388,16 @@
             <w:pPr>
               <w:spacing w:line="252" w:lineRule="auto"/>
               <w:jc w:val="center"/>
-            </w:pPr>
+              <w:rPr>
+                <w:lang w:val="en-US"/>
+              </w:rPr>
+            </w:pPr>
+            <w:r>
+              <w:rPr>
+                <w:lang w:val="en-US"/>
+              </w:rPr>
+              <w:t>00</w:t>
+            </w:r>
           </w:p>
         </w:tc>
         <w:tc>
@@ -28082,7 +29416,16 @@
             <w:pPr>
               <w:spacing w:line="252" w:lineRule="auto"/>
               <w:jc w:val="center"/>
-            </w:pPr>
+              <w:rPr>
+                <w:lang w:val="en-US"/>
+              </w:rPr>
+            </w:pPr>
+            <w:r>
+              <w:rPr>
+                <w:lang w:val="en-US"/>
+              </w:rPr>
+              <w:t>00</w:t>
+            </w:r>
           </w:p>
         </w:tc>
         <w:tc>
@@ -28101,7 +29444,16 @@
             <w:pPr>
               <w:spacing w:line="252" w:lineRule="auto"/>
               <w:jc w:val="center"/>
-            </w:pPr>
+              <w:rPr>
+                <w:lang w:val="en-US"/>
+              </w:rPr>
+            </w:pPr>
+            <w:r>
+              <w:rPr>
+                <w:lang w:val="en-US"/>
+              </w:rPr>
+              <w:t>00</w:t>
+            </w:r>
           </w:p>
         </w:tc>
         <w:tc>
@@ -28120,7 +29472,16 @@
             <w:pPr>
               <w:spacing w:line="252" w:lineRule="auto"/>
               <w:jc w:val="center"/>
-            </w:pPr>
+              <w:rPr>
+                <w:lang w:val="en-US"/>
+              </w:rPr>
+            </w:pPr>
+            <w:r>
+              <w:rPr>
+                <w:lang w:val="en-US"/>
+              </w:rPr>
+              <w:t>00</w:t>
+            </w:r>
           </w:p>
         </w:tc>
       </w:tr>
@@ -28221,7 +29582,16 @@
             <w:pPr>
               <w:spacing w:line="252" w:lineRule="auto"/>
               <w:jc w:val="center"/>
-            </w:pPr>
+              <w:rPr>
+                <w:lang w:val="en-US"/>
+              </w:rPr>
+            </w:pPr>
+            <w:r>
+              <w:rPr>
+                <w:lang w:val="en-US"/>
+              </w:rPr>
+              <w:t>11</w:t>
+            </w:r>
           </w:p>
         </w:tc>
         <w:tc>
@@ -28240,7 +29610,16 @@
             <w:pPr>
               <w:spacing w:line="252" w:lineRule="auto"/>
               <w:jc w:val="center"/>
-            </w:pPr>
+              <w:rPr>
+                <w:lang w:val="en-US"/>
+              </w:rPr>
+            </w:pPr>
+            <w:r>
+              <w:rPr>
+                <w:lang w:val="en-US"/>
+              </w:rPr>
+              <w:t>00</w:t>
+            </w:r>
           </w:p>
         </w:tc>
         <w:tc>
@@ -28259,7 +29638,16 @@
             <w:pPr>
               <w:spacing w:line="252" w:lineRule="auto"/>
               <w:jc w:val="center"/>
-            </w:pPr>
+              <w:rPr>
+                <w:lang w:val="en-US"/>
+              </w:rPr>
+            </w:pPr>
+            <w:r>
+              <w:rPr>
+                <w:lang w:val="en-US"/>
+              </w:rPr>
+              <w:t>00</w:t>
+            </w:r>
           </w:p>
         </w:tc>
         <w:tc>
@@ -28278,7 +29666,16 @@
             <w:pPr>
               <w:spacing w:line="252" w:lineRule="auto"/>
               <w:jc w:val="center"/>
-            </w:pPr>
+              <w:rPr>
+                <w:lang w:val="en-US"/>
+              </w:rPr>
+            </w:pPr>
+            <w:r>
+              <w:rPr>
+                <w:lang w:val="en-US"/>
+              </w:rPr>
+              <w:t>00</w:t>
+            </w:r>
           </w:p>
         </w:tc>
       </w:tr>
@@ -28379,7 +29776,16 @@
             <w:pPr>
               <w:spacing w:line="252" w:lineRule="auto"/>
               <w:jc w:val="center"/>
-            </w:pPr>
+              <w:rPr>
+                <w:lang w:val="en-US"/>
+              </w:rPr>
+            </w:pPr>
+            <w:r>
+              <w:rPr>
+                <w:lang w:val="en-US"/>
+              </w:rPr>
+              <w:t>11</w:t>
+            </w:r>
           </w:p>
         </w:tc>
         <w:tc>
@@ -28398,7 +29804,16 @@
             <w:pPr>
               <w:spacing w:line="252" w:lineRule="auto"/>
               <w:jc w:val="center"/>
-            </w:pPr>
+              <w:rPr>
+                <w:lang w:val="en-US"/>
+              </w:rPr>
+            </w:pPr>
+            <w:r>
+              <w:rPr>
+                <w:lang w:val="en-US"/>
+              </w:rPr>
+              <w:t>22</w:t>
+            </w:r>
           </w:p>
         </w:tc>
         <w:tc>
@@ -28417,7 +29832,16 @@
             <w:pPr>
               <w:spacing w:line="252" w:lineRule="auto"/>
               <w:jc w:val="center"/>
-            </w:pPr>
+              <w:rPr>
+                <w:lang w:val="en-US"/>
+              </w:rPr>
+            </w:pPr>
+            <w:r>
+              <w:rPr>
+                <w:lang w:val="en-US"/>
+              </w:rPr>
+              <w:t>00</w:t>
+            </w:r>
           </w:p>
         </w:tc>
         <w:tc>
@@ -28436,7 +29860,16 @@
             <w:pPr>
               <w:spacing w:line="252" w:lineRule="auto"/>
               <w:jc w:val="center"/>
-            </w:pPr>
+              <w:rPr>
+                <w:lang w:val="en-US"/>
+              </w:rPr>
+            </w:pPr>
+            <w:r>
+              <w:rPr>
+                <w:lang w:val="en-US"/>
+              </w:rPr>
+              <w:t>00</w:t>
+            </w:r>
           </w:p>
         </w:tc>
       </w:tr>
@@ -28537,7 +29970,16 @@
             <w:pPr>
               <w:spacing w:line="252" w:lineRule="auto"/>
               <w:jc w:val="center"/>
-            </w:pPr>
+              <w:rPr>
+                <w:lang w:val="en-US"/>
+              </w:rPr>
+            </w:pPr>
+            <w:r>
+              <w:rPr>
+                <w:lang w:val="en-US"/>
+              </w:rPr>
+              <w:t>11</w:t>
+            </w:r>
           </w:p>
         </w:tc>
         <w:tc>
@@ -28556,7 +29998,16 @@
             <w:pPr>
               <w:spacing w:line="252" w:lineRule="auto"/>
               <w:jc w:val="center"/>
-            </w:pPr>
+              <w:rPr>
+                <w:lang w:val="en-US"/>
+              </w:rPr>
+            </w:pPr>
+            <w:r>
+              <w:rPr>
+                <w:lang w:val="en-US"/>
+              </w:rPr>
+              <w:t>22</w:t>
+            </w:r>
           </w:p>
         </w:tc>
         <w:tc>
@@ -28575,7 +30026,16 @@
             <w:pPr>
               <w:spacing w:line="252" w:lineRule="auto"/>
               <w:jc w:val="center"/>
-            </w:pPr>
+              <w:rPr>
+                <w:lang w:val="en-US"/>
+              </w:rPr>
+            </w:pPr>
+            <w:r>
+              <w:rPr>
+                <w:lang w:val="en-US"/>
+              </w:rPr>
+              <w:t>33</w:t>
+            </w:r>
           </w:p>
         </w:tc>
         <w:tc>
@@ -28594,7 +30054,16 @@
             <w:pPr>
               <w:spacing w:line="252" w:lineRule="auto"/>
               <w:jc w:val="center"/>
-            </w:pPr>
+              <w:rPr>
+                <w:lang w:val="en-US"/>
+              </w:rPr>
+            </w:pPr>
+            <w:r>
+              <w:rPr>
+                <w:lang w:val="en-US"/>
+              </w:rPr>
+              <w:t>00</w:t>
+            </w:r>
           </w:p>
         </w:tc>
       </w:tr>
@@ -28695,7 +30164,16 @@
             <w:pPr>
               <w:spacing w:line="252" w:lineRule="auto"/>
               <w:jc w:val="center"/>
-            </w:pPr>
+              <w:rPr>
+                <w:lang w:val="en-US"/>
+              </w:rPr>
+            </w:pPr>
+            <w:r>
+              <w:rPr>
+                <w:lang w:val="en-US"/>
+              </w:rPr>
+              <w:t>11</w:t>
+            </w:r>
           </w:p>
         </w:tc>
         <w:tc>
@@ -28714,7 +30192,16 @@
             <w:pPr>
               <w:spacing w:line="252" w:lineRule="auto"/>
               <w:jc w:val="center"/>
-            </w:pPr>
+              <w:rPr>
+                <w:lang w:val="en-US"/>
+              </w:rPr>
+            </w:pPr>
+            <w:r>
+              <w:rPr>
+                <w:lang w:val="en-US"/>
+              </w:rPr>
+              <w:t>22</w:t>
+            </w:r>
           </w:p>
         </w:tc>
         <w:tc>
@@ -28733,7 +30220,16 @@
             <w:pPr>
               <w:spacing w:line="252" w:lineRule="auto"/>
               <w:jc w:val="center"/>
-            </w:pPr>
+              <w:rPr>
+                <w:lang w:val="en-US"/>
+              </w:rPr>
+            </w:pPr>
+            <w:r>
+              <w:rPr>
+                <w:lang w:val="en-US"/>
+              </w:rPr>
+              <w:t>33</w:t>
+            </w:r>
           </w:p>
         </w:tc>
         <w:tc>
@@ -28752,7 +30248,16 @@
             <w:pPr>
               <w:spacing w:line="252" w:lineRule="auto"/>
               <w:jc w:val="center"/>
-            </w:pPr>
+              <w:rPr>
+                <w:lang w:val="en-US"/>
+              </w:rPr>
+            </w:pPr>
+            <w:r>
+              <w:rPr>
+                <w:lang w:val="en-US"/>
+              </w:rPr>
+              <w:t>44</w:t>
+            </w:r>
           </w:p>
         </w:tc>
       </w:tr>
@@ -28843,7 +30348,16 @@
             <w:pPr>
               <w:spacing w:line="252" w:lineRule="auto"/>
               <w:jc w:val="center"/>
-            </w:pPr>
+              <w:rPr>
+                <w:lang w:val="en-US"/>
+              </w:rPr>
+            </w:pPr>
+            <w:r>
+              <w:rPr>
+                <w:lang w:val="en-US"/>
+              </w:rPr>
+              <w:t>22</w:t>
+            </w:r>
           </w:p>
         </w:tc>
         <w:tc>
@@ -28862,7 +30376,16 @@
             <w:pPr>
               <w:spacing w:line="252" w:lineRule="auto"/>
               <w:jc w:val="center"/>
-            </w:pPr>
+              <w:rPr>
+                <w:lang w:val="en-US"/>
+              </w:rPr>
+            </w:pPr>
+            <w:r>
+              <w:rPr>
+                <w:lang w:val="en-US"/>
+              </w:rPr>
+              <w:t>11</w:t>
+            </w:r>
           </w:p>
         </w:tc>
         <w:tc>
@@ -28881,7 +30404,16 @@
             <w:pPr>
               <w:spacing w:line="252" w:lineRule="auto"/>
               <w:jc w:val="center"/>
-            </w:pPr>
+              <w:rPr>
+                <w:lang w:val="en-US"/>
+              </w:rPr>
+            </w:pPr>
+            <w:r>
+              <w:rPr>
+                <w:lang w:val="en-US"/>
+              </w:rPr>
+              <w:t>22</w:t>
+            </w:r>
           </w:p>
         </w:tc>
         <w:tc>
@@ -28900,7 +30432,16 @@
             <w:pPr>
               <w:spacing w:line="252" w:lineRule="auto"/>
               <w:jc w:val="center"/>
-            </w:pPr>
+              <w:rPr>
+                <w:lang w:val="en-US"/>
+              </w:rPr>
+            </w:pPr>
+            <w:r>
+              <w:rPr>
+                <w:lang w:val="en-US"/>
+              </w:rPr>
+              <w:t>33</w:t>
+            </w:r>
           </w:p>
         </w:tc>
         <w:tc>
@@ -28919,7 +30460,16 @@
             <w:pPr>
               <w:spacing w:line="252" w:lineRule="auto"/>
               <w:jc w:val="center"/>
-            </w:pPr>
+              <w:rPr>
+                <w:lang w:val="en-US"/>
+              </w:rPr>
+            </w:pPr>
+            <w:r>
+              <w:rPr>
+                <w:lang w:val="en-US"/>
+              </w:rPr>
+              <w:t>44</w:t>
+            </w:r>
           </w:p>
         </w:tc>
       </w:tr>
@@ -29003,7 +30553,16 @@
             <w:pPr>
               <w:spacing w:line="252" w:lineRule="auto"/>
               <w:jc w:val="center"/>
-            </w:pPr>
+              <w:rPr>
+                <w:lang w:val="en-US"/>
+              </w:rPr>
+            </w:pPr>
+            <w:r>
+              <w:rPr>
+                <w:lang w:val="en-US"/>
+              </w:rPr>
+              <w:t>22</w:t>
+            </w:r>
           </w:p>
         </w:tc>
         <w:tc>
@@ -29022,7 +30581,16 @@
             <w:pPr>
               <w:spacing w:line="252" w:lineRule="auto"/>
               <w:jc w:val="center"/>
-            </w:pPr>
+              <w:rPr>
+                <w:lang w:val="en-US"/>
+              </w:rPr>
+            </w:pPr>
+            <w:r>
+              <w:rPr>
+                <w:lang w:val="en-US"/>
+              </w:rPr>
+              <w:t>11</w:t>
+            </w:r>
           </w:p>
         </w:tc>
         <w:tc>
@@ -29041,7 +30609,16 @@
             <w:pPr>
               <w:spacing w:line="252" w:lineRule="auto"/>
               <w:jc w:val="center"/>
-            </w:pPr>
+              <w:rPr>
+                <w:lang w:val="en-US"/>
+              </w:rPr>
+            </w:pPr>
+            <w:r>
+              <w:rPr>
+                <w:lang w:val="en-US"/>
+              </w:rPr>
+              <w:t>22</w:t>
+            </w:r>
           </w:p>
         </w:tc>
         <w:tc>
@@ -29060,7 +30637,16 @@
             <w:pPr>
               <w:spacing w:line="252" w:lineRule="auto"/>
               <w:jc w:val="center"/>
-            </w:pPr>
+              <w:rPr>
+                <w:lang w:val="en-US"/>
+              </w:rPr>
+            </w:pPr>
+            <w:r>
+              <w:rPr>
+                <w:lang w:val="en-US"/>
+              </w:rPr>
+              <w:t>33</w:t>
+            </w:r>
           </w:p>
         </w:tc>
         <w:tc>
@@ -29079,7 +30665,16 @@
             <w:pPr>
               <w:spacing w:line="252" w:lineRule="auto"/>
               <w:jc w:val="center"/>
-            </w:pPr>
+              <w:rPr>
+                <w:lang w:val="en-US"/>
+              </w:rPr>
+            </w:pPr>
+            <w:r>
+              <w:rPr>
+                <w:lang w:val="en-US"/>
+              </w:rPr>
+              <w:t>44</w:t>
+            </w:r>
           </w:p>
         </w:tc>
       </w:tr>
@@ -29154,7 +30749,16 @@
             <w:pPr>
               <w:spacing w:line="252" w:lineRule="auto"/>
               <w:jc w:val="center"/>
-            </w:pPr>
+              <w:rPr>
+                <w:lang w:val="en-US"/>
+              </w:rPr>
+            </w:pPr>
+            <w:r>
+              <w:rPr>
+                <w:lang w:val="en-US"/>
+              </w:rPr>
+              <w:t>99</w:t>
+            </w:r>
           </w:p>
         </w:tc>
         <w:tc>
@@ -29173,7 +30777,16 @@
             <w:pPr>
               <w:spacing w:line="252" w:lineRule="auto"/>
               <w:jc w:val="center"/>
-            </w:pPr>
+              <w:rPr>
+                <w:lang w:val="en-US"/>
+              </w:rPr>
+            </w:pPr>
+            <w:r>
+              <w:rPr>
+                <w:lang w:val="en-US"/>
+              </w:rPr>
+              <w:t>11</w:t>
+            </w:r>
           </w:p>
         </w:tc>
         <w:tc>
@@ -29192,7 +30805,16 @@
             <w:pPr>
               <w:spacing w:line="252" w:lineRule="auto"/>
               <w:jc w:val="center"/>
-            </w:pPr>
+              <w:rPr>
+                <w:lang w:val="en-US"/>
+              </w:rPr>
+            </w:pPr>
+            <w:r>
+              <w:rPr>
+                <w:lang w:val="en-US"/>
+              </w:rPr>
+              <w:t>99</w:t>
+            </w:r>
           </w:p>
         </w:tc>
         <w:tc>
@@ -29211,7 +30833,16 @@
             <w:pPr>
               <w:spacing w:line="252" w:lineRule="auto"/>
               <w:jc w:val="center"/>
-            </w:pPr>
+              <w:rPr>
+                <w:lang w:val="en-US"/>
+              </w:rPr>
+            </w:pPr>
+            <w:r>
+              <w:rPr>
+                <w:lang w:val="en-US"/>
+              </w:rPr>
+              <w:t>33</w:t>
+            </w:r>
           </w:p>
         </w:tc>
         <w:tc>
@@ -29230,7 +30861,16 @@
             <w:pPr>
               <w:spacing w:line="252" w:lineRule="auto"/>
               <w:jc w:val="center"/>
-            </w:pPr>
+              <w:rPr>
+                <w:lang w:val="en-US"/>
+              </w:rPr>
+            </w:pPr>
+            <w:r>
+              <w:rPr>
+                <w:lang w:val="en-US"/>
+              </w:rPr>
+              <w:t>44</w:t>
+            </w:r>
           </w:p>
         </w:tc>
       </w:tr>
@@ -29305,7 +30945,16 @@
             <w:pPr>
               <w:spacing w:line="252" w:lineRule="auto"/>
               <w:jc w:val="center"/>
-            </w:pPr>
+              <w:rPr>
+                <w:lang w:val="en-US"/>
+              </w:rPr>
+            </w:pPr>
+            <w:r>
+              <w:rPr>
+                <w:lang w:val="en-US"/>
+              </w:rPr>
+              <w:t>99</w:t>
+            </w:r>
           </w:p>
         </w:tc>
         <w:tc>
@@ -29324,7 +30973,16 @@
             <w:pPr>
               <w:spacing w:line="252" w:lineRule="auto"/>
               <w:jc w:val="center"/>
-            </w:pPr>
+              <w:rPr>
+                <w:lang w:val="en-US"/>
+              </w:rPr>
+            </w:pPr>
+            <w:r>
+              <w:rPr>
+                <w:lang w:val="en-US"/>
+              </w:rPr>
+              <w:t>11</w:t>
+            </w:r>
           </w:p>
         </w:tc>
         <w:tc>
@@ -29343,7 +31001,16 @@
             <w:pPr>
               <w:spacing w:line="252" w:lineRule="auto"/>
               <w:jc w:val="center"/>
-            </w:pPr>
+              <w:rPr>
+                <w:lang w:val="en-US"/>
+              </w:rPr>
+            </w:pPr>
+            <w:r>
+              <w:rPr>
+                <w:lang w:val="en-US"/>
+              </w:rPr>
+              <w:t>99</w:t>
+            </w:r>
           </w:p>
         </w:tc>
         <w:tc>
@@ -29362,7 +31029,16 @@
             <w:pPr>
               <w:spacing w:line="252" w:lineRule="auto"/>
               <w:jc w:val="center"/>
-            </w:pPr>
+              <w:rPr>
+                <w:lang w:val="en-US"/>
+              </w:rPr>
+            </w:pPr>
+            <w:r>
+              <w:rPr>
+                <w:lang w:val="en-US"/>
+              </w:rPr>
+              <w:t>33</w:t>
+            </w:r>
           </w:p>
         </w:tc>
         <w:tc>
@@ -29381,7 +31057,16 @@
             <w:pPr>
               <w:spacing w:line="252" w:lineRule="auto"/>
               <w:jc w:val="center"/>
-            </w:pPr>
+              <w:rPr>
+                <w:lang w:val="en-US"/>
+              </w:rPr>
+            </w:pPr>
+            <w:r>
+              <w:rPr>
+                <w:lang w:val="en-US"/>
+              </w:rPr>
+              <w:t>44</w:t>
+            </w:r>
           </w:p>
         </w:tc>
       </w:tr>
@@ -29450,16 +31135,15 @@
           </w:tcPr>
           <w:p>
             <w:r>
-              <w:rPr>
-                <w:i/>
-                <w:iCs/>
-                <w:color w:val="7F7F7F"/>
-                <w:sz w:val="20"/>
-                <w:szCs w:val="20"/>
-              </w:rPr>
-              <w:t>Trả lời:</w:t>
-            </w:r>
-          </w:p>
+              <w:t>Cần tín hiệu WE để kiểm soát việc ghi dữ liệu độc lập với CLK. CLK xác định thời điểm cập nhật, còn WE quyết định có cho phép ghi hay không.</w:t>
+            </w:r>
+          </w:p>
+          <w:p>
+            <w:r>
+              <w:t>Nếu bỏ WE, mỗi cạnh lên CLK đều ghi DIN vào thanh ghi được RD chọn, kể cả khi CPU chỉ muốn so sánh hai thanh ghi. Điều này có thể làm ghi đè dữ liệu không mong muốn và gây sai kết quả xử lý.</w:t>
+            </w:r>
+          </w:p>
+          <w:p/>
         </w:tc>
       </w:tr>
     </w:tbl>
@@ -29537,16 +31221,15 @@
           </w:tcPr>
           <w:p>
             <w:r>
-              <w:rPr>
-                <w:i/>
-                <w:iCs/>
-                <w:color w:val="7F7F7F"/>
-                <w:sz w:val="20"/>
-                <w:szCs w:val="20"/>
-              </w:rPr>
-              <w:t>Trả lời:</w:t>
-            </w:r>
-          </w:p>
+              <w:t>Khi RD = RA = 2 và WE = 1, QA không thay đổi ngay khi DIN thay đổi mà chỉ cập nhật sau cạnh lên CLK, vì R2 là thanh ghi kích cạnh. QA đọc trực tiếp giá trị đang lưu trong R2.</w:t>
+            </w:r>
+          </w:p>
+          <w:p>
+            <w:r>
+              <w:t>Điều này quan trọng với lệnh R2 ← R2 + R1 vì ALU cần sử dụng giá trị R2 cũ để tính toán. Tại cạnh lên CLK, kết quả mới được ghi vào R2. Nhờ đó tránh việc kết quả hồi tiếp và bị cộng nhiều lần trong cùng một xung, đảm bảo mỗi xung chỉ cập nhật thanh ghi một lần.</w:t>
+            </w:r>
+          </w:p>
+          <w:p/>
         </w:tc>
       </w:tr>
     </w:tbl>
@@ -29561,6 +31244,7 @@
         <w:keepNext/>
       </w:pPr>
       <w:r>
+        <w:lastRenderedPageBreak/>
         <w:t>B. Ghép đường dữ liệu</w:t>
       </w:r>
     </w:p>
@@ -29621,11 +31305,7 @@
         <w:t>SRC = 1 → IMM</w:t>
       </w:r>
       <w:r>
-        <w:t xml:space="preserve"> (hằng </w:t>
-      </w:r>
-      <w:r>
-        <w:lastRenderedPageBreak/>
-        <w:t xml:space="preserve">số). Input Pin: </w:t>
+        <w:t xml:space="preserve"> (hằng số). Input Pin: </w:t>
       </w:r>
       <w:r>
         <w:rPr>
@@ -32037,6 +33717,7 @@
         <w:keepNext/>
       </w:pPr>
       <w:r>
+        <w:lastRenderedPageBreak/>
         <w:t>C. Chương trình ngắn: hoán đổi hai thanh ghi không cần thanh ghi tạm</w:t>
       </w:r>
     </w:p>
@@ -32102,7 +33783,6 @@
           <w:szCs w:val="18"/>
           <w:shd w:val="clear" w:color="auto" w:fill="C55A11"/>
         </w:rPr>
-        <w:lastRenderedPageBreak/>
         <w:t xml:space="preserve"> DỰ ĐOÁN </w:t>
       </w:r>
       <w:r>
@@ -33670,6 +35350,7 @@
           <w:szCs w:val="18"/>
           <w:shd w:val="clear" w:color="auto" w:fill="548235"/>
         </w:rPr>
+        <w:lastRenderedPageBreak/>
         <w:t xml:space="preserve"> KIỂM CHỨNG </w:t>
       </w:r>
       <w:r>
@@ -33869,7 +35550,6 @@
           <w:b/>
           <w:bCs/>
         </w:rPr>
-        <w:lastRenderedPageBreak/>
         <w:t>Câu 4.6 (Đánh giá).</w:t>
       </w:r>
       <w:r>
@@ -34769,12 +36449,12 @@
       </w:r>
     </w:p>
     <w:sectPr>
-      <w:headerReference w:type="even" r:id="rId12"/>
-      <w:headerReference w:type="default" r:id="rId13"/>
-      <w:footerReference w:type="even" r:id="rId14"/>
-      <w:footerReference w:type="default" r:id="rId15"/>
-      <w:headerReference w:type="first" r:id="rId16"/>
-      <w:footerReference w:type="first" r:id="rId17"/>
+      <w:headerReference w:type="even" r:id="rId13"/>
+      <w:headerReference w:type="default" r:id="rId14"/>
+      <w:footerReference w:type="even" r:id="rId15"/>
+      <w:footerReference w:type="default" r:id="rId16"/>
+      <w:headerReference w:type="first" r:id="rId17"/>
+      <w:footerReference w:type="first" r:id="rId18"/>
       <w:pgSz w:w="11906" w:h="16838"/>
       <w:pgMar w:top="1134" w:right="1134" w:bottom="1134" w:left="1134" w:header="500" w:footer="500" w:gutter="0"/>
       <w:cols w:space="720"/>
